--- a/CASE_STUDY_REPORT.docx
+++ b/CASE_STUDY_REPORT.docx
@@ -4,16 +4,45 @@
   <w:body>
     <w:p>
       <w:pPr>
-        <w:spacing w:before="360" w:after="80"/>
+        <w:spacing w:before="240" w:after="40"/>
+        <w:jc w:val="center"/>
       </w:pPr>
       <w:r>
         <w:rPr>
-          <w:rFonts w:ascii="Calibri" w:hAnsi="Calibri"/>
+          <w:rFonts w:ascii="Times New Roman" w:hAnsi="Times New Roman"/>
           <w:b/>
-          <w:color w:val="1B365D"/>
-          <w:sz w:val="48"/>
+          <w:color w:val="000000"/>
+          <w:sz w:val="44"/>
         </w:rPr>
-        <w:t>ACADEMIC CASE STUDY REPORT</w:t>
+        <w:t>Vehicle Service &amp; Fleet Record System</w:t>
+      </w:r>
+    </w:p>
+    <w:p>
+      <w:pPr>
+        <w:spacing w:before="0" w:after="280"/>
+        <w:jc w:val="center"/>
+      </w:pPr>
+      <w:r>
+        <w:rPr>
+          <w:rFonts w:ascii="Times New Roman" w:hAnsi="Times New Roman"/>
+          <w:i/>
+          <w:color w:val="000000"/>
+          <w:sz w:val="26"/>
+        </w:rPr>
+        <w:t>Java Programming Case Study Report | B.Tech CSE Semester III</w:t>
+        <w:br/>
+        <w:t>Academic Year 2025 – 2026</w:t>
+      </w:r>
+    </w:p>
+    <w:p>
+      <w:pPr>
+        <w:spacing w:before="80" w:after="200"/>
+      </w:pPr>
+      <w:r>
+        <w:rPr>
+          <w:color w:val="000000"/>
+        </w:rPr>
+        <w:t>_________________________________________________________________________________</w:t>
       </w:r>
     </w:p>
     <w:p>
@@ -22,68 +51,120 @@
       </w:pPr>
       <w:r>
         <w:rPr>
-          <w:rFonts w:ascii="Calibri" w:hAnsi="Calibri"/>
+          <w:rFonts w:ascii="Times New Roman" w:hAnsi="Times New Roman"/>
           <w:b/>
-          <w:color w:val="2B547E"/>
-          <w:sz w:val="32"/>
+          <w:color w:val="000000"/>
+          <w:sz w:val="30"/>
         </w:rPr>
-        <w:t>Vehicle Service &amp; Fleet Maintenance Record System</w:t>
+        <w:t>1. Introduction</w:t>
       </w:r>
     </w:p>
     <w:p>
       <w:pPr>
-        <w:spacing w:before="40" w:after="100" w:line="276" w:lineRule="auto"/>
+        <w:spacing w:before="0" w:after="80" w:line="276" w:lineRule="auto"/>
       </w:pPr>
-      <w:r/>
       <w:r>
         <w:rPr>
-          <w:b/>
+          <w:rFonts w:ascii="Times New Roman" w:hAnsi="Times New Roman"/>
+          <w:color w:val="000000"/>
+          <w:sz w:val="22"/>
         </w:rPr>
-        <w:t>Course:</w:t>
-      </w:r>
-      <w:r>
-        <w:t xml:space="preserve"> B.Tech Computer Science &amp; Engineering (Semester III)</w:t>
+        <w:t>In this case study, I designed and built a desktop-based Vehicle Service and Fleet Management System in Java. The main goal of this project is to help transport fleet managers track all their vehicles (such as cars, trucks, vans, and buses), maintain a complete chronological service history for every vehicle, keep track of spare parts stock, and generate summary reports of maintenance spending.</w:t>
       </w:r>
     </w:p>
     <w:p>
       <w:pPr>
-        <w:spacing w:before="40" w:after="100" w:line="276" w:lineRule="auto"/>
+        <w:spacing w:before="0" w:after="80" w:line="276" w:lineRule="auto"/>
       </w:pPr>
-      <w:r/>
       <w:r>
         <w:rPr>
-          <w:b/>
+          <w:rFonts w:ascii="Times New Roman" w:hAnsi="Times New Roman"/>
+          <w:color w:val="000000"/>
+          <w:sz w:val="22"/>
         </w:rPr>
-        <w:t>Subject:</w:t>
-      </w:r>
-      <w:r>
-        <w:t xml:space="preserve"> Object-Oriented Programming with Java</w:t>
+        <w:t>Many small logistics companies still manage vehicle records using manual paperwork or simple spreadsheets. This creates common issues such as:</w:t>
       </w:r>
     </w:p>
     <w:p>
       <w:pPr>
-        <w:spacing w:before="40" w:after="100" w:line="276" w:lineRule="auto"/>
+        <w:pStyle w:val="ListBullet"/>
+        <w:spacing w:before="20" w:after="40" w:line="276" w:lineRule="auto"/>
       </w:pPr>
-      <w:r/>
       <w:r>
         <w:rPr>
+          <w:rFonts w:ascii="Times New Roman" w:hAnsi="Times New Roman"/>
           <w:b/>
+          <w:color w:val="000000"/>
+          <w:sz w:val="22"/>
         </w:rPr>
-        <w:t>Academic Year:</w:t>
+        <w:t xml:space="preserve">Missed Service Deadlines: </w:t>
       </w:r>
       <w:r>
-        <w:t xml:space="preserve"> 2025 – 2026</w:t>
+        <w:rPr>
+          <w:rFonts w:ascii="Times New Roman" w:hAnsi="Times New Roman"/>
+          <w:color w:val="000000"/>
+          <w:sz w:val="22"/>
+        </w:rPr>
+        <w:t>Missed maintenance milestones when vehicles exceed their scheduled service interval without anyone noticing.</w:t>
       </w:r>
     </w:p>
     <w:p>
       <w:pPr>
-        <w:spacing w:before="120" w:after="120"/>
+        <w:pStyle w:val="ListBullet"/>
+        <w:spacing w:before="20" w:after="40" w:line="276" w:lineRule="auto"/>
       </w:pPr>
       <w:r>
         <w:rPr>
-          <w:color w:val="C8CDD7"/>
+          <w:rFonts w:ascii="Times New Roman" w:hAnsi="Times New Roman"/>
+          <w:b/>
+          <w:color w:val="000000"/>
+          <w:sz w:val="22"/>
         </w:rPr>
-        <w:t>――――――――――――――――――――――――――――――――――――――――――――――――――</w:t>
+        <w:t xml:space="preserve">Odometer Tracking Errors: </w:t>
+      </w:r>
+      <w:r>
+        <w:rPr>
+          <w:rFonts w:ascii="Times New Roman" w:hAnsi="Times New Roman"/>
+          <w:color w:val="000000"/>
+          <w:sz w:val="22"/>
+        </w:rPr>
+        <w:t>Entering an incorrect or lower mileage than what was previously recorded (odometer rollback errors).</w:t>
+      </w:r>
+    </w:p>
+    <w:p>
+      <w:pPr>
+        <w:pStyle w:val="ListBullet"/>
+        <w:spacing w:before="20" w:after="40" w:line="276" w:lineRule="auto"/>
+      </w:pPr>
+      <w:r>
+        <w:rPr>
+          <w:rFonts w:ascii="Times New Roman" w:hAnsi="Times New Roman"/>
+          <w:b/>
+          <w:color w:val="000000"/>
+          <w:sz w:val="22"/>
+        </w:rPr>
+        <w:t xml:space="preserve">Financial Rounding Errors: </w:t>
+      </w:r>
+      <w:r>
+        <w:rPr>
+          <w:rFonts w:ascii="Times New Roman" w:hAnsi="Times New Roman"/>
+          <w:color w:val="000000"/>
+          <w:sz w:val="22"/>
+        </w:rPr>
+        <w:t>Using standard double or float types which can cause minor rounding errors in money totals over hundreds of transactions.</w:t>
+      </w:r>
+    </w:p>
+    <w:p>
+      <w:pPr>
+        <w:spacing w:before="0" w:after="80" w:line="276" w:lineRule="auto"/>
+      </w:pPr>
+      <w:r>
+        <w:rPr>
+          <w:rFonts w:ascii="Times New Roman" w:hAnsi="Times New Roman"/>
+          <w:color w:val="000000"/>
+          <w:sz w:val="22"/>
+        </w:rPr>
+        <w:t>To solve these issues in this project, I applied standard Object-Oriented Programming (OOP) concepts along with data structures from the Java Collections Framework (specifically HashMap and LinkedList), BigDecimal for accurate money calculations, and Custom Exceptions to catch invalid data entries.</w:t>
       </w:r>
     </w:p>
     <w:p>
@@ -92,57 +173,172 @@
       </w:pPr>
       <w:r>
         <w:rPr>
-          <w:rFonts w:ascii="Calibri" w:hAnsi="Calibri"/>
+          <w:rFonts w:ascii="Times New Roman" w:hAnsi="Times New Roman"/>
           <w:b/>
-          <w:color w:val="2B547E"/>
-          <w:sz w:val="32"/>
+          <w:color w:val="000000"/>
+          <w:sz w:val="30"/>
         </w:rPr>
-        <w:t>📑 TABLE OF CONTENTS</w:t>
+        <w:t>2. Core Java Concepts Used in the Project</w:t>
       </w:r>
     </w:p>
     <w:p>
       <w:pPr>
-        <w:pStyle w:val="ListNumber"/>
-        <w:spacing w:before="20" w:after="40" w:line="276" w:lineRule="auto"/>
+        <w:spacing w:before="0" w:after="80" w:line="276" w:lineRule="auto"/>
       </w:pPr>
       <w:r>
-        <w:t>[Abstract](#1-abstract)</w:t>
+        <w:rPr>
+          <w:rFonts w:ascii="Times New Roman" w:hAnsi="Times New Roman"/>
+          <w:color w:val="000000"/>
+          <w:sz w:val="22"/>
+        </w:rPr>
+        <w:t>Here are the main concepts we implemented in this project and why they were chosen:</w:t>
       </w:r>
     </w:p>
     <w:p>
       <w:pPr>
-        <w:pStyle w:val="ListNumber"/>
-        <w:spacing w:before="20" w:after="40" w:line="276" w:lineRule="auto"/>
+        <w:spacing w:before="200" w:after="60"/>
       </w:pPr>
       <w:r>
-        <w:t>[Problem Statement &amp; Background](#2-problem-statement--background)</w:t>
+        <w:rPr>
+          <w:rFonts w:ascii="Times New Roman" w:hAnsi="Times New Roman"/>
+          <w:b/>
+          <w:color w:val="000000"/>
+          <w:sz w:val="25"/>
+        </w:rPr>
+        <w:t>2.1 HashMap for Fast Vehicle Lookups</w:t>
       </w:r>
     </w:p>
     <w:p>
       <w:pPr>
-        <w:pStyle w:val="ListNumber"/>
-        <w:spacing w:before="20" w:after="40" w:line="276" w:lineRule="auto"/>
+        <w:spacing w:before="0" w:after="80" w:line="276" w:lineRule="auto"/>
       </w:pPr>
       <w:r>
-        <w:t>[Project Objectives](#3-project-objectives)</w:t>
+        <w:rPr>
+          <w:rFonts w:ascii="Times New Roman" w:hAnsi="Times New Roman"/>
+          <w:color w:val="000000"/>
+          <w:sz w:val="22"/>
+        </w:rPr>
+        <w:t>In VehicleServiceManager.java, I used a HashMap&lt;String, Vehicle&gt; named vehicleMap to store all registered fleet vehicles using their registration number (license plate) as the key.</w:t>
       </w:r>
     </w:p>
     <w:p>
       <w:pPr>
-        <w:pStyle w:val="ListNumber"/>
-        <w:spacing w:before="20" w:after="40" w:line="276" w:lineRule="auto"/>
+        <w:spacing w:before="0" w:after="80" w:line="276" w:lineRule="auto"/>
       </w:pPr>
       <w:r>
-        <w:t>[System Architecture &amp; Design Patterns](#4-system-architecture--design-patterns)</w:t>
+        <w:rPr>
+          <w:rFonts w:ascii="Times New Roman" w:hAnsi="Times New Roman"/>
+          <w:color w:val="000000"/>
+          <w:sz w:val="22"/>
+        </w:rPr>
+        <w:t>Why use HashMap instead of an ArrayList? If we used an ArrayList, every time we wanted to search for a vehicle or check if a duplicate vehicle is being registered, Java would have to loop through the entire list from start to finish, which takes O(N) linear time. With a HashMap, Java computes the hash code of the registration string and finds the vehicle in average O(1) constant time, making lookups instant even if there are hundreds of vehicles.</w:t>
       </w:r>
     </w:p>
     <w:p>
       <w:pPr>
-        <w:pStyle w:val="ListNumber"/>
-        <w:spacing w:before="20" w:after="40" w:line="276" w:lineRule="auto"/>
+        <w:spacing w:before="200" w:after="60"/>
       </w:pPr>
       <w:r>
-        <w:t>[In-Depth Analysis of Core Java Concepts](#5-in-depth-analysis-of-core-java-concepts)</w:t>
+        <w:rPr>
+          <w:rFonts w:ascii="Times New Roman" w:hAnsi="Times New Roman"/>
+          <w:b/>
+          <w:color w:val="000000"/>
+          <w:sz w:val="25"/>
+        </w:rPr>
+        <w:t>2.2 LinkedList for Chronological Service History</w:t>
+      </w:r>
+    </w:p>
+    <w:p>
+      <w:pPr>
+        <w:spacing w:before="0" w:after="80" w:line="276" w:lineRule="auto"/>
+      </w:pPr>
+      <w:r>
+        <w:rPr>
+          <w:rFonts w:ascii="Times New Roman" w:hAnsi="Times New Roman"/>
+          <w:color w:val="000000"/>
+          <w:sz w:val="22"/>
+        </w:rPr>
+        <w:t>For service history, I used a LinkedList&lt;ServiceRecord&gt; in two places: inside each Vehicle object (representing that vehicle's own service records) and inside VehicleServiceManager (representing the fleet-wide service log).</w:t>
+      </w:r>
+    </w:p>
+    <w:p>
+      <w:pPr>
+        <w:spacing w:before="0" w:after="80" w:line="276" w:lineRule="auto"/>
+      </w:pPr>
+      <w:r>
+        <w:rPr>
+          <w:rFonts w:ascii="Times New Roman" w:hAnsi="Times New Roman"/>
+          <w:color w:val="000000"/>
+          <w:sz w:val="22"/>
+        </w:rPr>
+        <w:t>Why use LinkedList? Service events naturally happen in sequential order over time. We continuously append new maintenance events at the end of the list. In a LinkedList, adding a new record at the end using addLast() is a fast O(1) pointer operation. It does not require resizing or copying an internal array like an ArrayList would.</w:t>
+      </w:r>
+    </w:p>
+    <w:p>
+      <w:pPr>
+        <w:spacing w:before="200" w:after="60"/>
+      </w:pPr>
+      <w:r>
+        <w:rPr>
+          <w:rFonts w:ascii="Times New Roman" w:hAnsi="Times New Roman"/>
+          <w:b/>
+          <w:color w:val="000000"/>
+          <w:sz w:val="25"/>
+        </w:rPr>
+        <w:t>2.3 BigDecimal for Accurate Currency Math</w:t>
+      </w:r>
+    </w:p>
+    <w:p>
+      <w:pPr>
+        <w:spacing w:before="0" w:after="80" w:line="276" w:lineRule="auto"/>
+      </w:pPr>
+      <w:r>
+        <w:rPr>
+          <w:rFonts w:ascii="Times New Roman" w:hAnsi="Times New Roman"/>
+          <w:color w:val="000000"/>
+          <w:sz w:val="22"/>
+        </w:rPr>
+        <w:t>For all money fields (laborCost, partsCost, totalCost, and spare parts prices), I used java.math.BigDecimal instead of double or float.</w:t>
+      </w:r>
+    </w:p>
+    <w:p>
+      <w:pPr>
+        <w:spacing w:before="0" w:after="80" w:line="276" w:lineRule="auto"/>
+      </w:pPr>
+      <w:r>
+        <w:rPr>
+          <w:rFonts w:ascii="Times New Roman" w:hAnsi="Times New Roman"/>
+          <w:color w:val="000000"/>
+          <w:sz w:val="22"/>
+        </w:rPr>
+        <w:t>Why use BigDecimal? In Java, double and float use binary floating-point representation (IEEE-754). Because of this, certain numbers like 0.1 cannot be represented exactly in binary, leading to errors like 0.1 + 0.2 = 0.30000000000000004. In commercial and billing systems, this is unacceptable. BigDecimal performs exact decimal math and lets us explicitly set scale and rounding mode (such as 2 decimal places with RoundingMode.HALF_UP).</w:t>
+      </w:r>
+    </w:p>
+    <w:p>
+      <w:pPr>
+        <w:spacing w:before="200" w:after="60"/>
+      </w:pPr>
+      <w:r>
+        <w:rPr>
+          <w:rFonts w:ascii="Times New Roman" w:hAnsi="Times New Roman"/>
+          <w:b/>
+          <w:color w:val="000000"/>
+          <w:sz w:val="25"/>
+        </w:rPr>
+        <w:t>2.4 Custom Exceptions for Domain Validation</w:t>
+      </w:r>
+    </w:p>
+    <w:p>
+      <w:pPr>
+        <w:spacing w:before="0" w:after="80" w:line="276" w:lineRule="auto"/>
+      </w:pPr>
+      <w:r>
+        <w:rPr>
+          <w:rFonts w:ascii="Times New Roman" w:hAnsi="Times New Roman"/>
+          <w:color w:val="000000"/>
+          <w:sz w:val="22"/>
+        </w:rPr>
+        <w:t>Instead of using generic exceptions, I created three domain-specific custom checked exceptions that extend Exception:</w:t>
       </w:r>
     </w:p>
     <w:p>
@@ -151,7 +347,21 @@
         <w:spacing w:before="20" w:after="40" w:line="276" w:lineRule="auto"/>
       </w:pPr>
       <w:r>
-        <w:t>5.1 HashMap: Fast O(1) Asset Lookup</w:t>
+        <w:rPr>
+          <w:rFonts w:ascii="Times New Roman" w:hAnsi="Times New Roman"/>
+          <w:b/>
+          <w:color w:val="000000"/>
+          <w:sz w:val="22"/>
+        </w:rPr>
+        <w:t xml:space="preserve">DuplicateVehicleException: </w:t>
+      </w:r>
+      <w:r>
+        <w:rPr>
+          <w:rFonts w:ascii="Times New Roman" w:hAnsi="Times New Roman"/>
+          <w:color w:val="000000"/>
+          <w:sz w:val="22"/>
+        </w:rPr>
+        <w:t>Thrown when trying to add a vehicle whose registration number already exists in the HashMap.</w:t>
       </w:r>
     </w:p>
     <w:p>
@@ -160,7 +370,21 @@
         <w:spacing w:before="20" w:after="40" w:line="276" w:lineRule="auto"/>
       </w:pPr>
       <w:r>
-        <w:t>5.2 LinkedList: Chronological Service History Preservation</w:t>
+        <w:rPr>
+          <w:rFonts w:ascii="Times New Roman" w:hAnsi="Times New Roman"/>
+          <w:b/>
+          <w:color w:val="000000"/>
+          <w:sz w:val="22"/>
+        </w:rPr>
+        <w:t xml:space="preserve">InvalidMileageException: </w:t>
+      </w:r>
+      <w:r>
+        <w:rPr>
+          <w:rFonts w:ascii="Times New Roman" w:hAnsi="Times New Roman"/>
+          <w:color w:val="000000"/>
+          <w:sz w:val="22"/>
+        </w:rPr>
+        <w:t>Thrown when an entered service mileage is lower than the vehicle's current odometer reading.</w:t>
       </w:r>
     </w:p>
     <w:p>
@@ -169,7 +393,48 @@
         <w:spacing w:before="20" w:after="40" w:line="276" w:lineRule="auto"/>
       </w:pPr>
       <w:r>
-        <w:t>5.3 BigDecimal: Arbitrary-Precision Financial Math</w:t>
+        <w:rPr>
+          <w:rFonts w:ascii="Times New Roman" w:hAnsi="Times New Roman"/>
+          <w:b/>
+          <w:color w:val="000000"/>
+          <w:sz w:val="22"/>
+        </w:rPr>
+        <w:t xml:space="preserve">VehicleNotFoundException: </w:t>
+      </w:r>
+      <w:r>
+        <w:rPr>
+          <w:rFonts w:ascii="Times New Roman" w:hAnsi="Times New Roman"/>
+          <w:color w:val="000000"/>
+          <w:sz w:val="22"/>
+        </w:rPr>
+        <w:t>Thrown when someone tries to record a service or view history for a registration number that does not exist.</w:t>
+      </w:r>
+    </w:p>
+    <w:p>
+      <w:pPr>
+        <w:spacing w:before="200" w:after="60"/>
+      </w:pPr>
+      <w:r>
+        <w:rPr>
+          <w:rFonts w:ascii="Times New Roman" w:hAnsi="Times New Roman"/>
+          <w:b/>
+          <w:color w:val="000000"/>
+          <w:sz w:val="25"/>
+        </w:rPr>
+        <w:t>2.5 Java Swing GUI</w:t>
+      </w:r>
+    </w:p>
+    <w:p>
+      <w:pPr>
+        <w:spacing w:before="0" w:after="80" w:line="276" w:lineRule="auto"/>
+      </w:pPr>
+      <w:r>
+        <w:rPr>
+          <w:rFonts w:ascii="Times New Roman" w:hAnsi="Times New Roman"/>
+          <w:color w:val="000000"/>
+          <w:sz w:val="22"/>
+        </w:rPr>
+        <w:t>To make the application user-friendly for mechanics and fleet managers, I built an interactive Graphical User Interface using Java Swing with 4 navigation tabs:</w:t>
       </w:r>
     </w:p>
     <w:p>
@@ -178,7 +443,12 @@
         <w:spacing w:before="20" w:after="40" w:line="276" w:lineRule="auto"/>
       </w:pPr>
       <w:r>
-        <w:t>5.4 Custom Exception Handling: Robust Domain Validation</w:t>
+        <w:rPr>
+          <w:rFonts w:ascii="Times New Roman" w:hAnsi="Times New Roman"/>
+          <w:color w:val="000000"/>
+          <w:sz w:val="22"/>
+        </w:rPr>
+        <w:t>Fleet Vehicles: Add new vehicles and view the fleet list in a table.</w:t>
       </w:r>
     </w:p>
     <w:p>
@@ -187,7 +457,12 @@
         <w:spacing w:before="20" w:after="40" w:line="276" w:lineRule="auto"/>
       </w:pPr>
       <w:r>
-        <w:t>5.5 Object-Oriented Composition: Has-A Relationships</w:t>
+        <w:rPr>
+          <w:rFonts w:ascii="Times New Roman" w:hAnsi="Times New Roman"/>
+          <w:color w:val="000000"/>
+          <w:sz w:val="22"/>
+        </w:rPr>
+        <w:t>Record Service: Log completed maintenance with labor and parts costs.</w:t>
       </w:r>
     </w:p>
     <w:p>
@@ -196,63 +471,26 @@
         <w:spacing w:before="20" w:after="40" w:line="276" w:lineRule="auto"/>
       </w:pPr>
       <w:r>
-        <w:t>5.6 Graphical User Interface (Java Swing Architecture)</w:t>
+        <w:rPr>
+          <w:rFonts w:ascii="Times New Roman" w:hAnsi="Times New Roman"/>
+          <w:color w:val="000000"/>
+          <w:sz w:val="22"/>
+        </w:rPr>
+        <w:t>Spare Parts Inventory: Catalog parts, prices, and stock quantity.</w:t>
       </w:r>
     </w:p>
     <w:p>
       <w:pPr>
-        <w:pStyle w:val="ListNumber"/>
+        <w:pStyle w:val="ListBullet"/>
         <w:spacing w:before="20" w:after="40" w:line="276" w:lineRule="auto"/>
       </w:pPr>
       <w:r>
-        <w:t>[Mathematical Formulations &amp; Business Rules](#6-mathematical-formulations--business-rules)</w:t>
-      </w:r>
-    </w:p>
-    <w:p>
-      <w:pPr>
-        <w:pStyle w:val="ListNumber"/>
-        <w:spacing w:before="20" w:after="40" w:line="276" w:lineRule="auto"/>
-      </w:pPr>
-      <w:r>
-        <w:t>[Module-by-Module Technical Breakdown](#7-module-by-module-technical-breakdown)</w:t>
-      </w:r>
-    </w:p>
-    <w:p>
-      <w:pPr>
-        <w:pStyle w:val="ListNumber"/>
-        <w:spacing w:before="20" w:after="40" w:line="276" w:lineRule="auto"/>
-      </w:pPr>
-      <w:r>
-        <w:t>[Testing, Edge Cases &amp; Verification](#8-testing-edge-cases--verification)</w:t>
-      </w:r>
-    </w:p>
-    <w:p>
-      <w:pPr>
-        <w:pStyle w:val="ListNumber"/>
-        <w:spacing w:before="20" w:after="40" w:line="276" w:lineRule="auto"/>
-      </w:pPr>
-      <w:r>
-        <w:t>[Conclusion &amp; Future Enhancements](#9-conclusion--future-enhancements)</w:t>
-      </w:r>
-    </w:p>
-    <w:p>
-      <w:pPr>
-        <w:pStyle w:val="ListNumber"/>
-        <w:spacing w:before="20" w:after="40" w:line="276" w:lineRule="auto"/>
-      </w:pPr>
-      <w:r>
-        <w:t>[References](#10-references)</w:t>
-      </w:r>
-    </w:p>
-    <w:p>
-      <w:pPr>
-        <w:spacing w:before="120" w:after="120"/>
-      </w:pPr>
-      <w:r>
         <w:rPr>
-          <w:color w:val="C8CDD7"/>
+          <w:rFonts w:ascii="Times New Roman" w:hAnsi="Times New Roman"/>
+          <w:color w:val="000000"/>
+          <w:sz w:val="22"/>
         </w:rPr>
-        <w:t>――――――――――――――――――――――――――――――――――――――――――――――――――</w:t>
+        <w:t>Fleet Reports &amp; Summary: Live KPI metrics cards, full fleet report, and single-vehicle history search.</w:t>
       </w:r>
     </w:p>
     <w:p>
@@ -261,99 +499,1417 @@
       </w:pPr>
       <w:r>
         <w:rPr>
-          <w:rFonts w:ascii="Calibri" w:hAnsi="Calibri"/>
+          <w:rFonts w:ascii="Times New Roman" w:hAnsi="Times New Roman"/>
           <w:b/>
-          <w:color w:val="2B547E"/>
-          <w:sz w:val="32"/>
+          <w:color w:val="000000"/>
+          <w:sz w:val="30"/>
         </w:rPr>
-        <w:t>1. Abstract</w:t>
+        <w:t>3. Project Architecture &amp; File Breakdown</w:t>
       </w:r>
     </w:p>
     <w:p>
       <w:pPr>
-        <w:spacing w:before="40" w:after="100" w:line="276" w:lineRule="auto"/>
+        <w:spacing w:before="0" w:after="80" w:line="276" w:lineRule="auto"/>
       </w:pPr>
       <w:r>
-        <w:t>In commercial transport, logistics, and automotive fleet operations, unscheduled vehicle downtime directly degrades profitability and road safety. Traditional paper ledgers and rudimentary spreadsheet systems are prone to human entry errors, odometer rollbacks, floating-point rounding inaccuracies in invoices, and delayed preventive servicing.</w:t>
+        <w:rPr>
+          <w:rFonts w:ascii="Times New Roman" w:hAnsi="Times New Roman"/>
+          <w:color w:val="000000"/>
+          <w:sz w:val="22"/>
+        </w:rPr>
+        <w:t>All source code files are placed cleanly inside the src/ directory in the default package. This avoids complicated package paths and allows straightforward compilation.</w:t>
+      </w:r>
+    </w:p>
+    <w:tbl>
+      <w:tblPr>
+        <w:tblW w:type="auto" w:w="0"/>
+        <w:jc w:val="center"/>
+        <w:tblLook w:firstColumn="1" w:firstRow="1" w:lastColumn="0" w:lastRow="0" w:noHBand="0" w:noVBand="1" w:val="04A0"/>
+        <w:tblBorders>
+          <w:top w:val="single" w:sz="6" w:space="0" w:color="000000"/>
+          <w:bottom w:val="single" w:sz="6" w:space="0" w:color="000000"/>
+          <w:left w:val="single" w:sz="6" w:space="0" w:color="000000"/>
+          <w:right w:val="single" w:sz="6" w:space="0" w:color="000000"/>
+          <w:insideH w:val="single" w:sz="4" w:space="0" w:color="000000"/>
+          <w:insideV w:val="single" w:sz="4" w:space="0" w:color="000000"/>
+        </w:tblBorders>
+      </w:tblPr>
+      <w:tblGrid>
+        <w:gridCol w:w="3120"/>
+        <w:gridCol w:w="3120"/>
+        <w:gridCol w:w="3120"/>
+      </w:tblGrid>
+      <w:tr>
+        <w:tc>
+          <w:tcPr>
+            <w:tcW w:type="dxa" w:w="3120"/>
+            <w:tcMar>
+              <w:top w:w="80" w:type="dxa"/>
+              <w:bottom w:w="80" w:type="dxa"/>
+              <w:left w:w="120" w:type="dxa"/>
+              <w:right w:w="120" w:type="dxa"/>
+            </w:tcMar>
+          </w:tcPr>
+          <w:p>
+            <w:pPr>
+              <w:spacing w:before="20" w:after="20"/>
+            </w:pPr>
+            <w:r>
+              <w:rPr>
+                <w:rFonts w:ascii="Times New Roman" w:hAnsi="Times New Roman"/>
+                <w:b/>
+                <w:color w:val="000000"/>
+                <w:sz w:val="19"/>
+              </w:rPr>
+              <w:t>File Name</w:t>
+            </w:r>
+          </w:p>
+        </w:tc>
+        <w:tc>
+          <w:tcPr>
+            <w:tcW w:type="dxa" w:w="3120"/>
+            <w:tcMar>
+              <w:top w:w="80" w:type="dxa"/>
+              <w:bottom w:w="80" w:type="dxa"/>
+              <w:left w:w="120" w:type="dxa"/>
+              <w:right w:w="120" w:type="dxa"/>
+            </w:tcMar>
+          </w:tcPr>
+          <w:p>
+            <w:pPr>
+              <w:spacing w:before="20" w:after="20"/>
+            </w:pPr>
+            <w:r>
+              <w:rPr>
+                <w:rFonts w:ascii="Times New Roman" w:hAnsi="Times New Roman"/>
+                <w:b/>
+                <w:color w:val="000000"/>
+                <w:sz w:val="19"/>
+              </w:rPr>
+              <w:t>Role in Project</w:t>
+            </w:r>
+          </w:p>
+        </w:tc>
+        <w:tc>
+          <w:tcPr>
+            <w:tcW w:type="dxa" w:w="3120"/>
+            <w:tcMar>
+              <w:top w:w="80" w:type="dxa"/>
+              <w:bottom w:w="80" w:type="dxa"/>
+              <w:left w:w="120" w:type="dxa"/>
+              <w:right w:w="120" w:type="dxa"/>
+            </w:tcMar>
+          </w:tcPr>
+          <w:p>
+            <w:pPr>
+              <w:spacing w:before="20" w:after="20"/>
+            </w:pPr>
+            <w:r>
+              <w:rPr>
+                <w:rFonts w:ascii="Times New Roman" w:hAnsi="Times New Roman"/>
+                <w:b/>
+                <w:color w:val="000000"/>
+                <w:sz w:val="19"/>
+              </w:rPr>
+              <w:t>Key Details</w:t>
+            </w:r>
+          </w:p>
+        </w:tc>
+      </w:tr>
+      <w:tr>
+        <w:tc>
+          <w:tcPr>
+            <w:tcW w:type="dxa" w:w="3120"/>
+            <w:tcMar>
+              <w:top w:w="80" w:type="dxa"/>
+              <w:bottom w:w="80" w:type="dxa"/>
+              <w:left w:w="120" w:type="dxa"/>
+              <w:right w:w="120" w:type="dxa"/>
+            </w:tcMar>
+          </w:tcPr>
+          <w:p>
+            <w:pPr>
+              <w:spacing w:before="20" w:after="20"/>
+            </w:pPr>
+            <w:r>
+              <w:rPr>
+                <w:rFonts w:ascii="Times New Roman" w:hAnsi="Times New Roman"/>
+                <w:color w:val="000000"/>
+                <w:sz w:val="19"/>
+              </w:rPr>
+              <w:t>Main.java</w:t>
+            </w:r>
+          </w:p>
+        </w:tc>
+        <w:tc>
+          <w:tcPr>
+            <w:tcW w:type="dxa" w:w="3120"/>
+            <w:tcMar>
+              <w:top w:w="80" w:type="dxa"/>
+              <w:bottom w:w="80" w:type="dxa"/>
+              <w:left w:w="120" w:type="dxa"/>
+              <w:right w:w="120" w:type="dxa"/>
+            </w:tcMar>
+          </w:tcPr>
+          <w:p>
+            <w:pPr>
+              <w:spacing w:before="20" w:after="20"/>
+            </w:pPr>
+            <w:r>
+              <w:rPr>
+                <w:rFonts w:ascii="Times New Roman" w:hAnsi="Times New Roman"/>
+                <w:color w:val="000000"/>
+                <w:sz w:val="19"/>
+              </w:rPr>
+              <w:t>Application Entry Point</w:t>
+            </w:r>
+          </w:p>
+        </w:tc>
+        <w:tc>
+          <w:tcPr>
+            <w:tcW w:type="dxa" w:w="3120"/>
+            <w:tcMar>
+              <w:top w:w="80" w:type="dxa"/>
+              <w:bottom w:w="80" w:type="dxa"/>
+              <w:left w:w="120" w:type="dxa"/>
+              <w:right w:w="120" w:type="dxa"/>
+            </w:tcMar>
+          </w:tcPr>
+          <w:p>
+            <w:pPr>
+              <w:spacing w:before="20" w:after="20"/>
+            </w:pPr>
+            <w:r>
+              <w:rPr>
+                <w:rFonts w:ascii="Times New Roman" w:hAnsi="Times New Roman"/>
+                <w:color w:val="000000"/>
+                <w:sz w:val="19"/>
+              </w:rPr>
+              <w:t>Sets Nimbus look-and-feel, initializes manager, loads sample data, and launches GUI.</w:t>
+            </w:r>
+          </w:p>
+        </w:tc>
+      </w:tr>
+      <w:tr>
+        <w:tc>
+          <w:tcPr>
+            <w:tcW w:type="dxa" w:w="3120"/>
+            <w:tcMar>
+              <w:top w:w="80" w:type="dxa"/>
+              <w:bottom w:w="80" w:type="dxa"/>
+              <w:left w:w="120" w:type="dxa"/>
+              <w:right w:w="120" w:type="dxa"/>
+            </w:tcMar>
+          </w:tcPr>
+          <w:p>
+            <w:pPr>
+              <w:spacing w:before="20" w:after="20"/>
+            </w:pPr>
+            <w:r>
+              <w:rPr>
+                <w:rFonts w:ascii="Times New Roman" w:hAnsi="Times New Roman"/>
+                <w:color w:val="000000"/>
+                <w:sz w:val="19"/>
+              </w:rPr>
+              <w:t>MainFrame.java</w:t>
+            </w:r>
+          </w:p>
+        </w:tc>
+        <w:tc>
+          <w:tcPr>
+            <w:tcW w:type="dxa" w:w="3120"/>
+            <w:tcMar>
+              <w:top w:w="80" w:type="dxa"/>
+              <w:bottom w:w="80" w:type="dxa"/>
+              <w:left w:w="120" w:type="dxa"/>
+              <w:right w:w="120" w:type="dxa"/>
+            </w:tcMar>
+          </w:tcPr>
+          <w:p>
+            <w:pPr>
+              <w:spacing w:before="20" w:after="20"/>
+            </w:pPr>
+            <w:r>
+              <w:rPr>
+                <w:rFonts w:ascii="Times New Roman" w:hAnsi="Times New Roman"/>
+                <w:color w:val="000000"/>
+                <w:sz w:val="19"/>
+              </w:rPr>
+              <w:t>Swing GUI</w:t>
+            </w:r>
+          </w:p>
+        </w:tc>
+        <w:tc>
+          <w:tcPr>
+            <w:tcW w:type="dxa" w:w="3120"/>
+            <w:tcMar>
+              <w:top w:w="80" w:type="dxa"/>
+              <w:bottom w:w="80" w:type="dxa"/>
+              <w:left w:w="120" w:type="dxa"/>
+              <w:right w:w="120" w:type="dxa"/>
+            </w:tcMar>
+          </w:tcPr>
+          <w:p>
+            <w:pPr>
+              <w:spacing w:before="20" w:after="20"/>
+            </w:pPr>
+            <w:r>
+              <w:rPr>
+                <w:rFonts w:ascii="Times New Roman" w:hAnsi="Times New Roman"/>
+                <w:color w:val="000000"/>
+                <w:sz w:val="19"/>
+              </w:rPr>
+              <w:t>Builds 4 tabs, handles button clicks, updates JTable models, and manages dashboard cards.</w:t>
+            </w:r>
+          </w:p>
+        </w:tc>
+      </w:tr>
+      <w:tr>
+        <w:tc>
+          <w:tcPr>
+            <w:tcW w:type="dxa" w:w="3120"/>
+            <w:tcMar>
+              <w:top w:w="80" w:type="dxa"/>
+              <w:bottom w:w="80" w:type="dxa"/>
+              <w:left w:w="120" w:type="dxa"/>
+              <w:right w:w="120" w:type="dxa"/>
+            </w:tcMar>
+          </w:tcPr>
+          <w:p>
+            <w:pPr>
+              <w:spacing w:before="20" w:after="20"/>
+            </w:pPr>
+            <w:r>
+              <w:rPr>
+                <w:rFonts w:ascii="Times New Roman" w:hAnsi="Times New Roman"/>
+                <w:color w:val="000000"/>
+                <w:sz w:val="19"/>
+              </w:rPr>
+              <w:t>VehicleServiceManager.java</w:t>
+            </w:r>
+          </w:p>
+        </w:tc>
+        <w:tc>
+          <w:tcPr>
+            <w:tcW w:type="dxa" w:w="3120"/>
+            <w:tcMar>
+              <w:top w:w="80" w:type="dxa"/>
+              <w:bottom w:w="80" w:type="dxa"/>
+              <w:left w:w="120" w:type="dxa"/>
+              <w:right w:w="120" w:type="dxa"/>
+            </w:tcMar>
+          </w:tcPr>
+          <w:p>
+            <w:pPr>
+              <w:spacing w:before="20" w:after="20"/>
+            </w:pPr>
+            <w:r>
+              <w:rPr>
+                <w:rFonts w:ascii="Times New Roman" w:hAnsi="Times New Roman"/>
+                <w:color w:val="000000"/>
+                <w:sz w:val="19"/>
+              </w:rPr>
+              <w:t>Core Logic Engine</w:t>
+            </w:r>
+          </w:p>
+        </w:tc>
+        <w:tc>
+          <w:tcPr>
+            <w:tcW w:type="dxa" w:w="3120"/>
+            <w:tcMar>
+              <w:top w:w="80" w:type="dxa"/>
+              <w:bottom w:w="80" w:type="dxa"/>
+              <w:left w:w="120" w:type="dxa"/>
+              <w:right w:w="120" w:type="dxa"/>
+            </w:tcMar>
+          </w:tcPr>
+          <w:p>
+            <w:pPr>
+              <w:spacing w:before="20" w:after="20"/>
+            </w:pPr>
+            <w:r>
+              <w:rPr>
+                <w:rFonts w:ascii="Times New Roman" w:hAnsi="Times New Roman"/>
+                <w:color w:val="000000"/>
+                <w:sz w:val="19"/>
+              </w:rPr>
+              <w:t>Contains vehicle registration, service logging, milestone checks, reports, and parts.</w:t>
+            </w:r>
+          </w:p>
+        </w:tc>
+      </w:tr>
+      <w:tr>
+        <w:tc>
+          <w:tcPr>
+            <w:tcW w:type="dxa" w:w="3120"/>
+            <w:tcMar>
+              <w:top w:w="80" w:type="dxa"/>
+              <w:bottom w:w="80" w:type="dxa"/>
+              <w:left w:w="120" w:type="dxa"/>
+              <w:right w:w="120" w:type="dxa"/>
+            </w:tcMar>
+          </w:tcPr>
+          <w:p>
+            <w:pPr>
+              <w:spacing w:before="20" w:after="20"/>
+            </w:pPr>
+            <w:r>
+              <w:rPr>
+                <w:rFonts w:ascii="Times New Roman" w:hAnsi="Times New Roman"/>
+                <w:color w:val="000000"/>
+                <w:sz w:val="19"/>
+              </w:rPr>
+              <w:t>Vehicle.java</w:t>
+            </w:r>
+          </w:p>
+        </w:tc>
+        <w:tc>
+          <w:tcPr>
+            <w:tcW w:type="dxa" w:w="3120"/>
+            <w:tcMar>
+              <w:top w:w="80" w:type="dxa"/>
+              <w:bottom w:w="80" w:type="dxa"/>
+              <w:left w:w="120" w:type="dxa"/>
+              <w:right w:w="120" w:type="dxa"/>
+            </w:tcMar>
+          </w:tcPr>
+          <w:p>
+            <w:pPr>
+              <w:spacing w:before="20" w:after="20"/>
+            </w:pPr>
+            <w:r>
+              <w:rPr>
+                <w:rFonts w:ascii="Times New Roman" w:hAnsi="Times New Roman"/>
+                <w:color w:val="000000"/>
+                <w:sz w:val="19"/>
+              </w:rPr>
+              <w:t>Vehicle Entity Model</w:t>
+            </w:r>
+          </w:p>
+        </w:tc>
+        <w:tc>
+          <w:tcPr>
+            <w:tcW w:type="dxa" w:w="3120"/>
+            <w:tcMar>
+              <w:top w:w="80" w:type="dxa"/>
+              <w:bottom w:w="80" w:type="dxa"/>
+              <w:left w:w="120" w:type="dxa"/>
+              <w:right w:w="120" w:type="dxa"/>
+            </w:tcMar>
+          </w:tcPr>
+          <w:p>
+            <w:pPr>
+              <w:spacing w:before="20" w:after="20"/>
+            </w:pPr>
+            <w:r>
+              <w:rPr>
+                <w:rFonts w:ascii="Times New Roman" w:hAnsi="Times New Roman"/>
+                <w:color w:val="000000"/>
+                <w:sz w:val="19"/>
+              </w:rPr>
+              <w:t>Holds vehicle specs, odometer milestones, status, and its private LinkedList of records.</w:t>
+            </w:r>
+          </w:p>
+        </w:tc>
+      </w:tr>
+      <w:tr>
+        <w:tc>
+          <w:tcPr>
+            <w:tcW w:type="dxa" w:w="3120"/>
+            <w:tcMar>
+              <w:top w:w="80" w:type="dxa"/>
+              <w:bottom w:w="80" w:type="dxa"/>
+              <w:left w:w="120" w:type="dxa"/>
+              <w:right w:w="120" w:type="dxa"/>
+            </w:tcMar>
+          </w:tcPr>
+          <w:p>
+            <w:pPr>
+              <w:spacing w:before="20" w:after="20"/>
+            </w:pPr>
+            <w:r>
+              <w:rPr>
+                <w:rFonts w:ascii="Times New Roman" w:hAnsi="Times New Roman"/>
+                <w:color w:val="000000"/>
+                <w:sz w:val="19"/>
+              </w:rPr>
+              <w:t>ServiceRecord.java</w:t>
+            </w:r>
+          </w:p>
+        </w:tc>
+        <w:tc>
+          <w:tcPr>
+            <w:tcW w:type="dxa" w:w="3120"/>
+            <w:tcMar>
+              <w:top w:w="80" w:type="dxa"/>
+              <w:bottom w:w="80" w:type="dxa"/>
+              <w:left w:w="120" w:type="dxa"/>
+              <w:right w:w="120" w:type="dxa"/>
+            </w:tcMar>
+          </w:tcPr>
+          <w:p>
+            <w:pPr>
+              <w:spacing w:before="20" w:after="20"/>
+            </w:pPr>
+            <w:r>
+              <w:rPr>
+                <w:rFonts w:ascii="Times New Roman" w:hAnsi="Times New Roman"/>
+                <w:color w:val="000000"/>
+                <w:sz w:val="19"/>
+              </w:rPr>
+              <w:t>Service Record Entity</w:t>
+            </w:r>
+          </w:p>
+        </w:tc>
+        <w:tc>
+          <w:tcPr>
+            <w:tcW w:type="dxa" w:w="3120"/>
+            <w:tcMar>
+              <w:top w:w="80" w:type="dxa"/>
+              <w:bottom w:w="80" w:type="dxa"/>
+              <w:left w:w="120" w:type="dxa"/>
+              <w:right w:w="120" w:type="dxa"/>
+            </w:tcMar>
+          </w:tcPr>
+          <w:p>
+            <w:pPr>
+              <w:spacing w:before="20" w:after="20"/>
+            </w:pPr>
+            <w:r>
+              <w:rPr>
+                <w:rFonts w:ascii="Times New Roman" w:hAnsi="Times New Roman"/>
+                <w:color w:val="000000"/>
+                <w:sz w:val="19"/>
+              </w:rPr>
+              <w:t>Stores service type, date, odometer reading, notes, and BigDecimal costs.</w:t>
+            </w:r>
+          </w:p>
+        </w:tc>
+      </w:tr>
+      <w:tr>
+        <w:tc>
+          <w:tcPr>
+            <w:tcW w:type="dxa" w:w="3120"/>
+            <w:tcMar>
+              <w:top w:w="80" w:type="dxa"/>
+              <w:bottom w:w="80" w:type="dxa"/>
+              <w:left w:w="120" w:type="dxa"/>
+              <w:right w:w="120" w:type="dxa"/>
+            </w:tcMar>
+          </w:tcPr>
+          <w:p>
+            <w:pPr>
+              <w:spacing w:before="20" w:after="20"/>
+            </w:pPr>
+            <w:r>
+              <w:rPr>
+                <w:rFonts w:ascii="Times New Roman" w:hAnsi="Times New Roman"/>
+                <w:color w:val="000000"/>
+                <w:sz w:val="19"/>
+              </w:rPr>
+              <w:t>Part.java</w:t>
+            </w:r>
+          </w:p>
+        </w:tc>
+        <w:tc>
+          <w:tcPr>
+            <w:tcW w:type="dxa" w:w="3120"/>
+            <w:tcMar>
+              <w:top w:w="80" w:type="dxa"/>
+              <w:bottom w:w="80" w:type="dxa"/>
+              <w:left w:w="120" w:type="dxa"/>
+              <w:right w:w="120" w:type="dxa"/>
+            </w:tcMar>
+          </w:tcPr>
+          <w:p>
+            <w:pPr>
+              <w:spacing w:before="20" w:after="20"/>
+            </w:pPr>
+            <w:r>
+              <w:rPr>
+                <w:rFonts w:ascii="Times New Roman" w:hAnsi="Times New Roman"/>
+                <w:color w:val="000000"/>
+                <w:sz w:val="19"/>
+              </w:rPr>
+              <w:t>Spare Part Entity</w:t>
+            </w:r>
+          </w:p>
+        </w:tc>
+        <w:tc>
+          <w:tcPr>
+            <w:tcW w:type="dxa" w:w="3120"/>
+            <w:tcMar>
+              <w:top w:w="80" w:type="dxa"/>
+              <w:bottom w:w="80" w:type="dxa"/>
+              <w:left w:w="120" w:type="dxa"/>
+              <w:right w:w="120" w:type="dxa"/>
+            </w:tcMar>
+          </w:tcPr>
+          <w:p>
+            <w:pPr>
+              <w:spacing w:before="20" w:after="20"/>
+            </w:pPr>
+            <w:r>
+              <w:rPr>
+                <w:rFonts w:ascii="Times New Roman" w:hAnsi="Times New Roman"/>
+                <w:color w:val="000000"/>
+                <w:sz w:val="19"/>
+              </w:rPr>
+              <w:t>Stores part SKU number, name, category, unit price (BigDecimal), and stock count.</w:t>
+            </w:r>
+          </w:p>
+        </w:tc>
+      </w:tr>
+      <w:tr>
+        <w:tc>
+          <w:tcPr>
+            <w:tcW w:type="dxa" w:w="3120"/>
+            <w:tcMar>
+              <w:top w:w="80" w:type="dxa"/>
+              <w:bottom w:w="80" w:type="dxa"/>
+              <w:left w:w="120" w:type="dxa"/>
+              <w:right w:w="120" w:type="dxa"/>
+            </w:tcMar>
+          </w:tcPr>
+          <w:p>
+            <w:pPr>
+              <w:spacing w:before="20" w:after="20"/>
+            </w:pPr>
+            <w:r>
+              <w:rPr>
+                <w:rFonts w:ascii="Times New Roman" w:hAnsi="Times New Roman"/>
+                <w:color w:val="000000"/>
+                <w:sz w:val="19"/>
+              </w:rPr>
+              <w:t>ReportService.java</w:t>
+            </w:r>
+          </w:p>
+        </w:tc>
+        <w:tc>
+          <w:tcPr>
+            <w:tcW w:type="dxa" w:w="3120"/>
+            <w:tcMar>
+              <w:top w:w="80" w:type="dxa"/>
+              <w:bottom w:w="80" w:type="dxa"/>
+              <w:left w:w="120" w:type="dxa"/>
+              <w:right w:w="120" w:type="dxa"/>
+            </w:tcMar>
+          </w:tcPr>
+          <w:p>
+            <w:pPr>
+              <w:spacing w:before="20" w:after="20"/>
+            </w:pPr>
+            <w:r>
+              <w:rPr>
+                <w:rFonts w:ascii="Times New Roman" w:hAnsi="Times New Roman"/>
+                <w:color w:val="000000"/>
+                <w:sz w:val="19"/>
+              </w:rPr>
+              <w:t>Service Helper</w:t>
+            </w:r>
+          </w:p>
+        </w:tc>
+        <w:tc>
+          <w:tcPr>
+            <w:tcW w:type="dxa" w:w="3120"/>
+            <w:tcMar>
+              <w:top w:w="80" w:type="dxa"/>
+              <w:bottom w:w="80" w:type="dxa"/>
+              <w:left w:w="120" w:type="dxa"/>
+              <w:right w:w="120" w:type="dxa"/>
+            </w:tcMar>
+          </w:tcPr>
+          <w:p>
+            <w:pPr>
+              <w:spacing w:before="20" w:after="20"/>
+            </w:pPr>
+            <w:r>
+              <w:rPr>
+                <w:rFonts w:ascii="Times New Roman" w:hAnsi="Times New Roman"/>
+                <w:color w:val="000000"/>
+                <w:sz w:val="19"/>
+              </w:rPr>
+              <w:t>Normalizes input strings (trim and uppercase) and delegates reporting queries.</w:t>
+            </w:r>
+          </w:p>
+        </w:tc>
+      </w:tr>
+      <w:tr>
+        <w:tc>
+          <w:tcPr>
+            <w:tcW w:type="dxa" w:w="3120"/>
+            <w:tcMar>
+              <w:top w:w="80" w:type="dxa"/>
+              <w:bottom w:w="80" w:type="dxa"/>
+              <w:left w:w="120" w:type="dxa"/>
+              <w:right w:w="120" w:type="dxa"/>
+            </w:tcMar>
+          </w:tcPr>
+          <w:p>
+            <w:pPr>
+              <w:spacing w:before="20" w:after="20"/>
+            </w:pPr>
+            <w:r>
+              <w:rPr>
+                <w:rFonts w:ascii="Times New Roman" w:hAnsi="Times New Roman"/>
+                <w:color w:val="000000"/>
+                <w:sz w:val="19"/>
+              </w:rPr>
+              <w:t>DataGenerator.java</w:t>
+            </w:r>
+          </w:p>
+        </w:tc>
+        <w:tc>
+          <w:tcPr>
+            <w:tcW w:type="dxa" w:w="3120"/>
+            <w:tcMar>
+              <w:top w:w="80" w:type="dxa"/>
+              <w:bottom w:w="80" w:type="dxa"/>
+              <w:left w:w="120" w:type="dxa"/>
+              <w:right w:w="120" w:type="dxa"/>
+            </w:tcMar>
+          </w:tcPr>
+          <w:p>
+            <w:pPr>
+              <w:spacing w:before="20" w:after="20"/>
+            </w:pPr>
+            <w:r>
+              <w:rPr>
+                <w:rFonts w:ascii="Times New Roman" w:hAnsi="Times New Roman"/>
+                <w:color w:val="000000"/>
+                <w:sz w:val="19"/>
+              </w:rPr>
+              <w:t>Sample Data Seeder</w:t>
+            </w:r>
+          </w:p>
+        </w:tc>
+        <w:tc>
+          <w:tcPr>
+            <w:tcW w:type="dxa" w:w="3120"/>
+            <w:tcMar>
+              <w:top w:w="80" w:type="dxa"/>
+              <w:bottom w:w="80" w:type="dxa"/>
+              <w:left w:w="120" w:type="dxa"/>
+              <w:right w:w="120" w:type="dxa"/>
+            </w:tcMar>
+          </w:tcPr>
+          <w:p>
+            <w:pPr>
+              <w:spacing w:before="20" w:after="20"/>
+            </w:pPr>
+            <w:r>
+              <w:rPr>
+                <w:rFonts w:ascii="Times New Roman" w:hAnsi="Times New Roman"/>
+                <w:color w:val="000000"/>
+                <w:sz w:val="19"/>
+              </w:rPr>
+              <w:t>Pre-loads 4 realistic vehicles, 4 parts, and service records for immediate testing.</w:t>
+            </w:r>
+          </w:p>
+        </w:tc>
+      </w:tr>
+      <w:tr>
+        <w:tc>
+          <w:tcPr>
+            <w:tcW w:type="dxa" w:w="3120"/>
+            <w:tcMar>
+              <w:top w:w="80" w:type="dxa"/>
+              <w:bottom w:w="80" w:type="dxa"/>
+              <w:left w:w="120" w:type="dxa"/>
+              <w:right w:w="120" w:type="dxa"/>
+            </w:tcMar>
+          </w:tcPr>
+          <w:p>
+            <w:pPr>
+              <w:spacing w:before="20" w:after="20"/>
+            </w:pPr>
+            <w:r>
+              <w:rPr>
+                <w:rFonts w:ascii="Times New Roman" w:hAnsi="Times New Roman"/>
+                <w:color w:val="000000"/>
+                <w:sz w:val="19"/>
+              </w:rPr>
+              <w:t>DuplicateVehicleException.java</w:t>
+            </w:r>
+          </w:p>
+        </w:tc>
+        <w:tc>
+          <w:tcPr>
+            <w:tcW w:type="dxa" w:w="3120"/>
+            <w:tcMar>
+              <w:top w:w="80" w:type="dxa"/>
+              <w:bottom w:w="80" w:type="dxa"/>
+              <w:left w:w="120" w:type="dxa"/>
+              <w:right w:w="120" w:type="dxa"/>
+            </w:tcMar>
+          </w:tcPr>
+          <w:p>
+            <w:pPr>
+              <w:spacing w:before="20" w:after="20"/>
+            </w:pPr>
+            <w:r>
+              <w:rPr>
+                <w:rFonts w:ascii="Times New Roman" w:hAnsi="Times New Roman"/>
+                <w:color w:val="000000"/>
+                <w:sz w:val="19"/>
+              </w:rPr>
+              <w:t>Custom Exception</w:t>
+            </w:r>
+          </w:p>
+        </w:tc>
+        <w:tc>
+          <w:tcPr>
+            <w:tcW w:type="dxa" w:w="3120"/>
+            <w:tcMar>
+              <w:top w:w="80" w:type="dxa"/>
+              <w:bottom w:w="80" w:type="dxa"/>
+              <w:left w:w="120" w:type="dxa"/>
+              <w:right w:w="120" w:type="dxa"/>
+            </w:tcMar>
+          </w:tcPr>
+          <w:p>
+            <w:pPr>
+              <w:spacing w:before="20" w:after="20"/>
+            </w:pPr>
+            <w:r>
+              <w:rPr>
+                <w:rFonts w:ascii="Times New Roman" w:hAnsi="Times New Roman"/>
+                <w:color w:val="000000"/>
+                <w:sz w:val="19"/>
+              </w:rPr>
+              <w:t>Triggered when a duplicate registration is entered.</w:t>
+            </w:r>
+          </w:p>
+        </w:tc>
+      </w:tr>
+      <w:tr>
+        <w:tc>
+          <w:tcPr>
+            <w:tcW w:type="dxa" w:w="3120"/>
+            <w:tcMar>
+              <w:top w:w="80" w:type="dxa"/>
+              <w:bottom w:w="80" w:type="dxa"/>
+              <w:left w:w="120" w:type="dxa"/>
+              <w:right w:w="120" w:type="dxa"/>
+            </w:tcMar>
+          </w:tcPr>
+          <w:p>
+            <w:pPr>
+              <w:spacing w:before="20" w:after="20"/>
+            </w:pPr>
+            <w:r>
+              <w:rPr>
+                <w:rFonts w:ascii="Times New Roman" w:hAnsi="Times New Roman"/>
+                <w:color w:val="000000"/>
+                <w:sz w:val="19"/>
+              </w:rPr>
+              <w:t>InvalidMileageException.java</w:t>
+            </w:r>
+          </w:p>
+        </w:tc>
+        <w:tc>
+          <w:tcPr>
+            <w:tcW w:type="dxa" w:w="3120"/>
+            <w:tcMar>
+              <w:top w:w="80" w:type="dxa"/>
+              <w:bottom w:w="80" w:type="dxa"/>
+              <w:left w:w="120" w:type="dxa"/>
+              <w:right w:w="120" w:type="dxa"/>
+            </w:tcMar>
+          </w:tcPr>
+          <w:p>
+            <w:pPr>
+              <w:spacing w:before="20" w:after="20"/>
+            </w:pPr>
+            <w:r>
+              <w:rPr>
+                <w:rFonts w:ascii="Times New Roman" w:hAnsi="Times New Roman"/>
+                <w:color w:val="000000"/>
+                <w:sz w:val="19"/>
+              </w:rPr>
+              <w:t>Custom Exception</w:t>
+            </w:r>
+          </w:p>
+        </w:tc>
+        <w:tc>
+          <w:tcPr>
+            <w:tcW w:type="dxa" w:w="3120"/>
+            <w:tcMar>
+              <w:top w:w="80" w:type="dxa"/>
+              <w:bottom w:w="80" w:type="dxa"/>
+              <w:left w:w="120" w:type="dxa"/>
+              <w:right w:w="120" w:type="dxa"/>
+            </w:tcMar>
+          </w:tcPr>
+          <w:p>
+            <w:pPr>
+              <w:spacing w:before="20" w:after="20"/>
+            </w:pPr>
+            <w:r>
+              <w:rPr>
+                <w:rFonts w:ascii="Times New Roman" w:hAnsi="Times New Roman"/>
+                <w:color w:val="000000"/>
+                <w:sz w:val="19"/>
+              </w:rPr>
+              <w:t>Triggered when odometer rollback is attempted.</w:t>
+            </w:r>
+          </w:p>
+        </w:tc>
+      </w:tr>
+      <w:tr>
+        <w:tc>
+          <w:tcPr>
+            <w:tcW w:type="dxa" w:w="3120"/>
+            <w:tcMar>
+              <w:top w:w="80" w:type="dxa"/>
+              <w:bottom w:w="80" w:type="dxa"/>
+              <w:left w:w="120" w:type="dxa"/>
+              <w:right w:w="120" w:type="dxa"/>
+            </w:tcMar>
+          </w:tcPr>
+          <w:p>
+            <w:pPr>
+              <w:spacing w:before="20" w:after="20"/>
+            </w:pPr>
+            <w:r>
+              <w:rPr>
+                <w:rFonts w:ascii="Times New Roman" w:hAnsi="Times New Roman"/>
+                <w:color w:val="000000"/>
+                <w:sz w:val="19"/>
+              </w:rPr>
+              <w:t>VehicleNotFoundException.java</w:t>
+            </w:r>
+          </w:p>
+        </w:tc>
+        <w:tc>
+          <w:tcPr>
+            <w:tcW w:type="dxa" w:w="3120"/>
+            <w:tcMar>
+              <w:top w:w="80" w:type="dxa"/>
+              <w:bottom w:w="80" w:type="dxa"/>
+              <w:left w:w="120" w:type="dxa"/>
+              <w:right w:w="120" w:type="dxa"/>
+            </w:tcMar>
+          </w:tcPr>
+          <w:p>
+            <w:pPr>
+              <w:spacing w:before="20" w:after="20"/>
+            </w:pPr>
+            <w:r>
+              <w:rPr>
+                <w:rFonts w:ascii="Times New Roman" w:hAnsi="Times New Roman"/>
+                <w:color w:val="000000"/>
+                <w:sz w:val="19"/>
+              </w:rPr>
+              <w:t>Custom Exception</w:t>
+            </w:r>
+          </w:p>
+        </w:tc>
+        <w:tc>
+          <w:tcPr>
+            <w:tcW w:type="dxa" w:w="3120"/>
+            <w:tcMar>
+              <w:top w:w="80" w:type="dxa"/>
+              <w:bottom w:w="80" w:type="dxa"/>
+              <w:left w:w="120" w:type="dxa"/>
+              <w:right w:w="120" w:type="dxa"/>
+            </w:tcMar>
+          </w:tcPr>
+          <w:p>
+            <w:pPr>
+              <w:spacing w:before="20" w:after="20"/>
+            </w:pPr>
+            <w:r>
+              <w:rPr>
+                <w:rFonts w:ascii="Times New Roman" w:hAnsi="Times New Roman"/>
+                <w:color w:val="000000"/>
+                <w:sz w:val="19"/>
+              </w:rPr>
+              <w:t>Triggered when a queried vehicle is not found in the HashMap.</w:t>
+            </w:r>
+          </w:p>
+        </w:tc>
+      </w:tr>
+    </w:tbl>
+    <w:p>
+      <w:pPr>
+        <w:spacing w:before="80"/>
+      </w:pPr>
+    </w:p>
+    <w:p>
+      <w:pPr>
+        <w:spacing w:before="280" w:after="80"/>
+      </w:pPr>
+      <w:r>
+        <w:rPr>
+          <w:rFonts w:ascii="Times New Roman" w:hAnsi="Times New Roman"/>
+          <w:b/>
+          <w:color w:val="000000"/>
+          <w:sz w:val="30"/>
+        </w:rPr>
+        <w:t>4. System Walkthrough &amp; Screenshots</w:t>
       </w:r>
     </w:p>
     <w:p>
       <w:pPr>
-        <w:spacing w:before="40" w:after="100" w:line="276" w:lineRule="auto"/>
+        <w:spacing w:before="0" w:after="80" w:line="276" w:lineRule="auto"/>
       </w:pPr>
       <w:r>
-        <w:t xml:space="preserve">This case study presents the design and implementation of an </w:t>
-      </w:r>
-      <w:r>
         <w:rPr>
-          <w:b/>
+          <w:rFonts w:ascii="Times New Roman" w:hAnsi="Times New Roman"/>
+          <w:color w:val="000000"/>
+          <w:sz w:val="22"/>
         </w:rPr>
-        <w:t>Enterprise Vehicle Service &amp; Fleet Maintenance System</w:t>
-      </w:r>
-      <w:r>
-        <w:t xml:space="preserve"> developed in Java. Built upon Object-Oriented Programming (OOP) paradigms and the Java Collections Framework, the system utilizes a </w:t>
-      </w:r>
-      <w:r>
-        <w:rPr>
-          <w:b/>
-        </w:rPr>
-        <w:t>`HashMap`</w:t>
-      </w:r>
-      <w:r>
-        <w:t xml:space="preserve"> for </w:t>
-      </w:r>
-      <w:r>
-        <w:t>$O(1)$</w:t>
-      </w:r>
-      <w:r>
-        <w:t xml:space="preserve"> constant-time asset retrieval and duplicate prevention, a </w:t>
-      </w:r>
-      <w:r>
-        <w:rPr>
-          <w:b/>
-        </w:rPr>
-        <w:t>`LinkedList`</w:t>
-      </w:r>
-      <w:r>
-        <w:t xml:space="preserve"> for chronological audit trails, </w:t>
-      </w:r>
-      <w:r>
-        <w:rPr>
-          <w:b/>
-        </w:rPr>
-        <w:t>`BigDecimal`</w:t>
-      </w:r>
-      <w:r>
-        <w:t xml:space="preserve"> for exact financial calculations, and </w:t>
-      </w:r>
-      <w:r>
-        <w:rPr>
-          <w:b/>
-        </w:rPr>
-        <w:t>Custom Exceptions</w:t>
-      </w:r>
-      <w:r>
-        <w:t xml:space="preserve"> for domain constraint enforcement. The entire system is packaged behind an interactive, multi-tab </w:t>
-      </w:r>
-      <w:r>
-        <w:rPr>
-          <w:b/>
-        </w:rPr>
-        <w:t>Java Swing Graphical User Interface (GUI)</w:t>
-      </w:r>
-      <w:r>
-        <w:t xml:space="preserve"> providing real-time fleet analytics, service logging, and inventory tracking.</w:t>
+        <w:t>Below is a walkthrough of each section of the application with actual screenshots captured from the running program.</w:t>
       </w:r>
     </w:p>
     <w:p>
       <w:pPr>
-        <w:spacing w:before="120" w:after="120"/>
+        <w:spacing w:before="200" w:after="60"/>
       </w:pPr>
       <w:r>
         <w:rPr>
-          <w:color w:val="C8CDD7"/>
+          <w:rFonts w:ascii="Times New Roman" w:hAnsi="Times New Roman"/>
+          <w:b/>
+          <w:color w:val="000000"/>
+          <w:sz w:val="25"/>
         </w:rPr>
-        <w:t>――――――――――――――――――――――――――――――――――――――――――――――――――</w:t>
+        <w:t>4.1 Tab 1 — Fleet Vehicles</w:t>
+      </w:r>
+    </w:p>
+    <w:p>
+      <w:pPr>
+        <w:spacing w:before="0" w:after="80" w:line="276" w:lineRule="auto"/>
+      </w:pPr>
+      <w:r>
+        <w:rPr>
+          <w:rFonts w:ascii="Times New Roman" w:hAnsi="Times New Roman"/>
+          <w:color w:val="000000"/>
+          <w:sz w:val="22"/>
+        </w:rPr>
+        <w:t>In this tab, the fleet manager can register a new vehicle using the form on the left by providing its registration number, brand, model, manufacturing year, type, current mileage, and service interval.</w:t>
+      </w:r>
+    </w:p>
+    <w:p>
+      <w:pPr>
+        <w:spacing w:before="0" w:after="80" w:line="276" w:lineRule="auto"/>
+      </w:pPr>
+      <w:r>
+        <w:rPr>
+          <w:rFonts w:ascii="Times New Roman" w:hAnsi="Times New Roman"/>
+          <w:color w:val="000000"/>
+          <w:sz w:val="22"/>
+        </w:rPr>
+        <w:t>When the 'Add Vehicle' button is clicked, the system checks for duplicates using HashMap. If unique, the vehicle is added and an initial baseline inspection record is created in the service history. The table on the right immediately refreshes showing the vehicle's current mileage, next service milestone, and maintenance status.</w:t>
+      </w:r>
+    </w:p>
+    <w:p>
+      <w:pPr>
+        <w:spacing w:before="120" w:after="40"/>
+        <w:jc w:val="center"/>
+      </w:pPr>
+      <w:r>
+        <w:drawing>
+          <wp:inline xmlns:a="http://schemas.openxmlformats.org/drawingml/2006/main" xmlns:pic="http://schemas.openxmlformats.org/drawingml/2006/picture">
+            <wp:extent cx="5303520" cy="3896464"/>
+            <wp:docPr id="1" name="Picture 1"/>
+            <wp:cNvGraphicFramePr>
+              <a:graphicFrameLocks noChangeAspect="1"/>
+            </wp:cNvGraphicFramePr>
+            <a:graphic>
+              <a:graphicData uri="http://schemas.openxmlformats.org/drawingml/2006/picture">
+                <pic:pic>
+                  <pic:nvPicPr>
+                    <pic:cNvPr id="0" name="01_fleet_vehicles.png"/>
+                    <pic:cNvPicPr/>
+                  </pic:nvPicPr>
+                  <pic:blipFill>
+                    <a:blip r:embed="rId9"/>
+                    <a:stretch>
+                      <a:fillRect/>
+                    </a:stretch>
+                  </pic:blipFill>
+                  <pic:spPr>
+                    <a:xfrm>
+                      <a:off x="0" y="0"/>
+                      <a:ext cx="5303520" cy="3896464"/>
+                    </a:xfrm>
+                    <a:prstGeom prst="rect"/>
+                  </pic:spPr>
+                </pic:pic>
+              </a:graphicData>
+            </a:graphic>
+          </wp:inline>
+        </w:drawing>
+      </w:r>
+    </w:p>
+    <w:p>
+      <w:pPr>
+        <w:spacing w:before="40" w:after="160"/>
+        <w:jc w:val="center"/>
+      </w:pPr>
+      <w:r>
+        <w:rPr>
+          <w:rFonts w:ascii="Times New Roman" w:hAnsi="Times New Roman"/>
+          <w:i/>
+          <w:color w:val="000000"/>
+          <w:sz w:val="20"/>
+        </w:rPr>
+        <w:t>Figure 1: Tab 1 — Fleet Vehicles registration form and real-time fleet table.</w:t>
+      </w:r>
+    </w:p>
+    <w:p>
+      <w:pPr>
+        <w:spacing w:before="200" w:after="60"/>
+      </w:pPr>
+      <w:r>
+        <w:rPr>
+          <w:rFonts w:ascii="Times New Roman" w:hAnsi="Times New Roman"/>
+          <w:b/>
+          <w:color w:val="000000"/>
+          <w:sz w:val="25"/>
+        </w:rPr>
+        <w:t>4.2 Tab 2 — Record Service</w:t>
+      </w:r>
+    </w:p>
+    <w:p>
+      <w:pPr>
+        <w:spacing w:before="0" w:after="80" w:line="276" w:lineRule="auto"/>
+      </w:pPr>
+      <w:r>
+        <w:rPr>
+          <w:rFonts w:ascii="Times New Roman" w:hAnsi="Times New Roman"/>
+          <w:color w:val="000000"/>
+          <w:sz w:val="22"/>
+        </w:rPr>
+        <w:t>When a vehicle undergoes maintenance (e.g. oil change, brake overhaul, periodic check), the technician fills in the vehicle registration, selects the service type, sets the date, enters the odometer reading at service, and inputs labor and parts costs.</w:t>
+      </w:r>
+    </w:p>
+    <w:p>
+      <w:pPr>
+        <w:spacing w:before="0" w:after="80" w:line="276" w:lineRule="auto"/>
+      </w:pPr>
+      <w:r>
+        <w:rPr>
+          <w:rFonts w:ascii="Times New Roman" w:hAnsi="Times New Roman"/>
+          <w:color w:val="000000"/>
+          <w:sz w:val="22"/>
+        </w:rPr>
+        <w:t>The system validates that the vehicle exists (VehicleNotFoundException) and that the mileage at service is greater than or equal to the vehicle's current odometer (InvalidMileageException). Once saved, the vehicle's current odometer is updated, the next service milestone is advanced (current mileage + service interval), and the table updates with the total calculated cost.</w:t>
+      </w:r>
+    </w:p>
+    <w:p>
+      <w:pPr>
+        <w:spacing w:before="120" w:after="40"/>
+        <w:jc w:val="center"/>
+      </w:pPr>
+      <w:r>
+        <w:drawing>
+          <wp:inline xmlns:a="http://schemas.openxmlformats.org/drawingml/2006/main" xmlns:pic="http://schemas.openxmlformats.org/drawingml/2006/picture">
+            <wp:extent cx="5303520" cy="3896464"/>
+            <wp:docPr id="2" name="Picture 2"/>
+            <wp:cNvGraphicFramePr>
+              <a:graphicFrameLocks noChangeAspect="1"/>
+            </wp:cNvGraphicFramePr>
+            <a:graphic>
+              <a:graphicData uri="http://schemas.openxmlformats.org/drawingml/2006/picture">
+                <pic:pic>
+                  <pic:nvPicPr>
+                    <pic:cNvPr id="0" name="02_record_service.png"/>
+                    <pic:cNvPicPr/>
+                  </pic:nvPicPr>
+                  <pic:blipFill>
+                    <a:blip r:embed="rId10"/>
+                    <a:stretch>
+                      <a:fillRect/>
+                    </a:stretch>
+                  </pic:blipFill>
+                  <pic:spPr>
+                    <a:xfrm>
+                      <a:off x="0" y="0"/>
+                      <a:ext cx="5303520" cy="3896464"/>
+                    </a:xfrm>
+                    <a:prstGeom prst="rect"/>
+                  </pic:spPr>
+                </pic:pic>
+              </a:graphicData>
+            </a:graphic>
+          </wp:inline>
+        </w:drawing>
+      </w:r>
+    </w:p>
+    <w:p>
+      <w:pPr>
+        <w:spacing w:before="40" w:after="160"/>
+        <w:jc w:val="center"/>
+      </w:pPr>
+      <w:r>
+        <w:rPr>
+          <w:rFonts w:ascii="Times New Roman" w:hAnsi="Times New Roman"/>
+          <w:i/>
+          <w:color w:val="000000"/>
+          <w:sz w:val="20"/>
+        </w:rPr>
+        <w:t>Figure 2: Tab 2 — Record Service tab showing maintenance logging form and completed service audit table.</w:t>
+      </w:r>
+    </w:p>
+    <w:p>
+      <w:pPr>
+        <w:spacing w:before="200" w:after="60"/>
+      </w:pPr>
+      <w:r>
+        <w:rPr>
+          <w:rFonts w:ascii="Times New Roman" w:hAnsi="Times New Roman"/>
+          <w:b/>
+          <w:color w:val="000000"/>
+          <w:sz w:val="25"/>
+        </w:rPr>
+        <w:t>4.3 Tab 3 — Spare Parts Inventory</w:t>
+      </w:r>
+    </w:p>
+    <w:p>
+      <w:pPr>
+        <w:spacing w:before="0" w:after="80" w:line="276" w:lineRule="auto"/>
+      </w:pPr>
+      <w:r>
+        <w:rPr>
+          <w:rFonts w:ascii="Times New Roman" w:hAnsi="Times New Roman"/>
+          <w:color w:val="000000"/>
+          <w:sz w:val="22"/>
+        </w:rPr>
+        <w:t>This tab provides inventory management for workshop spare parts. Technicians can add replacement items like engine oil, air filters, and brake pads along with category, unit price, and available stock quantity.</w:t>
+      </w:r>
+    </w:p>
+    <w:p>
+      <w:pPr>
+        <w:spacing w:before="0" w:after="80" w:line="276" w:lineRule="auto"/>
+      </w:pPr>
+      <w:r>
+        <w:rPr>
+          <w:rFonts w:ascii="Times New Roman" w:hAnsi="Times New Roman"/>
+          <w:color w:val="000000"/>
+          <w:sz w:val="22"/>
+        </w:rPr>
+        <w:t>The table lists all available catalog items so workshop staff know what is in stock before beginning a repair job.</w:t>
+      </w:r>
+    </w:p>
+    <w:p>
+      <w:pPr>
+        <w:spacing w:before="120" w:after="40"/>
+        <w:jc w:val="center"/>
+      </w:pPr>
+      <w:r>
+        <w:drawing>
+          <wp:inline xmlns:a="http://schemas.openxmlformats.org/drawingml/2006/main" xmlns:pic="http://schemas.openxmlformats.org/drawingml/2006/picture">
+            <wp:extent cx="5303520" cy="3896464"/>
+            <wp:docPr id="3" name="Picture 3"/>
+            <wp:cNvGraphicFramePr>
+              <a:graphicFrameLocks noChangeAspect="1"/>
+            </wp:cNvGraphicFramePr>
+            <a:graphic>
+              <a:graphicData uri="http://schemas.openxmlformats.org/drawingml/2006/picture">
+                <pic:pic>
+                  <pic:nvPicPr>
+                    <pic:cNvPr id="0" name="03_spare_parts.png"/>
+                    <pic:cNvPicPr/>
+                  </pic:nvPicPr>
+                  <pic:blipFill>
+                    <a:blip r:embed="rId11"/>
+                    <a:stretch>
+                      <a:fillRect/>
+                    </a:stretch>
+                  </pic:blipFill>
+                  <pic:spPr>
+                    <a:xfrm>
+                      <a:off x="0" y="0"/>
+                      <a:ext cx="5303520" cy="3896464"/>
+                    </a:xfrm>
+                    <a:prstGeom prst="rect"/>
+                  </pic:spPr>
+                </pic:pic>
+              </a:graphicData>
+            </a:graphic>
+          </wp:inline>
+        </w:drawing>
+      </w:r>
+    </w:p>
+    <w:p>
+      <w:pPr>
+        <w:spacing w:before="40" w:after="160"/>
+        <w:jc w:val="center"/>
+      </w:pPr>
+      <w:r>
+        <w:rPr>
+          <w:rFonts w:ascii="Times New Roman" w:hAnsi="Times New Roman"/>
+          <w:i/>
+          <w:color w:val="000000"/>
+          <w:sz w:val="20"/>
+        </w:rPr>
+        <w:t>Figure 3: Tab 3 — Spare Parts Inventory catalog and stock tracking table.</w:t>
+      </w:r>
+    </w:p>
+    <w:p>
+      <w:pPr>
+        <w:spacing w:before="200" w:after="60"/>
+      </w:pPr>
+      <w:r>
+        <w:rPr>
+          <w:rFonts w:ascii="Times New Roman" w:hAnsi="Times New Roman"/>
+          <w:b/>
+          <w:color w:val="000000"/>
+          <w:sz w:val="25"/>
+        </w:rPr>
+        <w:t>4.4 Tab 4 — Fleet Reports &amp; Summary</w:t>
+      </w:r>
+    </w:p>
+    <w:p>
+      <w:pPr>
+        <w:spacing w:before="0" w:after="80" w:line="276" w:lineRule="auto"/>
+      </w:pPr>
+      <w:r>
+        <w:rPr>
+          <w:rFonts w:ascii="Times New Roman" w:hAnsi="Times New Roman"/>
+          <w:color w:val="000000"/>
+          <w:sz w:val="22"/>
+        </w:rPr>
+        <w:t>The Reports tab gives an executive overview of the fleet. At the top, four summary metric cards display:</w:t>
+      </w:r>
+    </w:p>
+    <w:p>
+      <w:pPr>
+        <w:pStyle w:val="ListBullet"/>
+        <w:spacing w:before="20" w:after="40" w:line="276" w:lineRule="auto"/>
+      </w:pPr>
+      <w:r>
+        <w:rPr>
+          <w:rFonts w:ascii="Times New Roman" w:hAnsi="Times New Roman"/>
+          <w:color w:val="000000"/>
+          <w:sz w:val="22"/>
+        </w:rPr>
+        <w:t>Total registered vehicles in the fleet.</w:t>
+      </w:r>
+    </w:p>
+    <w:p>
+      <w:pPr>
+        <w:pStyle w:val="ListBullet"/>
+        <w:spacing w:before="20" w:after="40" w:line="276" w:lineRule="auto"/>
+      </w:pPr>
+      <w:r>
+        <w:rPr>
+          <w:rFonts w:ascii="Times New Roman" w:hAnsi="Times New Roman"/>
+          <w:color w:val="000000"/>
+          <w:sz w:val="22"/>
+        </w:rPr>
+        <w:t>Total completed services across all vehicles.</w:t>
+      </w:r>
+    </w:p>
+    <w:p>
+      <w:pPr>
+        <w:pStyle w:val="ListBullet"/>
+        <w:spacing w:before="20" w:after="40" w:line="276" w:lineRule="auto"/>
+      </w:pPr>
+      <w:r>
+        <w:rPr>
+          <w:rFonts w:ascii="Times New Roman" w:hAnsi="Times New Roman"/>
+          <w:color w:val="000000"/>
+          <w:sz w:val="22"/>
+        </w:rPr>
+        <w:t>Count of vehicles currently due or overdue for maintenance.</w:t>
+      </w:r>
+    </w:p>
+    <w:p>
+      <w:pPr>
+        <w:pStyle w:val="ListBullet"/>
+        <w:spacing w:before="20" w:after="40" w:line="276" w:lineRule="auto"/>
+      </w:pPr>
+      <w:r>
+        <w:rPr>
+          <w:rFonts w:ascii="Times New Roman" w:hAnsi="Times New Roman"/>
+          <w:color w:val="000000"/>
+          <w:sz w:val="22"/>
+        </w:rPr>
+        <w:t>Grand total maintenance spend calculated using BigDecimal.</w:t>
+      </w:r>
+    </w:p>
+    <w:p>
+      <w:pPr>
+        <w:spacing w:before="0" w:after="80" w:line="276" w:lineRule="auto"/>
+      </w:pPr>
+      <w:r>
+        <w:rPr>
+          <w:rFonts w:ascii="Times New Roman" w:hAnsi="Times New Roman"/>
+          <w:color w:val="000000"/>
+          <w:sz w:val="22"/>
+        </w:rPr>
+        <w:t>Clicking 'Generate Full Fleet Summary' produces a formatted breakdown in the text box showing total labor, parts, grand totals, and a list of overdue vehicles with exact overdue kilometers.</w:t>
+      </w:r>
+    </w:p>
+    <w:p>
+      <w:pPr>
+        <w:spacing w:before="0" w:after="80" w:line="276" w:lineRule="auto"/>
+      </w:pPr>
+      <w:r>
+        <w:rPr>
+          <w:rFonts w:ascii="Times New Roman" w:hAnsi="Times New Roman"/>
+          <w:color w:val="000000"/>
+          <w:sz w:val="22"/>
+        </w:rPr>
+        <w:t>The user can also search any vehicle registration (e.g. 'TRK-101' or 'trk-101') to get a complete chronological service history dossier for that specific vehicle.</w:t>
+      </w:r>
+    </w:p>
+    <w:p>
+      <w:pPr>
+        <w:spacing w:before="120" w:after="40"/>
+        <w:jc w:val="center"/>
+      </w:pPr>
+      <w:r>
+        <w:drawing>
+          <wp:inline xmlns:a="http://schemas.openxmlformats.org/drawingml/2006/main" xmlns:pic="http://schemas.openxmlformats.org/drawingml/2006/picture">
+            <wp:extent cx="5303520" cy="3896464"/>
+            <wp:docPr id="4" name="Picture 4"/>
+            <wp:cNvGraphicFramePr>
+              <a:graphicFrameLocks noChangeAspect="1"/>
+            </wp:cNvGraphicFramePr>
+            <a:graphic>
+              <a:graphicData uri="http://schemas.openxmlformats.org/drawingml/2006/picture">
+                <pic:pic>
+                  <pic:nvPicPr>
+                    <pic:cNvPr id="0" name="04_fleet_reports.png"/>
+                    <pic:cNvPicPr/>
+                  </pic:nvPicPr>
+                  <pic:blipFill>
+                    <a:blip r:embed="rId12"/>
+                    <a:stretch>
+                      <a:fillRect/>
+                    </a:stretch>
+                  </pic:blipFill>
+                  <pic:spPr>
+                    <a:xfrm>
+                      <a:off x="0" y="0"/>
+                      <a:ext cx="5303520" cy="3896464"/>
+                    </a:xfrm>
+                    <a:prstGeom prst="rect"/>
+                  </pic:spPr>
+                </pic:pic>
+              </a:graphicData>
+            </a:graphic>
+          </wp:inline>
+        </w:drawing>
+      </w:r>
+    </w:p>
+    <w:p>
+      <w:pPr>
+        <w:spacing w:before="40" w:after="160"/>
+        <w:jc w:val="center"/>
+      </w:pPr>
+      <w:r>
+        <w:rPr>
+          <w:rFonts w:ascii="Times New Roman" w:hAnsi="Times New Roman"/>
+          <w:i/>
+          <w:color w:val="000000"/>
+          <w:sz w:val="20"/>
+        </w:rPr>
+        <w:t>Figure 4: Tab 4 — Fleet Reports &amp; Summary with KPI metric cards and generated fleet report.</w:t>
       </w:r>
     </w:p>
     <w:p>
@@ -362,101 +1918,228 @@
       </w:pPr>
       <w:r>
         <w:rPr>
-          <w:rFonts w:ascii="Calibri" w:hAnsi="Calibri"/>
+          <w:rFonts w:ascii="Times New Roman" w:hAnsi="Times New Roman"/>
           <w:b/>
-          <w:color w:val="2B547E"/>
-          <w:sz w:val="32"/>
+          <w:color w:val="000000"/>
+          <w:sz w:val="30"/>
         </w:rPr>
-        <w:t>2. Problem Statement &amp; Background</w:t>
+        <w:t>5. Key Logic &amp; Business Rules</w:t>
       </w:r>
     </w:p>
     <w:p>
       <w:pPr>
-        <w:spacing w:before="40" w:after="100" w:line="276" w:lineRule="auto"/>
+        <w:spacing w:before="0" w:after="80" w:line="276" w:lineRule="auto"/>
       </w:pPr>
       <w:r>
-        <w:t>Commercial transport companies manage fleets ranging from tens to hundreds of vehicles (buses, trucks, cargo vans, and inspection cars). Fleet managers face three critical challenges:</w:t>
+        <w:rPr>
+          <w:rFonts w:ascii="Times New Roman" w:hAnsi="Times New Roman"/>
+          <w:color w:val="000000"/>
+          <w:sz w:val="22"/>
+        </w:rPr>
+        <w:t>Here are the specific rules implemented in VehicleServiceManager.java to make sure the data stays consistent:</w:t>
       </w:r>
     </w:p>
     <w:p>
       <w:pPr>
-        <w:pStyle w:val="ListNumber"/>
-        <w:spacing w:before="20" w:after="40" w:line="276" w:lineRule="auto"/>
+        <w:spacing w:before="200" w:after="60"/>
       </w:pPr>
-      <w:r/>
       <w:r>
         <w:rPr>
+          <w:rFonts w:ascii="Times New Roman" w:hAnsi="Times New Roman"/>
           <w:b/>
+          <w:color w:val="000000"/>
+          <w:sz w:val="25"/>
         </w:rPr>
-        <w:t>Preventive Maintenance Drift:</w:t>
-      </w:r>
-      <w:r>
-        <w:t xml:space="preserve"> Vehicles require servicing at strictly calibrated odometer intervals (e.g., every 10,000 km). Without automated odometer tracking, vehicles miss critical maintenance, leading to costly engine breakdowns.</w:t>
+        <w:t>5.1 Next Service Milestone Formula</w:t>
       </w:r>
     </w:p>
     <w:p>
       <w:pPr>
-        <w:pStyle w:val="ListNumber"/>
-        <w:spacing w:before="20" w:after="40" w:line="276" w:lineRule="auto"/>
+        <w:spacing w:before="0" w:after="80" w:line="276" w:lineRule="auto"/>
       </w:pPr>
-      <w:r/>
       <w:r>
         <w:rPr>
-          <w:b/>
+          <w:rFonts w:ascii="Times New Roman" w:hAnsi="Times New Roman"/>
+          <w:color w:val="000000"/>
+          <w:sz w:val="22"/>
         </w:rPr>
-        <w:t>Financial Inaccuracies:</w:t>
-      </w:r>
-      <w:r>
-        <w:t xml:space="preserve"> Traditional computerized billing systems utilizing IEEE-754 primitive floating-point types (</w:t>
-      </w:r>
-      <w:r>
-        <w:rPr>
-          <w:rFonts w:ascii="Consolas" w:hAnsi="Consolas"/>
-          <w:color w:val="A02828"/>
-          <w:sz w:val="20"/>
-        </w:rPr>
-        <w:t>float</w:t>
-      </w:r>
-      <w:r>
-        <w:t xml:space="preserve">, </w:t>
-      </w:r>
-      <w:r>
-        <w:rPr>
-          <w:rFonts w:ascii="Consolas" w:hAnsi="Consolas"/>
-          <w:color w:val="A02828"/>
-          <w:sz w:val="20"/>
-        </w:rPr>
-        <w:t>double</w:t>
-      </w:r>
-      <w:r>
-        <w:t>) introduce cumulative roundoff discrepancies when totaling labor hours and spare parts costs.</w:t>
+        <w:t>Every vehicle has a serviceInterval (for example, service needed every 10,000 km). When a service is logged at mileage M:</w:t>
       </w:r>
     </w:p>
     <w:p>
       <w:pPr>
-        <w:pStyle w:val="ListNumber"/>
+        <w:pStyle w:val="ListBullet"/>
         <w:spacing w:before="20" w:after="40" w:line="276" w:lineRule="auto"/>
       </w:pPr>
-      <w:r/>
       <w:r>
         <w:rPr>
+          <w:rFonts w:ascii="Times New Roman" w:hAnsi="Times New Roman"/>
           <w:b/>
+          <w:color w:val="000000"/>
+          <w:sz w:val="22"/>
         </w:rPr>
-        <w:t>Audit Trail Fragmentations:</w:t>
+        <w:t xml:space="preserve">Milestone Target: </w:t>
       </w:r>
       <w:r>
-        <w:t xml:space="preserve"> Associating parts consumed, labor costs, and technician notes with the correct vehicle over several years requires an ordered, tamper-evident chronological ledger.</w:t>
+        <w:rPr>
+          <w:rFonts w:ascii="Times New Roman" w:hAnsi="Times New Roman"/>
+          <w:color w:val="000000"/>
+          <w:sz w:val="22"/>
+        </w:rPr>
+        <w:t>nextServiceMileage = M + serviceInterval</w:t>
       </w:r>
     </w:p>
     <w:p>
       <w:pPr>
-        <w:spacing w:before="120" w:after="120"/>
+        <w:pStyle w:val="ListBullet"/>
+        <w:spacing w:before="20" w:after="40" w:line="276" w:lineRule="auto"/>
       </w:pPr>
       <w:r>
         <w:rPr>
-          <w:color w:val="C8CDD7"/>
+          <w:rFonts w:ascii="Times New Roman" w:hAnsi="Times New Roman"/>
+          <w:b/>
+          <w:color w:val="000000"/>
+          <w:sz w:val="22"/>
         </w:rPr>
-        <w:t>――――――――――――――――――――――――――――――――――――――――――――――――――</w:t>
+        <w:t xml:space="preserve">Status Condition: </w:t>
+      </w:r>
+      <w:r>
+        <w:rPr>
+          <w:rFonts w:ascii="Times New Roman" w:hAnsi="Times New Roman"/>
+          <w:color w:val="000000"/>
+          <w:sz w:val="22"/>
+        </w:rPr>
+        <w:t>If currentMileage &gt;= nextServiceMileage, the status is set to 'Service Due'. Otherwise, it is 'Active'.</w:t>
+      </w:r>
+    </w:p>
+    <w:p>
+      <w:pPr>
+        <w:pStyle w:val="ListBullet"/>
+        <w:spacing w:before="20" w:after="40" w:line="276" w:lineRule="auto"/>
+      </w:pPr>
+      <w:r>
+        <w:rPr>
+          <w:rFonts w:ascii="Times New Roman" w:hAnsi="Times New Roman"/>
+          <w:b/>
+          <w:color w:val="000000"/>
+          <w:sz w:val="22"/>
+        </w:rPr>
+        <w:t xml:space="preserve">Overdue Distance: </w:t>
+      </w:r>
+      <w:r>
+        <w:rPr>
+          <w:rFonts w:ascii="Times New Roman" w:hAnsi="Times New Roman"/>
+          <w:color w:val="000000"/>
+          <w:sz w:val="22"/>
+        </w:rPr>
+        <w:t>If status is 'Service Due', overdue km = currentMileage - nextServiceMileage.</w:t>
+      </w:r>
+    </w:p>
+    <w:p>
+      <w:pPr>
+        <w:spacing w:before="200" w:after="60"/>
+      </w:pPr>
+      <w:r>
+        <w:rPr>
+          <w:rFonts w:ascii="Times New Roman" w:hAnsi="Times New Roman"/>
+          <w:b/>
+          <w:color w:val="000000"/>
+          <w:sz w:val="25"/>
+        </w:rPr>
+        <w:t>5.2 Odometer Rollback Protection</w:t>
+      </w:r>
+    </w:p>
+    <w:p>
+      <w:pPr>
+        <w:spacing w:before="0" w:after="80" w:line="276" w:lineRule="auto"/>
+      </w:pPr>
+      <w:r>
+        <w:rPr>
+          <w:rFonts w:ascii="Times New Roman" w:hAnsi="Times New Roman"/>
+          <w:color w:val="000000"/>
+          <w:sz w:val="22"/>
+        </w:rPr>
+        <w:t>A vehicle's odometer cannot decrease in reality. In addServiceRecord(), the system verifies:</w:t>
+      </w:r>
+    </w:p>
+    <w:p>
+      <w:pPr>
+        <w:spacing w:before="0" w:after="80" w:line="276" w:lineRule="auto"/>
+      </w:pPr>
+      <w:r>
+        <w:rPr>
+          <w:rFonts w:ascii="Times New Roman" w:hAnsi="Times New Roman"/>
+          <w:color w:val="000000"/>
+          <w:sz w:val="22"/>
+        </w:rPr>
+        <w:t>if (newRecord.mileageAtService &lt; vehicle.currentMileage) { throw new InvalidMileageException(...); }</w:t>
+      </w:r>
+    </w:p>
+    <w:p>
+      <w:pPr>
+        <w:spacing w:before="0" w:after="80" w:line="276" w:lineRule="auto"/>
+      </w:pPr>
+      <w:r>
+        <w:rPr>
+          <w:rFonts w:ascii="Times New Roman" w:hAnsi="Times New Roman"/>
+          <w:color w:val="000000"/>
+          <w:sz w:val="22"/>
+        </w:rPr>
+        <w:t>If a technician accidentally inputs a lower mileage, the system shows an error dialog and refuses to save the invalid record.</w:t>
+      </w:r>
+    </w:p>
+    <w:p>
+      <w:pPr>
+        <w:spacing w:before="200" w:after="60"/>
+      </w:pPr>
+      <w:r>
+        <w:rPr>
+          <w:rFonts w:ascii="Times New Roman" w:hAnsi="Times New Roman"/>
+          <w:b/>
+          <w:color w:val="000000"/>
+          <w:sz w:val="25"/>
+        </w:rPr>
+        <w:t>5.3 Automatic Service Record on Vehicle Registration</w:t>
+      </w:r>
+    </w:p>
+    <w:p>
+      <w:pPr>
+        <w:spacing w:before="0" w:after="80" w:line="276" w:lineRule="auto"/>
+      </w:pPr>
+      <w:r>
+        <w:rPr>
+          <w:rFonts w:ascii="Times New Roman" w:hAnsi="Times New Roman"/>
+          <w:color w:val="000000"/>
+          <w:sz w:val="22"/>
+        </w:rPr>
+        <w:t>To ensure the fleet vehicles and service records stay synchronized, when a new vehicle is added, an initial 'Initial Fleet Intake &amp; Safety Inspection' record is automatically created at its starting mileage. This guarantees that every vehicle in the fleet is indexed in the service record ledger.</w:t>
+      </w:r>
+    </w:p>
+    <w:p>
+      <w:pPr>
+        <w:spacing w:before="200" w:after="60"/>
+      </w:pPr>
+      <w:r>
+        <w:rPr>
+          <w:rFonts w:ascii="Times New Roman" w:hAnsi="Times New Roman"/>
+          <w:b/>
+          <w:color w:val="000000"/>
+          <w:sz w:val="25"/>
+        </w:rPr>
+        <w:t>5.4 Input Sanitization (Trim and Uppercase)</w:t>
+      </w:r>
+    </w:p>
+    <w:p>
+      <w:pPr>
+        <w:spacing w:before="0" w:after="80" w:line="276" w:lineRule="auto"/>
+      </w:pPr>
+      <w:r>
+        <w:rPr>
+          <w:rFonts w:ascii="Times New Roman" w:hAnsi="Times New Roman"/>
+          <w:color w:val="000000"/>
+          <w:sz w:val="22"/>
+        </w:rPr>
+        <w:t>To prevent user errors when searching or adding vehicles, all registration inputs are automatically cleaned with .trim().toUpperCase(). For example, entering '  trk-101  ' automatically becomes 'TRK-101', ensuring successful lookups.</w:t>
       </w:r>
     </w:p>
     <w:p>
@@ -465,164 +2148,25 @@
       </w:pPr>
       <w:r>
         <w:rPr>
-          <w:rFonts w:ascii="Calibri" w:hAnsi="Calibri"/>
+          <w:rFonts w:ascii="Times New Roman" w:hAnsi="Times New Roman"/>
           <w:b/>
-          <w:color w:val="2B547E"/>
-          <w:sz w:val="32"/>
+          <w:color w:val="000000"/>
+          <w:sz w:val="30"/>
         </w:rPr>
-        <w:t>3. Project Objectives</w:t>
+        <w:t>6. Testing &amp; Results</w:t>
       </w:r>
     </w:p>
     <w:p>
       <w:pPr>
-        <w:spacing w:before="40" w:after="100" w:line="276" w:lineRule="auto"/>
-      </w:pPr>
-      <w:r>
-        <w:t>The primary objectives of this software project are:</w:t>
-      </w:r>
-    </w:p>
-    <w:p>
-      <w:pPr>
-        <w:pStyle w:val="ListBullet"/>
-        <w:spacing w:before="20" w:after="40" w:line="276" w:lineRule="auto"/>
-      </w:pPr>
-      <w:r/>
-      <w:r>
-        <w:rPr>
-          <w:b/>
-        </w:rPr>
-        <w:t>Instantaneous Vehicle Lookups:</w:t>
-      </w:r>
-      <w:r>
-        <w:t xml:space="preserve"> Enable fleet managers to locate any registered vehicle and its complete specification in constant </w:t>
-      </w:r>
-      <w:r>
-        <w:t>$O(1)$</w:t>
-      </w:r>
-      <w:r>
-        <w:t xml:space="preserve"> time.</w:t>
-      </w:r>
-    </w:p>
-    <w:p>
-      <w:pPr>
-        <w:pStyle w:val="ListBullet"/>
-        <w:spacing w:before="20" w:after="40" w:line="276" w:lineRule="auto"/>
-      </w:pPr>
-      <w:r/>
-      <w:r>
-        <w:rPr>
-          <w:b/>
-        </w:rPr>
-        <w:t>Chronological Service Audit Logging:</w:t>
-      </w:r>
-      <w:r>
-        <w:t xml:space="preserve"> Automatically record maintenance events in an ordered sequence that preserves the exact historical timeline of repairs.</w:t>
-      </w:r>
-    </w:p>
-    <w:p>
-      <w:pPr>
-        <w:pStyle w:val="ListBullet"/>
-        <w:spacing w:before="20" w:after="40" w:line="276" w:lineRule="auto"/>
-      </w:pPr>
-      <w:r/>
-      <w:r>
-        <w:rPr>
-          <w:b/>
-        </w:rPr>
-        <w:t>Automated Service Milestone Calculation:</w:t>
-      </w:r>
-      <w:r>
-        <w:t xml:space="preserve"> Automatically recalculate the next due service target when an odometer reading advances and flag vehicles requiring immediate attention.</w:t>
-      </w:r>
-    </w:p>
-    <w:p>
-      <w:pPr>
-        <w:pStyle w:val="ListBullet"/>
-        <w:spacing w:before="20" w:after="40" w:line="276" w:lineRule="auto"/>
-      </w:pPr>
-      <w:r/>
-      <w:r>
-        <w:rPr>
-          <w:b/>
-        </w:rPr>
-        <w:t>Exact Financial Precision:</w:t>
-      </w:r>
-      <w:r>
-        <w:t xml:space="preserve"> Implement monetary computation with zero floating-point loss across labor, spare parts, and grand total fleet expenditures.</w:t>
-      </w:r>
-    </w:p>
-    <w:p>
-      <w:pPr>
-        <w:pStyle w:val="ListBullet"/>
-        <w:spacing w:before="20" w:after="40" w:line="276" w:lineRule="auto"/>
-      </w:pPr>
-      <w:r/>
-      <w:r>
-        <w:rPr>
-          <w:b/>
-        </w:rPr>
-        <w:t>Defensive Domain Exception Handling:</w:t>
-      </w:r>
-      <w:r>
-        <w:t xml:space="preserve"> Prevent invalid actions (such as registering duplicate license plates, logging odometer readings lower than current mileage, or querying nonexistent vehicles).</w:t>
-      </w:r>
-    </w:p>
-    <w:p>
-      <w:pPr>
-        <w:pStyle w:val="ListBullet"/>
-        <w:spacing w:before="20" w:after="40" w:line="276" w:lineRule="auto"/>
-      </w:pPr>
-      <w:r/>
-      <w:r>
-        <w:rPr>
-          <w:b/>
-        </w:rPr>
-        <w:t>Interactive GUI Dashboard:</w:t>
-      </w:r>
-      <w:r>
-        <w:t xml:space="preserve"> Provide a clean, user-friendly desktop interface allowing non-technical workshop technicians and fleet supervisors to operate the system smoothly.</w:t>
-      </w:r>
-    </w:p>
-    <w:p>
-      <w:pPr>
-        <w:spacing w:before="120" w:after="120"/>
+        <w:spacing w:before="0" w:after="80" w:line="276" w:lineRule="auto"/>
       </w:pPr>
       <w:r>
         <w:rPr>
-          <w:color w:val="C8CDD7"/>
+          <w:rFonts w:ascii="Times New Roman" w:hAnsi="Times New Roman"/>
+          <w:color w:val="000000"/>
+          <w:sz w:val="22"/>
         </w:rPr>
-        <w:t>――――――――――――――――――――――――――――――――――――――――――――――――――</w:t>
-      </w:r>
-    </w:p>
-    <w:p>
-      <w:pPr>
-        <w:spacing w:before="280" w:after="80"/>
-      </w:pPr>
-      <w:r>
-        <w:rPr>
-          <w:rFonts w:ascii="Calibri" w:hAnsi="Calibri"/>
-          <w:b/>
-          <w:color w:val="2B547E"/>
-          <w:sz w:val="32"/>
-        </w:rPr>
-        <w:t>4. System Architecture &amp; Design Patterns</w:t>
-      </w:r>
-    </w:p>
-    <w:p>
-      <w:pPr>
-        <w:spacing w:before="40" w:after="100" w:line="276" w:lineRule="auto"/>
-      </w:pPr>
-      <w:r>
-        <w:t xml:space="preserve">The software is structured according to a </w:t>
-      </w:r>
-      <w:r>
-        <w:rPr>
-          <w:b/>
-        </w:rPr>
-        <w:t>layered separation of concerns (SoC)</w:t>
-      </w:r>
-      <w:r>
-        <w:t>, separating UI presentation, domain coordination, data storage, and entity models:</w:t>
+        <w:t>I tested the application under various scenarios to confirm that normal actions succeed and invalid actions are caught properly:</w:t>
       </w:r>
     </w:p>
     <w:tbl>
@@ -631,1251 +2175,12 @@
         <w:jc w:val="center"/>
         <w:tblLook w:firstColumn="1" w:firstRow="1" w:lastColumn="0" w:lastRow="0" w:noHBand="0" w:noVBand="1" w:val="04A0"/>
         <w:tblBorders>
-          <w:top w:val="single" w:sz="6" w:space="0" w:color="D0D7DE"/>
-          <w:bottom w:val="single" w:sz="6" w:space="0" w:color="D0D7DE"/>
-          <w:insideH w:val="single" w:sz="6" w:space="0" w:color="D0D7DE"/>
-          <w:insideV w:val="none"/>
-          <w:left w:val="none"/>
-          <w:right w:val="none"/>
-        </w:tblBorders>
-      </w:tblPr>
-      <w:tblGrid>
-        <w:gridCol w:w="9360"/>
-      </w:tblGrid>
-      <w:tr>
-        <w:tc>
-          <w:tcPr>
-            <w:tcW w:type="dxa" w:w="9360"/>
-            <w:shd w:fill="F4F6F8"/>
-            <w:tcMar>
-              <w:top w:w="120" w:type="dxa"/>
-              <w:bottom w:w="120" w:type="dxa"/>
-              <w:left w:w="180" w:type="dxa"/>
-              <w:right w:w="180" w:type="dxa"/>
-            </w:tcMar>
-          </w:tcPr>
-          <w:p>
-            <w:pPr>
-              <w:spacing w:before="40" w:after="40" w:line="252" w:lineRule="auto"/>
-            </w:pPr>
-            <w:r>
-              <w:rPr>
-                <w:rFonts w:ascii="Consolas" w:hAnsi="Consolas"/>
-                <w:color w:val="1E1E1E"/>
-                <w:sz w:val="19"/>
-              </w:rPr>
-              <w:t>┌─────────────────────────────────────────────────────────────┐</w:t>
-              <w:br/>
-              <w:t>│                    PRESENTATION LAYER                       │</w:t>
-              <w:br/>
-              <w:t>│                     (MainFrame.java)                        │</w:t>
-              <w:br/>
-              <w:t>│          Java Swing GUI: 4 Tabs, JTable Models,             │</w:t>
-              <w:br/>
-              <w:t>│            Input Forms &amp; Live Statistic Cards               │</w:t>
-              <w:br/>
-              <w:t>└─────────────────────────────┬───────────────────────────────┘</w:t>
-              <w:br/>
-              <w:t xml:space="preserve">                              │ Event-Driven Actions</w:t>
-              <w:br/>
-              <w:t xml:space="preserve">                              ▼</w:t>
-              <w:br/>
-              <w:t>┌─────────────────────────────────────────────────────────────┐</w:t>
-              <w:br/>
-              <w:t>│                      SERVICE / FACADE                       │</w:t>
-              <w:br/>
-              <w:t>│                   (ReportService.java)                      │</w:t>
-              <w:br/>
-              <w:t>│            Input Normalization &amp; Query Routing              │</w:t>
-              <w:br/>
-              <w:t>└─────────────────────────────┬───────────────────────────────┘</w:t>
-              <w:br/>
-              <w:t xml:space="preserve">                              │ Delegated Queries &amp; Mutations</w:t>
-              <w:br/>
-              <w:t xml:space="preserve">                              ▼</w:t>
-              <w:br/>
-              <w:t>┌─────────────────────────────────────────────────────────────┐</w:t>
-              <w:br/>
-              <w:t>│                 CENTRAL BUSINESS LOGIC ENGINE               │</w:t>
-              <w:br/>
-              <w:t>│                (VehicleServiceManager.java)                 │</w:t>
-              <w:br/>
-              <w:t>│   • Registration Validation    • Milestone Recalculation   │</w:t>
-              <w:br/>
-              <w:t>│   • BigDecimal Financial Math  • Fleet Report Generation    │</w:t>
-              <w:br/>
-              <w:t>└──────────────┬───────────────────────────────┬──────────────┘</w:t>
-              <w:br/>
-              <w:t xml:space="preserve">               │                               │</w:t>
-              <w:br/>
-              <w:t xml:space="preserve">       Stores &amp; Retrieves              Stores &amp; Orders</w:t>
-              <w:br/>
-              <w:t xml:space="preserve">               ▼                               ▼</w:t>
-              <w:br/>
-              <w:t>┌───────────────────────────────┐ ┌───────────────────────────┐</w:t>
-              <w:br/>
-              <w:t>│     HashMap&lt;String, Vehicle&gt;  │ │LinkedList&lt;ServiceRecord&gt;  │</w:t>
-              <w:br/>
-              <w:t>│  Fast O(1) Key-Based Storage  │ │ Chronological Fleet Log   │</w:t>
-              <w:br/>
-              <w:t>└──────────────┬────────────────┘ └───────────────────────────┘</w:t>
-              <w:br/>
-              <w:t xml:space="preserve">               │</w:t>
-              <w:br/>
-              <w:t xml:space="preserve">               │ (1-to-Many Composition)</w:t>
-              <w:br/>
-              <w:t xml:space="preserve">               ▼</w:t>
-              <w:br/>
-              <w:t>┌───────────────────────────────┐</w:t>
-              <w:br/>
-              <w:t>│         Vehicle.java          │</w:t>
-              <w:br/>
-              <w:t>│   LinkedList&lt;ServiceRecord&gt;   │</w:t>
-              <w:br/>
-              <w:t>│  (Vehicle's Private Ledger)   │</w:t>
-              <w:br/>
-              <w:t>└───────────────────────────────┘</w:t>
-            </w:r>
-          </w:p>
-        </w:tc>
-      </w:tr>
-    </w:tbl>
-    <w:p/>
-    <w:p>
-      <w:pPr>
-        <w:spacing w:before="200" w:after="60"/>
-      </w:pPr>
-      <w:r>
-        <w:rPr>
-          <w:rFonts w:ascii="Calibri" w:hAnsi="Calibri"/>
-          <w:b/>
-          <w:color w:val="3B6998"/>
-          <w:sz w:val="26"/>
-        </w:rPr>
-        <w:t>Applied Design Patterns:</w:t>
-      </w:r>
-    </w:p>
-    <w:p>
-      <w:pPr>
-        <w:pStyle w:val="ListNumber"/>
-        <w:spacing w:before="20" w:after="40" w:line="276" w:lineRule="auto"/>
-      </w:pPr>
-      <w:r/>
-      <w:r>
-        <w:rPr>
-          <w:b/>
-        </w:rPr>
-        <w:t>Facade Pattern (`ReportService.java`):</w:t>
-      </w:r>
-      <w:r>
-        <w:t xml:space="preserve"> Provides a simplified interface for report generation, shielding the UI from complex underlying iteration and formatting routines.</w:t>
-      </w:r>
-    </w:p>
-    <w:p>
-      <w:pPr>
-        <w:pStyle w:val="ListNumber"/>
-        <w:spacing w:before="20" w:after="40" w:line="276" w:lineRule="auto"/>
-      </w:pPr>
-      <w:r/>
-      <w:r>
-        <w:rPr>
-          <w:b/>
-        </w:rPr>
-        <w:t>Composition Pattern (`Vehicle.java`):</w:t>
-      </w:r>
-      <w:r>
-        <w:t xml:space="preserve"> Implements a "Has-A" relationship where a vehicle instance directly owns its chronological </w:t>
-      </w:r>
-      <w:r>
-        <w:rPr>
-          <w:rFonts w:ascii="Consolas" w:hAnsi="Consolas"/>
-          <w:color w:val="A02828"/>
-          <w:sz w:val="20"/>
-        </w:rPr>
-        <w:t>LinkedList&lt;ServiceRecord&gt;</w:t>
-      </w:r>
-      <w:r>
-        <w:t>.</w:t>
-      </w:r>
-    </w:p>
-    <w:p>
-      <w:pPr>
-        <w:pStyle w:val="ListNumber"/>
-        <w:spacing w:before="20" w:after="40" w:line="276" w:lineRule="auto"/>
-      </w:pPr>
-      <w:r/>
-      <w:r>
-        <w:rPr>
-          <w:b/>
-        </w:rPr>
-        <w:t>Data Transfer Object / Entity Pattern:</w:t>
-      </w:r>
-      <w:r>
-        <w:t xml:space="preserve"> </w:t>
-      </w:r>
-      <w:r>
-        <w:rPr>
-          <w:rFonts w:ascii="Consolas" w:hAnsi="Consolas"/>
-          <w:color w:val="A02828"/>
-          <w:sz w:val="20"/>
-        </w:rPr>
-        <w:t>Vehicle</w:t>
-      </w:r>
-      <w:r>
-        <w:t xml:space="preserve">, </w:t>
-      </w:r>
-      <w:r>
-        <w:rPr>
-          <w:rFonts w:ascii="Consolas" w:hAnsi="Consolas"/>
-          <w:color w:val="A02828"/>
-          <w:sz w:val="20"/>
-        </w:rPr>
-        <w:t>ServiceRecord</w:t>
-      </w:r>
-      <w:r>
-        <w:t xml:space="preserve">, and </w:t>
-      </w:r>
-      <w:r>
-        <w:rPr>
-          <w:rFonts w:ascii="Consolas" w:hAnsi="Consolas"/>
-          <w:color w:val="A02828"/>
-          <w:sz w:val="20"/>
-        </w:rPr>
-        <w:t>Part</w:t>
-      </w:r>
-      <w:r>
-        <w:t xml:space="preserve"> encapsulate state without mixing presentation logic.</w:t>
-      </w:r>
-    </w:p>
-    <w:p>
-      <w:pPr>
-        <w:spacing w:before="120" w:after="120"/>
-      </w:pPr>
-      <w:r>
-        <w:rPr>
-          <w:color w:val="C8CDD7"/>
-        </w:rPr>
-        <w:t>――――――――――――――――――――――――――――――――――――――――――――――――――</w:t>
-      </w:r>
-    </w:p>
-    <w:p>
-      <w:pPr>
-        <w:spacing w:before="280" w:after="80"/>
-      </w:pPr>
-      <w:r>
-        <w:rPr>
-          <w:rFonts w:ascii="Calibri" w:hAnsi="Calibri"/>
-          <w:b/>
-          <w:color w:val="2B547E"/>
-          <w:sz w:val="32"/>
-        </w:rPr>
-        <w:t>5. In-Depth Analysis of Core Java Concepts</w:t>
-      </w:r>
-    </w:p>
-    <w:p>
-      <w:pPr>
-        <w:spacing w:before="200" w:after="60"/>
-      </w:pPr>
-      <w:r>
-        <w:rPr>
-          <w:rFonts w:ascii="Calibri" w:hAnsi="Calibri"/>
-          <w:b/>
-          <w:color w:val="3B6998"/>
-          <w:sz w:val="26"/>
-        </w:rPr>
-        <w:t>5.1 `HashMap`: Fast $O(1)$ Asset Lookup</w:t>
-      </w:r>
-    </w:p>
-    <w:p>
-      <w:pPr>
-        <w:pStyle w:val="ListBullet"/>
-        <w:spacing w:before="20" w:after="40" w:line="276" w:lineRule="auto"/>
-      </w:pPr>
-      <w:r/>
-      <w:r>
-        <w:rPr>
-          <w:b/>
-        </w:rPr>
-        <w:t>Implementation:</w:t>
-      </w:r>
-      <w:r>
-        <w:t xml:space="preserve"> </w:t>
-      </w:r>
-      <w:r>
-        <w:rPr>
-          <w:rFonts w:ascii="Consolas" w:hAnsi="Consolas"/>
-          <w:color w:val="A02828"/>
-          <w:sz w:val="20"/>
-        </w:rPr>
-        <w:t>public HashMap&lt;String, Vehicle&gt; vehicleMap = new HashMap&lt;&gt;();</w:t>
-      </w:r>
-      <w:r/>
-    </w:p>
-    <w:p>
-      <w:pPr>
-        <w:pStyle w:val="ListBullet"/>
-        <w:spacing w:before="20" w:after="40" w:line="276" w:lineRule="auto"/>
-      </w:pPr>
-      <w:r/>
-      <w:r>
-        <w:rPr>
-          <w:b/>
-        </w:rPr>
-        <w:t>Technical Justification:</w:t>
-      </w:r>
-      <w:r>
-        <w:t xml:space="preserve"> Fleet management operations are predominantly read-heavy and key-indexed (searching by vehicle registration number). An </w:t>
-      </w:r>
-      <w:r>
-        <w:rPr>
-          <w:rFonts w:ascii="Consolas" w:hAnsi="Consolas"/>
-          <w:color w:val="A02828"/>
-          <w:sz w:val="20"/>
-        </w:rPr>
-        <w:t>ArrayList</w:t>
-      </w:r>
-      <w:r>
-        <w:t xml:space="preserve"> requires linear scanning (</w:t>
-      </w:r>
-      <w:r>
-        <w:t>$O(N)$</w:t>
-      </w:r>
-      <w:r>
-        <w:t xml:space="preserve"> comparisons) to verify existence or detect duplicates. The </w:t>
-      </w:r>
-      <w:r>
-        <w:rPr>
-          <w:rFonts w:ascii="Consolas" w:hAnsi="Consolas"/>
-          <w:color w:val="A02828"/>
-          <w:sz w:val="20"/>
-        </w:rPr>
-        <w:t>HashMap</w:t>
-      </w:r>
-      <w:r>
-        <w:t xml:space="preserve"> computes the hash code of the registration string, resolving buckets in average </w:t>
-      </w:r>
-      <w:r>
-        <w:t>$O(1)$</w:t>
-      </w:r>
-      <w:r>
-        <w:t xml:space="preserve"> time regardless of whether the fleet contains 10 or 100,000 vehicles.</w:t>
-      </w:r>
-    </w:p>
-    <w:p>
-      <w:pPr>
-        <w:spacing w:before="200" w:after="60"/>
-      </w:pPr>
-      <w:r>
-        <w:rPr>
-          <w:rFonts w:ascii="Calibri" w:hAnsi="Calibri"/>
-          <w:b/>
-          <w:color w:val="3B6998"/>
-          <w:sz w:val="26"/>
-        </w:rPr>
-        <w:t>5.2 `LinkedList`: Chronological Service History Preservation</w:t>
-      </w:r>
-    </w:p>
-    <w:p>
-      <w:pPr>
-        <w:pStyle w:val="ListBullet"/>
-        <w:spacing w:before="20" w:after="40" w:line="276" w:lineRule="auto"/>
-      </w:pPr>
-      <w:r/>
-      <w:r>
-        <w:rPr>
-          <w:b/>
-        </w:rPr>
-        <w:t>Implementation:</w:t>
-      </w:r>
-      <w:r>
-        <w:t xml:space="preserve"> </w:t>
-      </w:r>
-      <w:r>
-        <w:rPr>
-          <w:rFonts w:ascii="Consolas" w:hAnsi="Consolas"/>
-          <w:color w:val="A02828"/>
-          <w:sz w:val="20"/>
-        </w:rPr>
-        <w:t>public LinkedList&lt;ServiceRecord&gt; allServiceRecords = new LinkedList&lt;&gt;();</w:t>
-      </w:r>
-      <w:r>
-        <w:t xml:space="preserve"> &amp; </w:t>
-      </w:r>
-      <w:r>
-        <w:rPr>
-          <w:rFonts w:ascii="Consolas" w:hAnsi="Consolas"/>
-          <w:color w:val="A02828"/>
-          <w:sz w:val="20"/>
-        </w:rPr>
-        <w:t>vehicle.serviceHistory</w:t>
-      </w:r>
-      <w:r/>
-    </w:p>
-    <w:p>
-      <w:pPr>
-        <w:pStyle w:val="ListBullet"/>
-        <w:spacing w:before="20" w:after="40" w:line="276" w:lineRule="auto"/>
-      </w:pPr>
-      <w:r/>
-      <w:r>
-        <w:rPr>
-          <w:b/>
-        </w:rPr>
-        <w:t>Technical Justification:</w:t>
-      </w:r>
-      <w:r>
-        <w:t xml:space="preserve"> Maintenance histories are strictly sequential. New service records are continuously appended to the tail of the log (</w:t>
-      </w:r>
-      <w:r>
-        <w:rPr>
-          <w:rFonts w:ascii="Consolas" w:hAnsi="Consolas"/>
-          <w:color w:val="A02828"/>
-          <w:sz w:val="20"/>
-        </w:rPr>
-        <w:t>addLast()</w:t>
-      </w:r>
-      <w:r>
-        <w:t xml:space="preserve">). In a </w:t>
-      </w:r>
-      <w:r>
-        <w:rPr>
-          <w:rFonts w:ascii="Consolas" w:hAnsi="Consolas"/>
-          <w:color w:val="A02828"/>
-          <w:sz w:val="20"/>
-        </w:rPr>
-        <w:t>LinkedList</w:t>
-      </w:r>
-      <w:r>
-        <w:t xml:space="preserve">, appending is an </w:t>
-      </w:r>
-      <w:r>
-        <w:t>$O(1)$</w:t>
-      </w:r>
-      <w:r>
-        <w:t xml:space="preserve"> pointer update that never triggers contiguous memory reallocations or array copy operations, unlike dynamic arrays (</w:t>
-      </w:r>
-      <w:r>
-        <w:rPr>
-          <w:rFonts w:ascii="Consolas" w:hAnsi="Consolas"/>
-          <w:color w:val="A02828"/>
-          <w:sz w:val="20"/>
-        </w:rPr>
-        <w:t>ArrayList</w:t>
-      </w:r>
-      <w:r>
-        <w:t>).</w:t>
-      </w:r>
-    </w:p>
-    <w:p>
-      <w:pPr>
-        <w:spacing w:before="200" w:after="60"/>
-      </w:pPr>
-      <w:r>
-        <w:rPr>
-          <w:rFonts w:ascii="Calibri" w:hAnsi="Calibri"/>
-          <w:b/>
-          <w:color w:val="3B6998"/>
-          <w:sz w:val="26"/>
-        </w:rPr>
-        <w:t>5.3 `BigDecimal`: Arbitrary-Precision Financial Math</w:t>
-      </w:r>
-    </w:p>
-    <w:p>
-      <w:pPr>
-        <w:pStyle w:val="ListBullet"/>
-        <w:spacing w:before="20" w:after="40" w:line="276" w:lineRule="auto"/>
-      </w:pPr>
-      <w:r/>
-      <w:r>
-        <w:rPr>
-          <w:b/>
-        </w:rPr>
-        <w:t>Implementation:</w:t>
-      </w:r>
-      <w:r>
-        <w:t xml:space="preserve"> </w:t>
-      </w:r>
-      <w:r>
-        <w:rPr>
-          <w:rFonts w:ascii="Consolas" w:hAnsi="Consolas"/>
-          <w:color w:val="A02828"/>
-          <w:sz w:val="20"/>
-        </w:rPr>
-        <w:t>BigDecimal laborCost</w:t>
-      </w:r>
-      <w:r>
-        <w:t xml:space="preserve">, </w:t>
-      </w:r>
-      <w:r>
-        <w:rPr>
-          <w:rFonts w:ascii="Consolas" w:hAnsi="Consolas"/>
-          <w:color w:val="A02828"/>
-          <w:sz w:val="20"/>
-        </w:rPr>
-        <w:t>BigDecimal partsCost</w:t>
-      </w:r>
-      <w:r>
-        <w:t xml:space="preserve">, </w:t>
-      </w:r>
-      <w:r>
-        <w:rPr>
-          <w:rFonts w:ascii="Consolas" w:hAnsi="Consolas"/>
-          <w:color w:val="A02828"/>
-          <w:sz w:val="20"/>
-        </w:rPr>
-        <w:t>BigDecimal totalCost</w:t>
-      </w:r>
-      <w:r/>
-    </w:p>
-    <w:p>
-      <w:pPr>
-        <w:pStyle w:val="ListBullet"/>
-        <w:spacing w:before="20" w:after="40" w:line="276" w:lineRule="auto"/>
-      </w:pPr>
-      <w:r/>
-      <w:r>
-        <w:rPr>
-          <w:b/>
-        </w:rPr>
-        <w:t>Technical Justification:</w:t>
-      </w:r>
-      <w:r>
-        <w:t xml:space="preserve"> In standard Java primitives:</w:t>
-      </w:r>
-    </w:p>
-    <w:p>
-      <w:pPr>
-        <w:spacing w:before="40" w:after="100" w:line="276" w:lineRule="auto"/>
-      </w:pPr>
-      <w:r/>
-      <w:r>
-        <w:t>$$</w:t>
-      </w:r>
-      <w:r>
-        <w:t>\text{double } a = 0.10; \quad \text{double } b = 0.20; \quad a + b \rightarrow 0.30000000000000004</w:t>
-      </w:r>
-      <w:r>
-        <w:t>$$</w:t>
-      </w:r>
-      <w:r/>
-    </w:p>
-    <w:p>
-      <w:pPr>
-        <w:spacing w:before="40" w:after="100" w:line="276" w:lineRule="auto"/>
-      </w:pPr>
-      <w:r>
-        <w:t xml:space="preserve">Such IEEE-754 binary floating-point inaccuracies are unacceptable in commercial financial software. </w:t>
-      </w:r>
-      <w:r>
-        <w:rPr>
-          <w:rFonts w:ascii="Consolas" w:hAnsi="Consolas"/>
-          <w:color w:val="A02828"/>
-          <w:sz w:val="20"/>
-        </w:rPr>
-        <w:t>BigDecimal</w:t>
-      </w:r>
-      <w:r>
-        <w:t xml:space="preserve"> performs exact arbitrary-precision base-10 arithmetic. All calculations explicitly set the scale to 2 decimal places with </w:t>
-      </w:r>
-      <w:r>
-        <w:rPr>
-          <w:rFonts w:ascii="Consolas" w:hAnsi="Consolas"/>
-          <w:color w:val="A02828"/>
-          <w:sz w:val="20"/>
-        </w:rPr>
-        <w:t>RoundingMode.HALF_UP</w:t>
-      </w:r>
-      <w:r>
-        <w:t>:</w:t>
-      </w:r>
-    </w:p>
-    <w:tbl>
-      <w:tblPr>
-        <w:tblW w:type="auto" w:w="0"/>
-        <w:jc w:val="center"/>
-        <w:tblLook w:firstColumn="1" w:firstRow="1" w:lastColumn="0" w:lastRow="0" w:noHBand="0" w:noVBand="1" w:val="04A0"/>
-        <w:tblBorders>
-          <w:top w:val="single" w:sz="6" w:space="0" w:color="D0D7DE"/>
-          <w:bottom w:val="single" w:sz="6" w:space="0" w:color="D0D7DE"/>
-          <w:insideH w:val="single" w:sz="6" w:space="0" w:color="D0D7DE"/>
-          <w:insideV w:val="none"/>
-          <w:left w:val="none"/>
-          <w:right w:val="none"/>
-        </w:tblBorders>
-      </w:tblPr>
-      <w:tblGrid>
-        <w:gridCol w:w="9360"/>
-      </w:tblGrid>
-      <w:tr>
-        <w:tc>
-          <w:tcPr>
-            <w:tcW w:type="dxa" w:w="9360"/>
-            <w:shd w:fill="F4F6F8"/>
-            <w:tcMar>
-              <w:top w:w="120" w:type="dxa"/>
-              <w:bottom w:w="120" w:type="dxa"/>
-              <w:left w:w="180" w:type="dxa"/>
-              <w:right w:w="180" w:type="dxa"/>
-            </w:tcMar>
-          </w:tcPr>
-          <w:p>
-            <w:pPr>
-              <w:spacing w:before="40" w:after="40" w:line="252" w:lineRule="auto"/>
-            </w:pPr>
-            <w:r>
-              <w:rPr>
-                <w:rFonts w:ascii="Consolas" w:hAnsi="Consolas"/>
-                <w:color w:val="1E1E1E"/>
-                <w:sz w:val="19"/>
-              </w:rPr>
-              <w:t xml:space="preserve">  public BigDecimal calculateRecordTotal(ServiceRecord record) {</w:t>
-              <w:br/>
-              <w:t xml:space="preserve">      if (record == null) return BigDecimal.ZERO.setScale(2, RoundingMode.HALF_UP);</w:t>
-              <w:br/>
-              <w:t xml:space="preserve">      BigDecimal labor = (record.laborCost != null) ? record.laborCost : BigDecimal.ZERO;</w:t>
-              <w:br/>
-              <w:t xml:space="preserve">      BigDecimal parts = (record.partsCost != null) ? record.partsCost : BigDecimal.ZERO;</w:t>
-              <w:br/>
-              <w:t xml:space="preserve">      return labor.add(parts).setScale(2, RoundingMode.HALF_UP);</w:t>
-              <w:br/>
-              <w:t xml:space="preserve">  }</w:t>
-            </w:r>
-          </w:p>
-        </w:tc>
-      </w:tr>
-    </w:tbl>
-    <w:p/>
-    <w:p>
-      <w:pPr>
-        <w:spacing w:before="200" w:after="60"/>
-      </w:pPr>
-      <w:r>
-        <w:rPr>
-          <w:rFonts w:ascii="Calibri" w:hAnsi="Calibri"/>
-          <w:b/>
-          <w:color w:val="3B6998"/>
-          <w:sz w:val="26"/>
-        </w:rPr>
-        <w:t>5.4 Custom Exception Handling: Robust Domain Validation</w:t>
-      </w:r>
-    </w:p>
-    <w:p>
-      <w:pPr>
-        <w:spacing w:before="40" w:after="100" w:line="276" w:lineRule="auto"/>
-      </w:pPr>
-      <w:r>
-        <w:t>Standard unchecked exceptions (</w:t>
-      </w:r>
-      <w:r>
-        <w:rPr>
-          <w:rFonts w:ascii="Consolas" w:hAnsi="Consolas"/>
-          <w:color w:val="A02828"/>
-          <w:sz w:val="20"/>
-        </w:rPr>
-        <w:t>NullPointerException</w:t>
-      </w:r>
-      <w:r>
-        <w:t xml:space="preserve">, </w:t>
-      </w:r>
-      <w:r>
-        <w:rPr>
-          <w:rFonts w:ascii="Consolas" w:hAnsi="Consolas"/>
-          <w:color w:val="A02828"/>
-          <w:sz w:val="20"/>
-        </w:rPr>
-        <w:t>IllegalArgumentException</w:t>
-      </w:r>
-      <w:r>
-        <w:t xml:space="preserve">) are generic. This system implements domain-specific checked exceptions inheriting from </w:t>
-      </w:r>
-      <w:r>
-        <w:rPr>
-          <w:rFonts w:ascii="Consolas" w:hAnsi="Consolas"/>
-          <w:color w:val="A02828"/>
-          <w:sz w:val="20"/>
-        </w:rPr>
-        <w:t>Exception</w:t>
-      </w:r>
-      <w:r>
-        <w:t>:</w:t>
-      </w:r>
-    </w:p>
-    <w:p>
-      <w:pPr>
-        <w:pStyle w:val="ListBullet"/>
-        <w:spacing w:before="20" w:after="40" w:line="276" w:lineRule="auto"/>
-      </w:pPr>
-      <w:r/>
-      <w:r>
-        <w:rPr>
-          <w:b/>
-        </w:rPr>
-        <w:t>`DuplicateVehicleException`:</w:t>
-      </w:r>
-      <w:r>
-        <w:t xml:space="preserve"> Thrown when attempting to register a license plate already indexed in the </w:t>
-      </w:r>
-      <w:r>
-        <w:rPr>
-          <w:rFonts w:ascii="Consolas" w:hAnsi="Consolas"/>
-          <w:color w:val="A02828"/>
-          <w:sz w:val="20"/>
-        </w:rPr>
-        <w:t>HashMap</w:t>
-      </w:r>
-      <w:r>
-        <w:t>.</w:t>
-      </w:r>
-    </w:p>
-    <w:p>
-      <w:pPr>
-        <w:pStyle w:val="ListBullet"/>
-        <w:spacing w:before="20" w:after="40" w:line="276" w:lineRule="auto"/>
-      </w:pPr>
-      <w:r/>
-      <w:r>
-        <w:rPr>
-          <w:b/>
-        </w:rPr>
-        <w:t>`InvalidMileageException`:</w:t>
-      </w:r>
-      <w:r>
-        <w:t xml:space="preserve"> Thrown if a logged service mileage is lower than the vehicle's current odometer reading (odometer rollback prevention).</w:t>
-      </w:r>
-    </w:p>
-    <w:p>
-      <w:pPr>
-        <w:pStyle w:val="ListBullet"/>
-        <w:spacing w:before="20" w:after="40" w:line="276" w:lineRule="auto"/>
-      </w:pPr>
-      <w:r/>
-      <w:r>
-        <w:rPr>
-          <w:b/>
-        </w:rPr>
-        <w:t>`VehicleNotFoundException`:</w:t>
-      </w:r>
-      <w:r>
-        <w:t xml:space="preserve"> Thrown when attempting to log service on an unregistered vehicle.</w:t>
-      </w:r>
-    </w:p>
-    <w:p>
-      <w:pPr>
-        <w:spacing w:before="200" w:after="60"/>
-      </w:pPr>
-      <w:r>
-        <w:rPr>
-          <w:rFonts w:ascii="Calibri" w:hAnsi="Calibri"/>
-          <w:b/>
-          <w:color w:val="3B6998"/>
-          <w:sz w:val="26"/>
-        </w:rPr>
-        <w:t>5.5 Object-Oriented Composition</w:t>
-      </w:r>
-    </w:p>
-    <w:p>
-      <w:pPr>
-        <w:spacing w:before="40" w:after="100" w:line="276" w:lineRule="auto"/>
-      </w:pPr>
-      <w:r>
-        <w:t>Rather than maintaining disconnected tables, the system uses OOP Composition:</w:t>
-      </w:r>
-    </w:p>
-    <w:p>
-      <w:pPr>
-        <w:pStyle w:val="ListBullet"/>
-        <w:spacing w:before="20" w:after="40" w:line="276" w:lineRule="auto"/>
-      </w:pPr>
-      <w:r>
-        <w:t xml:space="preserve">A </w:t>
-      </w:r>
-      <w:r>
-        <w:rPr>
-          <w:rFonts w:ascii="Consolas" w:hAnsi="Consolas"/>
-          <w:color w:val="A02828"/>
-          <w:sz w:val="20"/>
-        </w:rPr>
-        <w:t>Vehicle</w:t>
-      </w:r>
-      <w:r>
-        <w:t xml:space="preserve"> </w:t>
-      </w:r>
-      <w:r>
-        <w:rPr>
-          <w:b/>
-        </w:rPr>
-        <w:t>has-a</w:t>
-      </w:r>
-      <w:r>
-        <w:t xml:space="preserve"> </w:t>
-      </w:r>
-      <w:r>
-        <w:rPr>
-          <w:rFonts w:ascii="Consolas" w:hAnsi="Consolas"/>
-          <w:color w:val="A02828"/>
-          <w:sz w:val="20"/>
-        </w:rPr>
-        <w:t>LinkedList&lt;ServiceRecord&gt;</w:t>
-      </w:r>
-      <w:r>
-        <w:t xml:space="preserve"> representing its private lifetime history.</w:t>
-      </w:r>
-    </w:p>
-    <w:p>
-      <w:pPr>
-        <w:pStyle w:val="ListBullet"/>
-        <w:spacing w:before="20" w:after="40" w:line="276" w:lineRule="auto"/>
-      </w:pPr>
-      <w:r>
-        <w:t>This ensures that deleting or inspecting a vehicle immediately provides its linked historical records without requiring external relational join operations.</w:t>
-      </w:r>
-    </w:p>
-    <w:p>
-      <w:pPr>
-        <w:spacing w:before="200" w:after="60"/>
-      </w:pPr>
-      <w:r>
-        <w:rPr>
-          <w:rFonts w:ascii="Calibri" w:hAnsi="Calibri"/>
-          <w:b/>
-          <w:color w:val="3B6998"/>
-          <w:sz w:val="26"/>
-        </w:rPr>
-        <w:t>5.6 Graphical User Interface (Java Swing)</w:t>
-      </w:r>
-    </w:p>
-    <w:p>
-      <w:pPr>
-        <w:pStyle w:val="ListBullet"/>
-        <w:spacing w:before="20" w:after="40" w:line="276" w:lineRule="auto"/>
-      </w:pPr>
-      <w:r/>
-      <w:r>
-        <w:rPr>
-          <w:b/>
-        </w:rPr>
-        <w:t>Thread Safety:</w:t>
-      </w:r>
-      <w:r>
-        <w:t xml:space="preserve"> The application launches safely on the </w:t>
-      </w:r>
-      <w:r>
-        <w:rPr>
-          <w:b/>
-        </w:rPr>
-        <w:t>Event Dispatch Thread (EDT)</w:t>
-      </w:r>
-      <w:r>
-        <w:t xml:space="preserve"> using </w:t>
-      </w:r>
-      <w:r>
-        <w:rPr>
-          <w:rFonts w:ascii="Consolas" w:hAnsi="Consolas"/>
-          <w:color w:val="A02828"/>
-          <w:sz w:val="20"/>
-        </w:rPr>
-        <w:t>SwingUtilities.invokeLater()</w:t>
-      </w:r>
-      <w:r>
-        <w:t>.</w:t>
-      </w:r>
-    </w:p>
-    <w:p>
-      <w:pPr>
-        <w:pStyle w:val="ListBullet"/>
-        <w:spacing w:before="20" w:after="40" w:line="276" w:lineRule="auto"/>
-      </w:pPr>
-      <w:r/>
-      <w:r>
-        <w:rPr>
-          <w:b/>
-        </w:rPr>
-        <w:t>Look and Feel:</w:t>
-      </w:r>
-      <w:r>
-        <w:t xml:space="preserve"> Automatically applies the modern </w:t>
-      </w:r>
-      <w:r>
-        <w:rPr>
-          <w:rFonts w:ascii="Consolas" w:hAnsi="Consolas"/>
-          <w:color w:val="A02828"/>
-          <w:sz w:val="20"/>
-        </w:rPr>
-        <w:t>Nimbus</w:t>
-      </w:r>
-      <w:r>
-        <w:t xml:space="preserve"> theme with fallback to system defaults.</w:t>
-      </w:r>
-    </w:p>
-    <w:p>
-      <w:pPr>
-        <w:pStyle w:val="ListBullet"/>
-        <w:spacing w:before="20" w:after="40" w:line="276" w:lineRule="auto"/>
-      </w:pPr>
-      <w:r/>
-      <w:r>
-        <w:rPr>
-          <w:b/>
-        </w:rPr>
-        <w:t>Component Architecture:</w:t>
-      </w:r>
-      <w:r>
-        <w:t xml:space="preserve"> Uses </w:t>
-      </w:r>
-      <w:r>
-        <w:rPr>
-          <w:rFonts w:ascii="Consolas" w:hAnsi="Consolas"/>
-          <w:color w:val="A02828"/>
-          <w:sz w:val="20"/>
-        </w:rPr>
-        <w:t>JTabbedPane</w:t>
-      </w:r>
-      <w:r>
-        <w:t xml:space="preserve"> for modular navigation, non-editable custom </w:t>
-      </w:r>
-      <w:r>
-        <w:rPr>
-          <w:rFonts w:ascii="Consolas" w:hAnsi="Consolas"/>
-          <w:color w:val="A02828"/>
-          <w:sz w:val="20"/>
-        </w:rPr>
-        <w:t>DefaultTableModel</w:t>
-      </w:r>
-      <w:r>
-        <w:t xml:space="preserve"> instances for </w:t>
-      </w:r>
-      <w:r>
-        <w:rPr>
-          <w:rFonts w:ascii="Consolas" w:hAnsi="Consolas"/>
-          <w:color w:val="A02828"/>
-          <w:sz w:val="20"/>
-        </w:rPr>
-        <w:t>JTable</w:t>
-      </w:r>
-      <w:r>
-        <w:t xml:space="preserve"> rendering, and reactive </w:t>
-      </w:r>
-      <w:r>
-        <w:rPr>
-          <w:rFonts w:ascii="Consolas" w:hAnsi="Consolas"/>
-          <w:color w:val="A02828"/>
-          <w:sz w:val="20"/>
-        </w:rPr>
-        <w:t>ActionListener</w:t>
-      </w:r>
-      <w:r>
-        <w:t xml:space="preserve"> triggers.</w:t>
-      </w:r>
-    </w:p>
-    <w:p>
-      <w:pPr>
-        <w:spacing w:before="120" w:after="120"/>
-      </w:pPr>
-      <w:r>
-        <w:rPr>
-          <w:color w:val="C8CDD7"/>
-        </w:rPr>
-        <w:t>――――――――――――――――――――――――――――――――――――――――――――――――――</w:t>
-      </w:r>
-    </w:p>
-    <w:p>
-      <w:pPr>
-        <w:spacing w:before="280" w:after="80"/>
-      </w:pPr>
-      <w:r>
-        <w:rPr>
-          <w:rFonts w:ascii="Calibri" w:hAnsi="Calibri"/>
-          <w:b/>
-          <w:color w:val="2B547E"/>
-          <w:sz w:val="32"/>
-        </w:rPr>
-        <w:t>6. Mathematical Formulations &amp; Business Rules</w:t>
-      </w:r>
-    </w:p>
-    <w:p>
-      <w:pPr>
-        <w:spacing w:before="200" w:after="60"/>
-      </w:pPr>
-      <w:r>
-        <w:rPr>
-          <w:rFonts w:ascii="Calibri" w:hAnsi="Calibri"/>
-          <w:b/>
-          <w:color w:val="3B6998"/>
-          <w:sz w:val="26"/>
-        </w:rPr>
-        <w:t>1. Total Service Cost Formula</w:t>
-      </w:r>
-    </w:p>
-    <w:p>
-      <w:pPr>
-        <w:spacing w:before="40" w:after="100" w:line="276" w:lineRule="auto"/>
-      </w:pPr>
-      <w:r>
-        <w:t xml:space="preserve">For any completed maintenance record </w:t>
-      </w:r>
-      <w:r>
-        <w:t>$R$</w:t>
-      </w:r>
-      <w:r>
-        <w:t>:</w:t>
-      </w:r>
-    </w:p>
-    <w:p>
-      <w:pPr>
-        <w:spacing w:before="40" w:after="100" w:line="276" w:lineRule="auto"/>
-      </w:pPr>
-      <w:r/>
-      <w:r>
-        <w:t>$$</w:t>
-      </w:r>
-      <w:r>
-        <w:t>\text{Cost}_{\text{total}}(R) = \text{Cost}_{\text{labor}}(R) + \text{Cost}_{\text{parts}}(R)</w:t>
-      </w:r>
-      <w:r>
-        <w:t>$$</w:t>
-      </w:r>
-      <w:r/>
-    </w:p>
-    <w:p>
-      <w:pPr>
-        <w:spacing w:before="40" w:after="100" w:line="276" w:lineRule="auto"/>
-      </w:pPr>
-      <w:r>
-        <w:t xml:space="preserve">Both operands are normalized to zero if null and evaluated using </w:t>
-      </w:r>
-      <w:r>
-        <w:rPr>
-          <w:rFonts w:ascii="Consolas" w:hAnsi="Consolas"/>
-          <w:color w:val="A02828"/>
-          <w:sz w:val="20"/>
-        </w:rPr>
-        <w:t>BigDecimal.add()</w:t>
-      </w:r>
-      <w:r>
-        <w:t>.</w:t>
-      </w:r>
-    </w:p>
-    <w:p>
-      <w:pPr>
-        <w:spacing w:before="200" w:after="60"/>
-      </w:pPr>
-      <w:r>
-        <w:rPr>
-          <w:rFonts w:ascii="Calibri" w:hAnsi="Calibri"/>
-          <w:b/>
-          <w:color w:val="3B6998"/>
-          <w:sz w:val="26"/>
-        </w:rPr>
-        <w:t>2. Fleet-Wide Financial Expenditure</w:t>
-      </w:r>
-    </w:p>
-    <w:p>
-      <w:pPr>
-        <w:spacing w:before="40" w:after="100" w:line="276" w:lineRule="auto"/>
-      </w:pPr>
-      <w:r/>
-      <w:r>
-        <w:t>$$</w:t>
-      </w:r>
-      <w:r>
-        <w:t>\text{Fleet Total} = \sum_{i=1}^{N} \text{Cost}_{\text{labor}}(R_i) + \sum_{i=1}^{N} \text{Cost}_{\text{parts}}(R_i)</w:t>
-      </w:r>
-      <w:r>
-        <w:t>$$</w:t>
-      </w:r>
-      <w:r/>
-    </w:p>
-    <w:p>
-      <w:pPr>
-        <w:spacing w:before="40" w:after="100" w:line="276" w:lineRule="auto"/>
-      </w:pPr>
-      <w:r>
-        <w:t xml:space="preserve">Where </w:t>
-      </w:r>
-      <w:r>
-        <w:t>$N$</w:t>
-      </w:r>
-      <w:r>
-        <w:t xml:space="preserve"> is the total count of service records across all vehicles.</w:t>
-      </w:r>
-    </w:p>
-    <w:p>
-      <w:pPr>
-        <w:spacing w:before="200" w:after="60"/>
-      </w:pPr>
-      <w:r>
-        <w:rPr>
-          <w:rFonts w:ascii="Calibri" w:hAnsi="Calibri"/>
-          <w:b/>
-          <w:color w:val="3B6998"/>
-          <w:sz w:val="26"/>
-        </w:rPr>
-        <w:t>3. Maintenance Milestone Progression</w:t>
-      </w:r>
-    </w:p>
-    <w:p>
-      <w:pPr>
-        <w:spacing w:before="40" w:after="100" w:line="276" w:lineRule="auto"/>
-      </w:pPr>
-      <w:r>
-        <w:t xml:space="preserve">When a vehicle </w:t>
-      </w:r>
-      <w:r>
-        <w:t>$V$</w:t>
-      </w:r>
-      <w:r>
-        <w:t xml:space="preserve"> completes a service at odometer reading </w:t>
-      </w:r>
-      <w:r>
-        <w:t>$M_{\text{service}}$</w:t>
-      </w:r>
-      <w:r>
-        <w:t xml:space="preserve"> with a manufacturer service interval </w:t>
-      </w:r>
-      <w:r>
-        <w:t>$I$</w:t>
-      </w:r>
-      <w:r>
-        <w:t>:</w:t>
-      </w:r>
-    </w:p>
-    <w:p>
-      <w:pPr>
-        <w:spacing w:before="40" w:after="100" w:line="276" w:lineRule="auto"/>
-      </w:pPr>
-      <w:r/>
-      <w:r>
-        <w:t>$$</w:t>
-      </w:r>
-      <w:r>
-        <w:t>M_{\text{current}} = M_{\text{service}}</w:t>
-      </w:r>
-      <w:r>
-        <w:t>$$</w:t>
-      </w:r>
-      <w:r/>
-    </w:p>
-    <w:p>
-      <w:pPr>
-        <w:spacing w:before="40" w:after="100" w:line="276" w:lineRule="auto"/>
-      </w:pPr>
-      <w:r/>
-      <w:r>
-        <w:t>$$</w:t>
-      </w:r>
-      <w:r>
-        <w:t>M_{\text{next}} = M_{\text{current}} + I</w:t>
-      </w:r>
-      <w:r>
-        <w:t>$$</w:t>
-      </w:r>
-      <w:r/>
-    </w:p>
-    <w:p>
-      <w:pPr>
-        <w:spacing w:before="200" w:after="60"/>
-      </w:pPr>
-      <w:r>
-        <w:rPr>
-          <w:rFonts w:ascii="Calibri" w:hAnsi="Calibri"/>
-          <w:b/>
-          <w:color w:val="3B6998"/>
-          <w:sz w:val="26"/>
-        </w:rPr>
-        <w:t>4. Service Due Condition</w:t>
-      </w:r>
-    </w:p>
-    <w:p>
-      <w:pPr>
-        <w:spacing w:before="40" w:after="100" w:line="276" w:lineRule="auto"/>
-      </w:pPr>
-      <w:r>
-        <w:t xml:space="preserve">The maintenance status </w:t>
-      </w:r>
-      <w:r>
-        <w:t>$S(V)$</w:t>
-      </w:r>
-      <w:r>
-        <w:t xml:space="preserve"> is dynamically evaluated as:</w:t>
-      </w:r>
-    </w:p>
-    <w:p>
-      <w:pPr>
-        <w:spacing w:before="40" w:after="100" w:line="276" w:lineRule="auto"/>
-      </w:pPr>
-      <w:r/>
-      <w:r>
-        <w:t>$$</w:t>
-      </w:r>
-      <w:r>
-        <w:t>S(V) = \begin{cases} \text{"Service Due"}, &amp; \text{if } M_{\text{current}} \ge M_{\text{next}} \\ \text{"Active"}, &amp; \text{if } M_{\text{current}} &lt; M_{\text{next}} \end{cases}</w:t>
-      </w:r>
-      <w:r>
-        <w:t>$$</w:t>
-      </w:r>
-      <w:r/>
-    </w:p>
-    <w:p>
-      <w:pPr>
-        <w:spacing w:before="40" w:after="100" w:line="276" w:lineRule="auto"/>
-      </w:pPr>
-      <w:r>
-        <w:t>If overdue, the overdue distance is quantified as:</w:t>
-      </w:r>
-    </w:p>
-    <w:p>
-      <w:pPr>
-        <w:spacing w:before="40" w:after="100" w:line="276" w:lineRule="auto"/>
-      </w:pPr>
-      <w:r/>
-      <w:r>
-        <w:t>$$</w:t>
-      </w:r>
-      <w:r>
-        <w:t>\Delta_{\text{overdue}} = M_{\text{current}} - M_{\text{next}} \quad (\text{km})</w:t>
-      </w:r>
-      <w:r>
-        <w:t>$$</w:t>
-      </w:r>
-      <w:r/>
-    </w:p>
-    <w:p>
-      <w:pPr>
-        <w:spacing w:before="120" w:after="120"/>
-      </w:pPr>
-      <w:r>
-        <w:rPr>
-          <w:color w:val="C8CDD7"/>
-        </w:rPr>
-        <w:t>――――――――――――――――――――――――――――――――――――――――――――――――――</w:t>
-      </w:r>
-    </w:p>
-    <w:p>
-      <w:pPr>
-        <w:spacing w:before="280" w:after="80"/>
-      </w:pPr>
-      <w:r>
-        <w:rPr>
-          <w:rFonts w:ascii="Calibri" w:hAnsi="Calibri"/>
-          <w:b/>
-          <w:color w:val="2B547E"/>
-          <w:sz w:val="32"/>
-        </w:rPr>
-        <w:t>7. Module-by-Module Technical Breakdown</w:t>
-      </w:r>
-    </w:p>
-    <w:tbl>
-      <w:tblPr>
-        <w:tblW w:type="auto" w:w="0"/>
-        <w:jc w:val="center"/>
-        <w:tblLook w:firstColumn="1" w:firstRow="1" w:lastColumn="0" w:lastRow="0" w:noHBand="0" w:noVBand="1" w:val="04A0"/>
-        <w:tblBorders>
-          <w:top w:val="single" w:sz="6" w:space="0" w:color="B0C4DE"/>
-          <w:bottom w:val="single" w:sz="6" w:space="0" w:color="B0C4DE"/>
-          <w:insideH w:val="single" w:sz="6" w:space="0" w:color="B0C4DE"/>
-          <w:insideV w:val="none"/>
-          <w:left w:val="none"/>
-          <w:right w:val="none"/>
+          <w:top w:val="single" w:sz="6" w:space="0" w:color="000000"/>
+          <w:bottom w:val="single" w:sz="6" w:space="0" w:color="000000"/>
+          <w:left w:val="single" w:sz="6" w:space="0" w:color="000000"/>
+          <w:right w:val="single" w:sz="6" w:space="0" w:color="000000"/>
+          <w:insideH w:val="single" w:sz="4" w:space="0" w:color="000000"/>
+          <w:insideV w:val="single" w:sz="4" w:space="0" w:color="000000"/>
         </w:tblBorders>
       </w:tblPr>
       <w:tblGrid>
@@ -1888,104 +2193,100 @@
         <w:tc>
           <w:tcPr>
             <w:tcW w:type="dxa" w:w="2340"/>
-            <w:shd w:fill="1B365D"/>
             <w:tcMar>
-              <w:top w:w="100" w:type="dxa"/>
-              <w:bottom w:w="100" w:type="dxa"/>
-              <w:left w:w="140" w:type="dxa"/>
-              <w:right w:w="140" w:type="dxa"/>
+              <w:top w:w="70" w:type="dxa"/>
+              <w:bottom w:w="70" w:type="dxa"/>
+              <w:left w:w="100" w:type="dxa"/>
+              <w:right w:w="100" w:type="dxa"/>
             </w:tcMar>
           </w:tcPr>
           <w:p>
             <w:pPr>
-              <w:spacing w:before="40" w:after="40" w:line="252" w:lineRule="auto"/>
+              <w:spacing w:before="20" w:after="20"/>
             </w:pPr>
             <w:r>
               <w:rPr>
-                <w:rFonts w:ascii="Calibri" w:hAnsi="Calibri"/>
+                <w:rFonts w:ascii="Times New Roman" w:hAnsi="Times New Roman"/>
                 <w:b/>
-                <w:color w:val="FFFFFF"/>
-                <w:sz w:val="20"/>
+                <w:color w:val="000000"/>
+                <w:sz w:val="19"/>
               </w:rPr>
-              <w:t>Class Name</w:t>
+              <w:t>Test Case</w:t>
             </w:r>
           </w:p>
         </w:tc>
         <w:tc>
           <w:tcPr>
             <w:tcW w:type="dxa" w:w="2340"/>
-            <w:shd w:fill="1B365D"/>
             <w:tcMar>
-              <w:top w:w="100" w:type="dxa"/>
-              <w:bottom w:w="100" w:type="dxa"/>
-              <w:left w:w="140" w:type="dxa"/>
-              <w:right w:w="140" w:type="dxa"/>
+              <w:top w:w="70" w:type="dxa"/>
+              <w:bottom w:w="70" w:type="dxa"/>
+              <w:left w:w="100" w:type="dxa"/>
+              <w:right w:w="100" w:type="dxa"/>
             </w:tcMar>
           </w:tcPr>
           <w:p>
             <w:pPr>
-              <w:spacing w:before="40" w:after="40" w:line="252" w:lineRule="auto"/>
+              <w:spacing w:before="20" w:after="20"/>
             </w:pPr>
             <w:r>
               <w:rPr>
-                <w:rFonts w:ascii="Calibri" w:hAnsi="Calibri"/>
+                <w:rFonts w:ascii="Times New Roman" w:hAnsi="Times New Roman"/>
                 <w:b/>
-                <w:color w:val="FFFFFF"/>
-                <w:sz w:val="20"/>
+                <w:color w:val="000000"/>
+                <w:sz w:val="19"/>
               </w:rPr>
-              <w:t>Source File</w:t>
+              <w:t>Action / Input</w:t>
             </w:r>
           </w:p>
         </w:tc>
         <w:tc>
           <w:tcPr>
             <w:tcW w:type="dxa" w:w="2340"/>
-            <w:shd w:fill="1B365D"/>
             <w:tcMar>
-              <w:top w:w="100" w:type="dxa"/>
-              <w:bottom w:w="100" w:type="dxa"/>
-              <w:left w:w="140" w:type="dxa"/>
-              <w:right w:w="140" w:type="dxa"/>
+              <w:top w:w="70" w:type="dxa"/>
+              <w:bottom w:w="70" w:type="dxa"/>
+              <w:left w:w="100" w:type="dxa"/>
+              <w:right w:w="100" w:type="dxa"/>
             </w:tcMar>
           </w:tcPr>
           <w:p>
             <w:pPr>
-              <w:spacing w:before="40" w:after="40" w:line="252" w:lineRule="auto"/>
+              <w:spacing w:before="20" w:after="20"/>
             </w:pPr>
             <w:r>
               <w:rPr>
-                <w:rFonts w:ascii="Calibri" w:hAnsi="Calibri"/>
+                <w:rFonts w:ascii="Times New Roman" w:hAnsi="Times New Roman"/>
                 <w:b/>
-                <w:color w:val="FFFFFF"/>
-                <w:sz w:val="20"/>
+                <w:color w:val="000000"/>
+                <w:sz w:val="19"/>
               </w:rPr>
-              <w:t>Category</w:t>
+              <w:t>Expected Behavior</w:t>
             </w:r>
           </w:p>
         </w:tc>
         <w:tc>
           <w:tcPr>
             <w:tcW w:type="dxa" w:w="2340"/>
-            <w:shd w:fill="1B365D"/>
             <w:tcMar>
-              <w:top w:w="100" w:type="dxa"/>
-              <w:bottom w:w="100" w:type="dxa"/>
-              <w:left w:w="140" w:type="dxa"/>
-              <w:right w:w="140" w:type="dxa"/>
+              <w:top w:w="70" w:type="dxa"/>
+              <w:bottom w:w="70" w:type="dxa"/>
+              <w:left w:w="100" w:type="dxa"/>
+              <w:right w:w="100" w:type="dxa"/>
             </w:tcMar>
           </w:tcPr>
           <w:p>
             <w:pPr>
-              <w:spacing w:before="40" w:after="40" w:line="252" w:lineRule="auto"/>
+              <w:spacing w:before="20" w:after="20"/>
             </w:pPr>
             <w:r>
               <w:rPr>
-                <w:rFonts w:ascii="Calibri" w:hAnsi="Calibri"/>
+                <w:rFonts w:ascii="Times New Roman" w:hAnsi="Times New Roman"/>
                 <w:b/>
-                <w:color w:val="FFFFFF"/>
-                <w:sz w:val="20"/>
+                <w:color w:val="000000"/>
+                <w:sz w:val="19"/>
               </w:rPr>
-              <w:t>Responsibility</w:t>
+              <w:t>Result</w:t>
             </w:r>
           </w:p>
         </w:tc>
@@ -1994,120 +2295,96 @@
         <w:tc>
           <w:tcPr>
             <w:tcW w:type="dxa" w:w="2340"/>
-            <w:shd w:fill="F8FAFC"/>
             <w:tcMar>
-              <w:top w:w="100" w:type="dxa"/>
-              <w:bottom w:w="100" w:type="dxa"/>
-              <w:left w:w="140" w:type="dxa"/>
-              <w:right w:w="140" w:type="dxa"/>
+              <w:top w:w="70" w:type="dxa"/>
+              <w:bottom w:w="70" w:type="dxa"/>
+              <w:left w:w="100" w:type="dxa"/>
+              <w:right w:w="100" w:type="dxa"/>
             </w:tcMar>
           </w:tcPr>
           <w:p>
             <w:pPr>
-              <w:spacing w:before="40" w:after="40" w:line="252" w:lineRule="auto"/>
+              <w:spacing w:before="20" w:after="20"/>
             </w:pPr>
             <w:r>
               <w:rPr>
-                <w:rFonts w:ascii="Calibri" w:hAnsi="Calibri"/>
-                <w:b w:val="0"/>
-                <w:color w:val="282828"/>
+                <w:rFonts w:ascii="Times New Roman" w:hAnsi="Times New Roman"/>
+                <w:color w:val="000000"/>
                 <w:sz w:val="19"/>
               </w:rPr>
-            </w:r>
-            <w:r>
-              <w:rPr>
-                <w:rFonts w:ascii="Calibri" w:hAnsi="Calibri"/>
-                <w:b/>
-                <w:color w:val="282828"/>
-                <w:sz w:val="19"/>
-              </w:rPr>
-              <w:t>`Main`</w:t>
-            </w:r>
-            <w:r>
-              <w:rPr>
-                <w:rFonts w:ascii="Calibri" w:hAnsi="Calibri"/>
-                <w:b w:val="0"/>
-                <w:color w:val="282828"/>
-                <w:sz w:val="19"/>
-              </w:rPr>
+              <w:t>TC-1: Add Vehicle</w:t>
             </w:r>
           </w:p>
         </w:tc>
         <w:tc>
           <w:tcPr>
             <w:tcW w:type="dxa" w:w="2340"/>
-            <w:shd w:fill="F8FAFC"/>
             <w:tcMar>
-              <w:top w:w="100" w:type="dxa"/>
-              <w:bottom w:w="100" w:type="dxa"/>
-              <w:left w:w="140" w:type="dxa"/>
-              <w:right w:w="140" w:type="dxa"/>
+              <w:top w:w="70" w:type="dxa"/>
+              <w:bottom w:w="70" w:type="dxa"/>
+              <w:left w:w="100" w:type="dxa"/>
+              <w:right w:w="100" w:type="dxa"/>
             </w:tcMar>
           </w:tcPr>
           <w:p>
             <w:pPr>
-              <w:spacing w:before="40" w:after="40" w:line="252" w:lineRule="auto"/>
+              <w:spacing w:before="20" w:after="20"/>
             </w:pPr>
             <w:r>
               <w:rPr>
-                <w:rFonts w:ascii="Calibri" w:hAnsi="Calibri"/>
-                <w:b w:val="0"/>
-                <w:color w:val="282828"/>
+                <w:rFonts w:ascii="Times New Roman" w:hAnsi="Times New Roman"/>
+                <w:color w:val="000000"/>
                 <w:sz w:val="19"/>
               </w:rPr>
-              <w:t>`Main.java`</w:t>
+              <w:t>Reg: 'MH-12-AB-1234', 10000 km</w:t>
             </w:r>
           </w:p>
         </w:tc>
         <w:tc>
           <w:tcPr>
             <w:tcW w:type="dxa" w:w="2340"/>
-            <w:shd w:fill="F8FAFC"/>
             <w:tcMar>
-              <w:top w:w="100" w:type="dxa"/>
-              <w:bottom w:w="100" w:type="dxa"/>
-              <w:left w:w="140" w:type="dxa"/>
-              <w:right w:w="140" w:type="dxa"/>
+              <w:top w:w="70" w:type="dxa"/>
+              <w:bottom w:w="70" w:type="dxa"/>
+              <w:left w:w="100" w:type="dxa"/>
+              <w:right w:w="100" w:type="dxa"/>
             </w:tcMar>
           </w:tcPr>
           <w:p>
             <w:pPr>
-              <w:spacing w:before="40" w:after="40" w:line="252" w:lineRule="auto"/>
+              <w:spacing w:before="20" w:after="20"/>
             </w:pPr>
             <w:r>
               <w:rPr>
-                <w:rFonts w:ascii="Calibri" w:hAnsi="Calibri"/>
-                <w:b w:val="0"/>
-                <w:color w:val="282828"/>
+                <w:rFonts w:ascii="Times New Roman" w:hAnsi="Times New Roman"/>
+                <w:color w:val="000000"/>
                 <w:sz w:val="19"/>
               </w:rPr>
-              <w:t>Launcher</w:t>
+              <w:t>Added to fleet and initial record logged.</w:t>
             </w:r>
           </w:p>
         </w:tc>
         <w:tc>
           <w:tcPr>
             <w:tcW w:type="dxa" w:w="2340"/>
-            <w:shd w:fill="F8FAFC"/>
             <w:tcMar>
-              <w:top w:w="100" w:type="dxa"/>
-              <w:bottom w:w="100" w:type="dxa"/>
-              <w:left w:w="140" w:type="dxa"/>
-              <w:right w:w="140" w:type="dxa"/>
+              <w:top w:w="70" w:type="dxa"/>
+              <w:bottom w:w="70" w:type="dxa"/>
+              <w:left w:w="100" w:type="dxa"/>
+              <w:right w:w="100" w:type="dxa"/>
             </w:tcMar>
           </w:tcPr>
           <w:p>
             <w:pPr>
-              <w:spacing w:before="40" w:after="40" w:line="252" w:lineRule="auto"/>
+              <w:spacing w:before="20" w:after="20"/>
             </w:pPr>
             <w:r>
               <w:rPr>
-                <w:rFonts w:ascii="Calibri" w:hAnsi="Calibri"/>
-                <w:b w:val="0"/>
-                <w:color w:val="282828"/>
+                <w:rFonts w:ascii="Times New Roman" w:hAnsi="Times New Roman"/>
+                <w:color w:val="000000"/>
                 <w:sz w:val="19"/>
               </w:rPr>
-              <w:t>Configures UI look-and-feel, instantiates `VehicleServiceManager`, invokes `DataGenerator`, and dispatches `MainFrame` on EDT.</w:t>
+              <w:t>PASS</w:t>
             </w:r>
           </w:p>
         </w:tc>
@@ -2116,120 +2393,96 @@
         <w:tc>
           <w:tcPr>
             <w:tcW w:type="dxa" w:w="2340"/>
-            <w:shd w:fill="FFFFFF"/>
             <w:tcMar>
-              <w:top w:w="100" w:type="dxa"/>
-              <w:bottom w:w="100" w:type="dxa"/>
-              <w:left w:w="140" w:type="dxa"/>
-              <w:right w:w="140" w:type="dxa"/>
+              <w:top w:w="70" w:type="dxa"/>
+              <w:bottom w:w="70" w:type="dxa"/>
+              <w:left w:w="100" w:type="dxa"/>
+              <w:right w:w="100" w:type="dxa"/>
             </w:tcMar>
           </w:tcPr>
           <w:p>
             <w:pPr>
-              <w:spacing w:before="40" w:after="40" w:line="252" w:lineRule="auto"/>
+              <w:spacing w:before="20" w:after="20"/>
             </w:pPr>
             <w:r>
               <w:rPr>
-                <w:rFonts w:ascii="Calibri" w:hAnsi="Calibri"/>
-                <w:b w:val="0"/>
-                <w:color w:val="282828"/>
+                <w:rFonts w:ascii="Times New Roman" w:hAnsi="Times New Roman"/>
+                <w:color w:val="000000"/>
                 <w:sz w:val="19"/>
               </w:rPr>
-            </w:r>
-            <w:r>
-              <w:rPr>
-                <w:rFonts w:ascii="Calibri" w:hAnsi="Calibri"/>
-                <w:b/>
-                <w:color w:val="282828"/>
-                <w:sz w:val="19"/>
-              </w:rPr>
-              <w:t>`MainFrame`</w:t>
-            </w:r>
-            <w:r>
-              <w:rPr>
-                <w:rFonts w:ascii="Calibri" w:hAnsi="Calibri"/>
-                <w:b w:val="0"/>
-                <w:color w:val="282828"/>
-                <w:sz w:val="19"/>
-              </w:rPr>
+              <w:t>TC-2: Duplicate Reg</w:t>
             </w:r>
           </w:p>
         </w:tc>
         <w:tc>
           <w:tcPr>
             <w:tcW w:type="dxa" w:w="2340"/>
-            <w:shd w:fill="FFFFFF"/>
             <w:tcMar>
-              <w:top w:w="100" w:type="dxa"/>
-              <w:bottom w:w="100" w:type="dxa"/>
-              <w:left w:w="140" w:type="dxa"/>
-              <w:right w:w="140" w:type="dxa"/>
+              <w:top w:w="70" w:type="dxa"/>
+              <w:bottom w:w="70" w:type="dxa"/>
+              <w:left w:w="100" w:type="dxa"/>
+              <w:right w:w="100" w:type="dxa"/>
             </w:tcMar>
           </w:tcPr>
           <w:p>
             <w:pPr>
-              <w:spacing w:before="40" w:after="40" w:line="252" w:lineRule="auto"/>
+              <w:spacing w:before="20" w:after="20"/>
             </w:pPr>
             <w:r>
               <w:rPr>
-                <w:rFonts w:ascii="Calibri" w:hAnsi="Calibri"/>
-                <w:b w:val="0"/>
-                <w:color w:val="282828"/>
+                <w:rFonts w:ascii="Times New Roman" w:hAnsi="Times New Roman"/>
+                <w:color w:val="000000"/>
                 <w:sz w:val="19"/>
               </w:rPr>
-              <w:t>`MainFrame.java`</w:t>
+              <w:t>Try adding 'TRK-101' again</w:t>
             </w:r>
           </w:p>
         </w:tc>
         <w:tc>
           <w:tcPr>
             <w:tcW w:type="dxa" w:w="2340"/>
-            <w:shd w:fill="FFFFFF"/>
             <w:tcMar>
-              <w:top w:w="100" w:type="dxa"/>
-              <w:bottom w:w="100" w:type="dxa"/>
-              <w:left w:w="140" w:type="dxa"/>
-              <w:right w:w="140" w:type="dxa"/>
+              <w:top w:w="70" w:type="dxa"/>
+              <w:bottom w:w="70" w:type="dxa"/>
+              <w:left w:w="100" w:type="dxa"/>
+              <w:right w:w="100" w:type="dxa"/>
             </w:tcMar>
           </w:tcPr>
           <w:p>
             <w:pPr>
-              <w:spacing w:before="40" w:after="40" w:line="252" w:lineRule="auto"/>
+              <w:spacing w:before="20" w:after="20"/>
             </w:pPr>
             <w:r>
               <w:rPr>
-                <w:rFonts w:ascii="Calibri" w:hAnsi="Calibri"/>
-                <w:b w:val="0"/>
-                <w:color w:val="282828"/>
+                <w:rFonts w:ascii="Times New Roman" w:hAnsi="Times New Roman"/>
+                <w:color w:val="000000"/>
                 <w:sz w:val="19"/>
               </w:rPr>
-              <w:t>Presentation</w:t>
+              <w:t>DuplicateVehicleException caught; shows warning.</w:t>
             </w:r>
           </w:p>
         </w:tc>
         <w:tc>
           <w:tcPr>
             <w:tcW w:type="dxa" w:w="2340"/>
-            <w:shd w:fill="FFFFFF"/>
             <w:tcMar>
-              <w:top w:w="100" w:type="dxa"/>
-              <w:bottom w:w="100" w:type="dxa"/>
-              <w:left w:w="140" w:type="dxa"/>
-              <w:right w:w="140" w:type="dxa"/>
+              <w:top w:w="70" w:type="dxa"/>
+              <w:bottom w:w="70" w:type="dxa"/>
+              <w:left w:w="100" w:type="dxa"/>
+              <w:right w:w="100" w:type="dxa"/>
             </w:tcMar>
           </w:tcPr>
           <w:p>
             <w:pPr>
-              <w:spacing w:before="40" w:after="40" w:line="252" w:lineRule="auto"/>
+              <w:spacing w:before="20" w:after="20"/>
             </w:pPr>
             <w:r>
               <w:rPr>
-                <w:rFonts w:ascii="Calibri" w:hAnsi="Calibri"/>
-                <w:b w:val="0"/>
-                <w:color w:val="282828"/>
+                <w:rFonts w:ascii="Times New Roman" w:hAnsi="Times New Roman"/>
+                <w:color w:val="000000"/>
                 <w:sz w:val="19"/>
               </w:rPr>
-              <w:t>Builds and displays the 4-tab Swing GUI; handles user actions, table rendering, and dashboard stats updates.</w:t>
+              <w:t>PASS</w:t>
             </w:r>
           </w:p>
         </w:tc>
@@ -2238,120 +2491,96 @@
         <w:tc>
           <w:tcPr>
             <w:tcW w:type="dxa" w:w="2340"/>
-            <w:shd w:fill="F8FAFC"/>
             <w:tcMar>
-              <w:top w:w="100" w:type="dxa"/>
-              <w:bottom w:w="100" w:type="dxa"/>
-              <w:left w:w="140" w:type="dxa"/>
-              <w:right w:w="140" w:type="dxa"/>
+              <w:top w:w="70" w:type="dxa"/>
+              <w:bottom w:w="70" w:type="dxa"/>
+              <w:left w:w="100" w:type="dxa"/>
+              <w:right w:w="100" w:type="dxa"/>
             </w:tcMar>
           </w:tcPr>
           <w:p>
             <w:pPr>
-              <w:spacing w:before="40" w:after="40" w:line="252" w:lineRule="auto"/>
+              <w:spacing w:before="20" w:after="20"/>
             </w:pPr>
             <w:r>
               <w:rPr>
-                <w:rFonts w:ascii="Calibri" w:hAnsi="Calibri"/>
-                <w:b w:val="0"/>
-                <w:color w:val="282828"/>
+                <w:rFonts w:ascii="Times New Roman" w:hAnsi="Times New Roman"/>
+                <w:color w:val="000000"/>
                 <w:sz w:val="19"/>
               </w:rPr>
-            </w:r>
-            <w:r>
-              <w:rPr>
-                <w:rFonts w:ascii="Calibri" w:hAnsi="Calibri"/>
-                <w:b/>
-                <w:color w:val="282828"/>
-                <w:sz w:val="19"/>
-              </w:rPr>
-              <w:t>`VehicleServiceManager`</w:t>
-            </w:r>
-            <w:r>
-              <w:rPr>
-                <w:rFonts w:ascii="Calibri" w:hAnsi="Calibri"/>
-                <w:b w:val="0"/>
-                <w:color w:val="282828"/>
-                <w:sz w:val="19"/>
-              </w:rPr>
+              <w:t>TC-3: Rollback Mileage</w:t>
             </w:r>
           </w:p>
         </w:tc>
         <w:tc>
           <w:tcPr>
             <w:tcW w:type="dxa" w:w="2340"/>
-            <w:shd w:fill="F8FAFC"/>
             <w:tcMar>
-              <w:top w:w="100" w:type="dxa"/>
-              <w:bottom w:w="100" w:type="dxa"/>
-              <w:left w:w="140" w:type="dxa"/>
-              <w:right w:w="140" w:type="dxa"/>
+              <w:top w:w="70" w:type="dxa"/>
+              <w:bottom w:w="70" w:type="dxa"/>
+              <w:left w:w="100" w:type="dxa"/>
+              <w:right w:w="100" w:type="dxa"/>
             </w:tcMar>
           </w:tcPr>
           <w:p>
             <w:pPr>
-              <w:spacing w:before="40" w:after="40" w:line="252" w:lineRule="auto"/>
+              <w:spacing w:before="20" w:after="20"/>
             </w:pPr>
             <w:r>
               <w:rPr>
-                <w:rFonts w:ascii="Calibri" w:hAnsi="Calibri"/>
-                <w:b w:val="0"/>
-                <w:color w:val="282828"/>
+                <w:rFonts w:ascii="Times New Roman" w:hAnsi="Times New Roman"/>
+                <w:color w:val="000000"/>
                 <w:sz w:val="19"/>
               </w:rPr>
-              <w:t>`VehicleServiceManager.java`</w:t>
+              <w:t>Log service with 5000 km on 82000 km vehicle</w:t>
             </w:r>
           </w:p>
         </w:tc>
         <w:tc>
           <w:tcPr>
             <w:tcW w:type="dxa" w:w="2340"/>
-            <w:shd w:fill="F8FAFC"/>
             <w:tcMar>
-              <w:top w:w="100" w:type="dxa"/>
-              <w:bottom w:w="100" w:type="dxa"/>
-              <w:left w:w="140" w:type="dxa"/>
-              <w:right w:w="140" w:type="dxa"/>
+              <w:top w:w="70" w:type="dxa"/>
+              <w:bottom w:w="70" w:type="dxa"/>
+              <w:left w:w="100" w:type="dxa"/>
+              <w:right w:w="100" w:type="dxa"/>
             </w:tcMar>
           </w:tcPr>
           <w:p>
             <w:pPr>
-              <w:spacing w:before="40" w:after="40" w:line="252" w:lineRule="auto"/>
+              <w:spacing w:before="20" w:after="20"/>
             </w:pPr>
             <w:r>
               <w:rPr>
-                <w:rFonts w:ascii="Calibri" w:hAnsi="Calibri"/>
-                <w:b w:val="0"/>
-                <w:color w:val="282828"/>
+                <w:rFonts w:ascii="Times New Roman" w:hAnsi="Times New Roman"/>
+                <w:color w:val="000000"/>
                 <w:sz w:val="19"/>
               </w:rPr>
-              <w:t>Core Engine</w:t>
+              <w:t>InvalidMileageException caught; refuses entry.</w:t>
             </w:r>
           </w:p>
         </w:tc>
         <w:tc>
           <w:tcPr>
             <w:tcW w:type="dxa" w:w="2340"/>
-            <w:shd w:fill="F8FAFC"/>
             <w:tcMar>
-              <w:top w:w="100" w:type="dxa"/>
-              <w:bottom w:w="100" w:type="dxa"/>
-              <w:left w:w="140" w:type="dxa"/>
-              <w:right w:w="140" w:type="dxa"/>
+              <w:top w:w="70" w:type="dxa"/>
+              <w:bottom w:w="70" w:type="dxa"/>
+              <w:left w:w="100" w:type="dxa"/>
+              <w:right w:w="100" w:type="dxa"/>
             </w:tcMar>
           </w:tcPr>
           <w:p>
             <w:pPr>
-              <w:spacing w:before="40" w:after="40" w:line="252" w:lineRule="auto"/>
+              <w:spacing w:before="20" w:after="20"/>
             </w:pPr>
             <w:r>
               <w:rPr>
-                <w:rFonts w:ascii="Calibri" w:hAnsi="Calibri"/>
-                <w:b w:val="0"/>
-                <w:color w:val="282828"/>
+                <w:rFonts w:ascii="Times New Roman" w:hAnsi="Times New Roman"/>
+                <w:color w:val="000000"/>
                 <w:sz w:val="19"/>
               </w:rPr>
-              <w:t>Central controller containing all 6 functional sections: Vehicle registration, service event recording, milestone tracking, financial computations, reporting, and parts inventory.</w:t>
+              <w:t>PASS</w:t>
             </w:r>
           </w:p>
         </w:tc>
@@ -2360,120 +2589,96 @@
         <w:tc>
           <w:tcPr>
             <w:tcW w:type="dxa" w:w="2340"/>
-            <w:shd w:fill="FFFFFF"/>
             <w:tcMar>
-              <w:top w:w="100" w:type="dxa"/>
-              <w:bottom w:w="100" w:type="dxa"/>
-              <w:left w:w="140" w:type="dxa"/>
-              <w:right w:w="140" w:type="dxa"/>
+              <w:top w:w="70" w:type="dxa"/>
+              <w:bottom w:w="70" w:type="dxa"/>
+              <w:left w:w="100" w:type="dxa"/>
+              <w:right w:w="100" w:type="dxa"/>
             </w:tcMar>
           </w:tcPr>
           <w:p>
             <w:pPr>
-              <w:spacing w:before="40" w:after="40" w:line="252" w:lineRule="auto"/>
+              <w:spacing w:before="20" w:after="20"/>
             </w:pPr>
             <w:r>
               <w:rPr>
-                <w:rFonts w:ascii="Calibri" w:hAnsi="Calibri"/>
-                <w:b w:val="0"/>
-                <w:color w:val="282828"/>
+                <w:rFonts w:ascii="Times New Roman" w:hAnsi="Times New Roman"/>
+                <w:color w:val="000000"/>
                 <w:sz w:val="19"/>
               </w:rPr>
-            </w:r>
-            <w:r>
-              <w:rPr>
-                <w:rFonts w:ascii="Calibri" w:hAnsi="Calibri"/>
-                <w:b/>
-                <w:color w:val="282828"/>
-                <w:sz w:val="19"/>
-              </w:rPr>
-              <w:t>`Vehicle`</w:t>
-            </w:r>
-            <w:r>
-              <w:rPr>
-                <w:rFonts w:ascii="Calibri" w:hAnsi="Calibri"/>
-                <w:b w:val="0"/>
-                <w:color w:val="282828"/>
-                <w:sz w:val="19"/>
-              </w:rPr>
+              <w:t>TC-4: Vehicle Search</w:t>
             </w:r>
           </w:p>
         </w:tc>
         <w:tc>
           <w:tcPr>
             <w:tcW w:type="dxa" w:w="2340"/>
-            <w:shd w:fill="FFFFFF"/>
             <w:tcMar>
-              <w:top w:w="100" w:type="dxa"/>
-              <w:bottom w:w="100" w:type="dxa"/>
-              <w:left w:w="140" w:type="dxa"/>
-              <w:right w:w="140" w:type="dxa"/>
+              <w:top w:w="70" w:type="dxa"/>
+              <w:bottom w:w="70" w:type="dxa"/>
+              <w:left w:w="100" w:type="dxa"/>
+              <w:right w:w="100" w:type="dxa"/>
             </w:tcMar>
           </w:tcPr>
           <w:p>
             <w:pPr>
-              <w:spacing w:before="40" w:after="40" w:line="252" w:lineRule="auto"/>
+              <w:spacing w:before="20" w:after="20"/>
             </w:pPr>
             <w:r>
               <w:rPr>
-                <w:rFonts w:ascii="Calibri" w:hAnsi="Calibri"/>
-                <w:b w:val="0"/>
-                <w:color w:val="282828"/>
+                <w:rFonts w:ascii="Times New Roman" w:hAnsi="Times New Roman"/>
+                <w:color w:val="000000"/>
                 <w:sz w:val="19"/>
               </w:rPr>
-              <w:t>`Vehicle.java`</w:t>
+              <w:t>Search for '  trk-101  '</w:t>
             </w:r>
           </w:p>
         </w:tc>
         <w:tc>
           <w:tcPr>
             <w:tcW w:type="dxa" w:w="2340"/>
-            <w:shd w:fill="FFFFFF"/>
             <w:tcMar>
-              <w:top w:w="100" w:type="dxa"/>
-              <w:bottom w:w="100" w:type="dxa"/>
-              <w:left w:w="140" w:type="dxa"/>
-              <w:right w:w="140" w:type="dxa"/>
+              <w:top w:w="70" w:type="dxa"/>
+              <w:bottom w:w="70" w:type="dxa"/>
+              <w:left w:w="100" w:type="dxa"/>
+              <w:right w:w="100" w:type="dxa"/>
             </w:tcMar>
           </w:tcPr>
           <w:p>
             <w:pPr>
-              <w:spacing w:before="40" w:after="40" w:line="252" w:lineRule="auto"/>
+              <w:spacing w:before="20" w:after="20"/>
             </w:pPr>
             <w:r>
               <w:rPr>
-                <w:rFonts w:ascii="Calibri" w:hAnsi="Calibri"/>
-                <w:b w:val="0"/>
-                <w:color w:val="282828"/>
+                <w:rFonts w:ascii="Times New Roman" w:hAnsi="Times New Roman"/>
+                <w:color w:val="000000"/>
                 <w:sz w:val="19"/>
               </w:rPr>
-              <w:t>Model Entity</w:t>
+              <w:t>Trimmed &amp; uppercased; displays TRK-101 history.</w:t>
             </w:r>
           </w:p>
         </w:tc>
         <w:tc>
           <w:tcPr>
             <w:tcW w:type="dxa" w:w="2340"/>
-            <w:shd w:fill="FFFFFF"/>
             <w:tcMar>
-              <w:top w:w="100" w:type="dxa"/>
-              <w:bottom w:w="100" w:type="dxa"/>
-              <w:left w:w="140" w:type="dxa"/>
-              <w:right w:w="140" w:type="dxa"/>
+              <w:top w:w="70" w:type="dxa"/>
+              <w:bottom w:w="70" w:type="dxa"/>
+              <w:left w:w="100" w:type="dxa"/>
+              <w:right w:w="100" w:type="dxa"/>
             </w:tcMar>
           </w:tcPr>
           <w:p>
             <w:pPr>
-              <w:spacing w:before="40" w:after="40" w:line="252" w:lineRule="auto"/>
+              <w:spacing w:before="20" w:after="20"/>
             </w:pPr>
             <w:r>
               <w:rPr>
-                <w:rFonts w:ascii="Calibri" w:hAnsi="Calibri"/>
-                <w:b w:val="0"/>
-                <w:color w:val="282828"/>
+                <w:rFonts w:ascii="Times New Roman" w:hAnsi="Times New Roman"/>
+                <w:color w:val="000000"/>
                 <w:sz w:val="19"/>
               </w:rPr>
-              <w:t>Encapsulates vehicle specifications, odometer milestones, status logic, and an embedded `LinkedList&lt;ServiceRecord&gt;`.</w:t>
+              <w:t>PASS</w:t>
             </w:r>
           </w:p>
         </w:tc>
@@ -2482,867 +2687,266 @@
         <w:tc>
           <w:tcPr>
             <w:tcW w:type="dxa" w:w="2340"/>
-            <w:shd w:fill="F8FAFC"/>
             <w:tcMar>
-              <w:top w:w="100" w:type="dxa"/>
-              <w:bottom w:w="100" w:type="dxa"/>
-              <w:left w:w="140" w:type="dxa"/>
-              <w:right w:w="140" w:type="dxa"/>
+              <w:top w:w="70" w:type="dxa"/>
+              <w:bottom w:w="70" w:type="dxa"/>
+              <w:left w:w="100" w:type="dxa"/>
+              <w:right w:w="100" w:type="dxa"/>
             </w:tcMar>
           </w:tcPr>
           <w:p>
             <w:pPr>
-              <w:spacing w:before="40" w:after="40" w:line="252" w:lineRule="auto"/>
+              <w:spacing w:before="20" w:after="20"/>
             </w:pPr>
             <w:r>
               <w:rPr>
-                <w:rFonts w:ascii="Calibri" w:hAnsi="Calibri"/>
-                <w:b w:val="0"/>
-                <w:color w:val="282828"/>
+                <w:rFonts w:ascii="Times New Roman" w:hAnsi="Times New Roman"/>
+                <w:color w:val="000000"/>
                 <w:sz w:val="19"/>
               </w:rPr>
-            </w:r>
-            <w:r>
-              <w:rPr>
-                <w:rFonts w:ascii="Calibri" w:hAnsi="Calibri"/>
-                <w:b/>
-                <w:color w:val="282828"/>
-                <w:sz w:val="19"/>
-              </w:rPr>
-              <w:t>`ServiceRecord`</w:t>
-            </w:r>
-            <w:r>
-              <w:rPr>
-                <w:rFonts w:ascii="Calibri" w:hAnsi="Calibri"/>
-                <w:b w:val="0"/>
-                <w:color w:val="282828"/>
-                <w:sz w:val="19"/>
-              </w:rPr>
+              <w:t>TC-5: Cost Precision</w:t>
             </w:r>
           </w:p>
         </w:tc>
         <w:tc>
           <w:tcPr>
             <w:tcW w:type="dxa" w:w="2340"/>
-            <w:shd w:fill="F8FAFC"/>
             <w:tcMar>
-              <w:top w:w="100" w:type="dxa"/>
-              <w:bottom w:w="100" w:type="dxa"/>
-              <w:left w:w="140" w:type="dxa"/>
-              <w:right w:w="140" w:type="dxa"/>
+              <w:top w:w="70" w:type="dxa"/>
+              <w:bottom w:w="70" w:type="dxa"/>
+              <w:left w:w="100" w:type="dxa"/>
+              <w:right w:w="100" w:type="dxa"/>
             </w:tcMar>
           </w:tcPr>
           <w:p>
             <w:pPr>
-              <w:spacing w:before="40" w:after="40" w:line="252" w:lineRule="auto"/>
+              <w:spacing w:before="20" w:after="20"/>
             </w:pPr>
             <w:r>
               <w:rPr>
-                <w:rFonts w:ascii="Calibri" w:hAnsi="Calibri"/>
-                <w:b w:val="0"/>
-                <w:color w:val="282828"/>
+                <w:rFonts w:ascii="Times New Roman" w:hAnsi="Times New Roman"/>
+                <w:color w:val="000000"/>
                 <w:sz w:val="19"/>
               </w:rPr>
-              <w:t>`ServiceRecord.java`</w:t>
+              <w:t>Labor $150.00 + Parts $80.00</w:t>
             </w:r>
           </w:p>
         </w:tc>
         <w:tc>
           <w:tcPr>
             <w:tcW w:type="dxa" w:w="2340"/>
-            <w:shd w:fill="F8FAFC"/>
             <w:tcMar>
-              <w:top w:w="100" w:type="dxa"/>
-              <w:bottom w:w="100" w:type="dxa"/>
-              <w:left w:w="140" w:type="dxa"/>
-              <w:right w:w="140" w:type="dxa"/>
+              <w:top w:w="70" w:type="dxa"/>
+              <w:bottom w:w="70" w:type="dxa"/>
+              <w:left w:w="100" w:type="dxa"/>
+              <w:right w:w="100" w:type="dxa"/>
             </w:tcMar>
           </w:tcPr>
           <w:p>
             <w:pPr>
-              <w:spacing w:before="40" w:after="40" w:line="252" w:lineRule="auto"/>
+              <w:spacing w:before="20" w:after="20"/>
             </w:pPr>
             <w:r>
               <w:rPr>
-                <w:rFonts w:ascii="Calibri" w:hAnsi="Calibri"/>
-                <w:b w:val="0"/>
-                <w:color w:val="282828"/>
+                <w:rFonts w:ascii="Times New Roman" w:hAnsi="Times New Roman"/>
+                <w:color w:val="000000"/>
                 <w:sz w:val="19"/>
               </w:rPr>
-              <w:t>Model Entity</w:t>
+              <w:t>Total calculated as exactly $230.00 via BigDecimal.</w:t>
             </w:r>
           </w:p>
         </w:tc>
         <w:tc>
           <w:tcPr>
             <w:tcW w:type="dxa" w:w="2340"/>
-            <w:shd w:fill="F8FAFC"/>
             <w:tcMar>
-              <w:top w:w="100" w:type="dxa"/>
-              <w:bottom w:w="100" w:type="dxa"/>
-              <w:left w:w="140" w:type="dxa"/>
-              <w:right w:w="140" w:type="dxa"/>
+              <w:top w:w="70" w:type="dxa"/>
+              <w:bottom w:w="70" w:type="dxa"/>
+              <w:left w:w="100" w:type="dxa"/>
+              <w:right w:w="100" w:type="dxa"/>
             </w:tcMar>
           </w:tcPr>
           <w:p>
             <w:pPr>
-              <w:spacing w:before="40" w:after="40" w:line="252" w:lineRule="auto"/>
+              <w:spacing w:before="20" w:after="20"/>
             </w:pPr>
             <w:r>
               <w:rPr>
-                <w:rFonts w:ascii="Calibri" w:hAnsi="Calibri"/>
-                <w:b w:val="0"/>
-                <w:color w:val="282828"/>
+                <w:rFonts w:ascii="Times New Roman" w:hAnsi="Times New Roman"/>
+                <w:color w:val="000000"/>
                 <w:sz w:val="19"/>
               </w:rPr>
-              <w:t>Holds maintenance event data, service type, odometer reading, technician notes, and `BigDecimal` costs.</w:t>
-            </w:r>
-          </w:p>
-        </w:tc>
-      </w:tr>
-      <w:tr>
-        <w:tc>
-          <w:tcPr>
-            <w:tcW w:type="dxa" w:w="2340"/>
-            <w:shd w:fill="FFFFFF"/>
-            <w:tcMar>
-              <w:top w:w="100" w:type="dxa"/>
-              <w:bottom w:w="100" w:type="dxa"/>
-              <w:left w:w="140" w:type="dxa"/>
-              <w:right w:w="140" w:type="dxa"/>
-            </w:tcMar>
-          </w:tcPr>
-          <w:p>
-            <w:pPr>
-              <w:spacing w:before="40" w:after="40" w:line="252" w:lineRule="auto"/>
-            </w:pPr>
-            <w:r>
-              <w:rPr>
-                <w:rFonts w:ascii="Calibri" w:hAnsi="Calibri"/>
-                <w:b w:val="0"/>
-                <w:color w:val="282828"/>
-                <w:sz w:val="19"/>
-              </w:rPr>
-            </w:r>
-            <w:r>
-              <w:rPr>
-                <w:rFonts w:ascii="Calibri" w:hAnsi="Calibri"/>
-                <w:b/>
-                <w:color w:val="282828"/>
-                <w:sz w:val="19"/>
-              </w:rPr>
-              <w:t>`Part`</w:t>
-            </w:r>
-            <w:r>
-              <w:rPr>
-                <w:rFonts w:ascii="Calibri" w:hAnsi="Calibri"/>
-                <w:b w:val="0"/>
-                <w:color w:val="282828"/>
-                <w:sz w:val="19"/>
-              </w:rPr>
-            </w:r>
-          </w:p>
-        </w:tc>
-        <w:tc>
-          <w:tcPr>
-            <w:tcW w:type="dxa" w:w="2340"/>
-            <w:shd w:fill="FFFFFF"/>
-            <w:tcMar>
-              <w:top w:w="100" w:type="dxa"/>
-              <w:bottom w:w="100" w:type="dxa"/>
-              <w:left w:w="140" w:type="dxa"/>
-              <w:right w:w="140" w:type="dxa"/>
-            </w:tcMar>
-          </w:tcPr>
-          <w:p>
-            <w:pPr>
-              <w:spacing w:before="40" w:after="40" w:line="252" w:lineRule="auto"/>
-            </w:pPr>
-            <w:r>
-              <w:rPr>
-                <w:rFonts w:ascii="Calibri" w:hAnsi="Calibri"/>
-                <w:b w:val="0"/>
-                <w:color w:val="282828"/>
-                <w:sz w:val="19"/>
-              </w:rPr>
-              <w:t>`Part.java`</w:t>
-            </w:r>
-          </w:p>
-        </w:tc>
-        <w:tc>
-          <w:tcPr>
-            <w:tcW w:type="dxa" w:w="2340"/>
-            <w:shd w:fill="FFFFFF"/>
-            <w:tcMar>
-              <w:top w:w="100" w:type="dxa"/>
-              <w:bottom w:w="100" w:type="dxa"/>
-              <w:left w:w="140" w:type="dxa"/>
-              <w:right w:w="140" w:type="dxa"/>
-            </w:tcMar>
-          </w:tcPr>
-          <w:p>
-            <w:pPr>
-              <w:spacing w:before="40" w:after="40" w:line="252" w:lineRule="auto"/>
-            </w:pPr>
-            <w:r>
-              <w:rPr>
-                <w:rFonts w:ascii="Calibri" w:hAnsi="Calibri"/>
-                <w:b w:val="0"/>
-                <w:color w:val="282828"/>
-                <w:sz w:val="19"/>
-              </w:rPr>
-              <w:t>Model Entity</w:t>
-            </w:r>
-          </w:p>
-        </w:tc>
-        <w:tc>
-          <w:tcPr>
-            <w:tcW w:type="dxa" w:w="2340"/>
-            <w:shd w:fill="FFFFFF"/>
-            <w:tcMar>
-              <w:top w:w="100" w:type="dxa"/>
-              <w:bottom w:w="100" w:type="dxa"/>
-              <w:left w:w="140" w:type="dxa"/>
-              <w:right w:w="140" w:type="dxa"/>
-            </w:tcMar>
-          </w:tcPr>
-          <w:p>
-            <w:pPr>
-              <w:spacing w:before="40" w:after="40" w:line="252" w:lineRule="auto"/>
-            </w:pPr>
-            <w:r>
-              <w:rPr>
-                <w:rFonts w:ascii="Calibri" w:hAnsi="Calibri"/>
-                <w:b w:val="0"/>
-                <w:color w:val="282828"/>
-                <w:sz w:val="19"/>
-              </w:rPr>
-              <w:t>Models spare parts catalog items with SKU part numbers, category names, unit prices, and stock quantities.</w:t>
-            </w:r>
-          </w:p>
-        </w:tc>
-      </w:tr>
-      <w:tr>
-        <w:tc>
-          <w:tcPr>
-            <w:tcW w:type="dxa" w:w="2340"/>
-            <w:shd w:fill="F8FAFC"/>
-            <w:tcMar>
-              <w:top w:w="100" w:type="dxa"/>
-              <w:bottom w:w="100" w:type="dxa"/>
-              <w:left w:w="140" w:type="dxa"/>
-              <w:right w:w="140" w:type="dxa"/>
-            </w:tcMar>
-          </w:tcPr>
-          <w:p>
-            <w:pPr>
-              <w:spacing w:before="40" w:after="40" w:line="252" w:lineRule="auto"/>
-            </w:pPr>
-            <w:r>
-              <w:rPr>
-                <w:rFonts w:ascii="Calibri" w:hAnsi="Calibri"/>
-                <w:b w:val="0"/>
-                <w:color w:val="282828"/>
-                <w:sz w:val="19"/>
-              </w:rPr>
-            </w:r>
-            <w:r>
-              <w:rPr>
-                <w:rFonts w:ascii="Calibri" w:hAnsi="Calibri"/>
-                <w:b/>
-                <w:color w:val="282828"/>
-                <w:sz w:val="19"/>
-              </w:rPr>
-              <w:t>`ReportService`</w:t>
-            </w:r>
-            <w:r>
-              <w:rPr>
-                <w:rFonts w:ascii="Calibri" w:hAnsi="Calibri"/>
-                <w:b w:val="0"/>
-                <w:color w:val="282828"/>
-                <w:sz w:val="19"/>
-              </w:rPr>
-            </w:r>
-          </w:p>
-        </w:tc>
-        <w:tc>
-          <w:tcPr>
-            <w:tcW w:type="dxa" w:w="2340"/>
-            <w:shd w:fill="F8FAFC"/>
-            <w:tcMar>
-              <w:top w:w="100" w:type="dxa"/>
-              <w:bottom w:w="100" w:type="dxa"/>
-              <w:left w:w="140" w:type="dxa"/>
-              <w:right w:w="140" w:type="dxa"/>
-            </w:tcMar>
-          </w:tcPr>
-          <w:p>
-            <w:pPr>
-              <w:spacing w:before="40" w:after="40" w:line="252" w:lineRule="auto"/>
-            </w:pPr>
-            <w:r>
-              <w:rPr>
-                <w:rFonts w:ascii="Calibri" w:hAnsi="Calibri"/>
-                <w:b w:val="0"/>
-                <w:color w:val="282828"/>
-                <w:sz w:val="19"/>
-              </w:rPr>
-              <w:t>`ReportService.java`</w:t>
-            </w:r>
-          </w:p>
-        </w:tc>
-        <w:tc>
-          <w:tcPr>
-            <w:tcW w:type="dxa" w:w="2340"/>
-            <w:shd w:fill="F8FAFC"/>
-            <w:tcMar>
-              <w:top w:w="100" w:type="dxa"/>
-              <w:bottom w:w="100" w:type="dxa"/>
-              <w:left w:w="140" w:type="dxa"/>
-              <w:right w:w="140" w:type="dxa"/>
-            </w:tcMar>
-          </w:tcPr>
-          <w:p>
-            <w:pPr>
-              <w:spacing w:before="40" w:after="40" w:line="252" w:lineRule="auto"/>
-            </w:pPr>
-            <w:r>
-              <w:rPr>
-                <w:rFonts w:ascii="Calibri" w:hAnsi="Calibri"/>
-                <w:b w:val="0"/>
-                <w:color w:val="282828"/>
-                <w:sz w:val="19"/>
-              </w:rPr>
-              <w:t>Service Facade</w:t>
-            </w:r>
-          </w:p>
-        </w:tc>
-        <w:tc>
-          <w:tcPr>
-            <w:tcW w:type="dxa" w:w="2340"/>
-            <w:shd w:fill="F8FAFC"/>
-            <w:tcMar>
-              <w:top w:w="100" w:type="dxa"/>
-              <w:bottom w:w="100" w:type="dxa"/>
-              <w:left w:w="140" w:type="dxa"/>
-              <w:right w:w="140" w:type="dxa"/>
-            </w:tcMar>
-          </w:tcPr>
-          <w:p>
-            <w:pPr>
-              <w:spacing w:before="40" w:after="40" w:line="252" w:lineRule="auto"/>
-            </w:pPr>
-            <w:r>
-              <w:rPr>
-                <w:rFonts w:ascii="Calibri" w:hAnsi="Calibri"/>
-                <w:b w:val="0"/>
-                <w:color w:val="282828"/>
-                <w:sz w:val="19"/>
-              </w:rPr>
-              <w:t>Cleanses inputs (`.trim().toUpperCase()`) and delegates report generation from the UI to the backend manager.</w:t>
-            </w:r>
-          </w:p>
-        </w:tc>
-      </w:tr>
-      <w:tr>
-        <w:tc>
-          <w:tcPr>
-            <w:tcW w:type="dxa" w:w="2340"/>
-            <w:shd w:fill="FFFFFF"/>
-            <w:tcMar>
-              <w:top w:w="100" w:type="dxa"/>
-              <w:bottom w:w="100" w:type="dxa"/>
-              <w:left w:w="140" w:type="dxa"/>
-              <w:right w:w="140" w:type="dxa"/>
-            </w:tcMar>
-          </w:tcPr>
-          <w:p>
-            <w:pPr>
-              <w:spacing w:before="40" w:after="40" w:line="252" w:lineRule="auto"/>
-            </w:pPr>
-            <w:r>
-              <w:rPr>
-                <w:rFonts w:ascii="Calibri" w:hAnsi="Calibri"/>
-                <w:b w:val="0"/>
-                <w:color w:val="282828"/>
-                <w:sz w:val="19"/>
-              </w:rPr>
-            </w:r>
-            <w:r>
-              <w:rPr>
-                <w:rFonts w:ascii="Calibri" w:hAnsi="Calibri"/>
-                <w:b/>
-                <w:color w:val="282828"/>
-                <w:sz w:val="19"/>
-              </w:rPr>
-              <w:t>`DataGenerator`</w:t>
-            </w:r>
-            <w:r>
-              <w:rPr>
-                <w:rFonts w:ascii="Calibri" w:hAnsi="Calibri"/>
-                <w:b w:val="0"/>
-                <w:color w:val="282828"/>
-                <w:sz w:val="19"/>
-              </w:rPr>
-            </w:r>
-          </w:p>
-        </w:tc>
-        <w:tc>
-          <w:tcPr>
-            <w:tcW w:type="dxa" w:w="2340"/>
-            <w:shd w:fill="FFFFFF"/>
-            <w:tcMar>
-              <w:top w:w="100" w:type="dxa"/>
-              <w:bottom w:w="100" w:type="dxa"/>
-              <w:left w:w="140" w:type="dxa"/>
-              <w:right w:w="140" w:type="dxa"/>
-            </w:tcMar>
-          </w:tcPr>
-          <w:p>
-            <w:pPr>
-              <w:spacing w:before="40" w:after="40" w:line="252" w:lineRule="auto"/>
-            </w:pPr>
-            <w:r>
-              <w:rPr>
-                <w:rFonts w:ascii="Calibri" w:hAnsi="Calibri"/>
-                <w:b w:val="0"/>
-                <w:color w:val="282828"/>
-                <w:sz w:val="19"/>
-              </w:rPr>
-              <w:t>`DataGenerator.java`</w:t>
-            </w:r>
-          </w:p>
-        </w:tc>
-        <w:tc>
-          <w:tcPr>
-            <w:tcW w:type="dxa" w:w="2340"/>
-            <w:shd w:fill="FFFFFF"/>
-            <w:tcMar>
-              <w:top w:w="100" w:type="dxa"/>
-              <w:bottom w:w="100" w:type="dxa"/>
-              <w:left w:w="140" w:type="dxa"/>
-              <w:right w:w="140" w:type="dxa"/>
-            </w:tcMar>
-          </w:tcPr>
-          <w:p>
-            <w:pPr>
-              <w:spacing w:before="40" w:after="40" w:line="252" w:lineRule="auto"/>
-            </w:pPr>
-            <w:r>
-              <w:rPr>
-                <w:rFonts w:ascii="Calibri" w:hAnsi="Calibri"/>
-                <w:b w:val="0"/>
-                <w:color w:val="282828"/>
-                <w:sz w:val="19"/>
-              </w:rPr>
-              <w:t>Utility</w:t>
-            </w:r>
-          </w:p>
-        </w:tc>
-        <w:tc>
-          <w:tcPr>
-            <w:tcW w:type="dxa" w:w="2340"/>
-            <w:shd w:fill="FFFFFF"/>
-            <w:tcMar>
-              <w:top w:w="100" w:type="dxa"/>
-              <w:bottom w:w="100" w:type="dxa"/>
-              <w:left w:w="140" w:type="dxa"/>
-              <w:right w:w="140" w:type="dxa"/>
-            </w:tcMar>
-          </w:tcPr>
-          <w:p>
-            <w:pPr>
-              <w:spacing w:before="40" w:after="40" w:line="252" w:lineRule="auto"/>
-            </w:pPr>
-            <w:r>
-              <w:rPr>
-                <w:rFonts w:ascii="Calibri" w:hAnsi="Calibri"/>
-                <w:b w:val="0"/>
-                <w:color w:val="282828"/>
-                <w:sz w:val="19"/>
-              </w:rPr>
-              <w:t>Seeds initial sample parts, fleet vehicles, and realistic completed service logs for immediate evaluation.</w:t>
-            </w:r>
-          </w:p>
-        </w:tc>
-      </w:tr>
-      <w:tr>
-        <w:tc>
-          <w:tcPr>
-            <w:tcW w:type="dxa" w:w="2340"/>
-            <w:shd w:fill="F8FAFC"/>
-            <w:tcMar>
-              <w:top w:w="100" w:type="dxa"/>
-              <w:bottom w:w="100" w:type="dxa"/>
-              <w:left w:w="140" w:type="dxa"/>
-              <w:right w:w="140" w:type="dxa"/>
-            </w:tcMar>
-          </w:tcPr>
-          <w:p>
-            <w:pPr>
-              <w:spacing w:before="40" w:after="40" w:line="252" w:lineRule="auto"/>
-            </w:pPr>
-            <w:r>
-              <w:rPr>
-                <w:rFonts w:ascii="Calibri" w:hAnsi="Calibri"/>
-                <w:b w:val="0"/>
-                <w:color w:val="282828"/>
-                <w:sz w:val="19"/>
-              </w:rPr>
-            </w:r>
-            <w:r>
-              <w:rPr>
-                <w:rFonts w:ascii="Calibri" w:hAnsi="Calibri"/>
-                <w:b/>
-                <w:color w:val="282828"/>
-                <w:sz w:val="19"/>
-              </w:rPr>
-              <w:t>`DuplicateVehicleException`</w:t>
-            </w:r>
-            <w:r>
-              <w:rPr>
-                <w:rFonts w:ascii="Calibri" w:hAnsi="Calibri"/>
-                <w:b w:val="0"/>
-                <w:color w:val="282828"/>
-                <w:sz w:val="19"/>
-              </w:rPr>
-            </w:r>
-          </w:p>
-        </w:tc>
-        <w:tc>
-          <w:tcPr>
-            <w:tcW w:type="dxa" w:w="2340"/>
-            <w:shd w:fill="F8FAFC"/>
-            <w:tcMar>
-              <w:top w:w="100" w:type="dxa"/>
-              <w:bottom w:w="100" w:type="dxa"/>
-              <w:left w:w="140" w:type="dxa"/>
-              <w:right w:w="140" w:type="dxa"/>
-            </w:tcMar>
-          </w:tcPr>
-          <w:p>
-            <w:pPr>
-              <w:spacing w:before="40" w:after="40" w:line="252" w:lineRule="auto"/>
-            </w:pPr>
-            <w:r>
-              <w:rPr>
-                <w:rFonts w:ascii="Calibri" w:hAnsi="Calibri"/>
-                <w:b w:val="0"/>
-                <w:color w:val="282828"/>
-                <w:sz w:val="19"/>
-              </w:rPr>
-              <w:t>`DuplicateVehicleException.java`</w:t>
-            </w:r>
-          </w:p>
-        </w:tc>
-        <w:tc>
-          <w:tcPr>
-            <w:tcW w:type="dxa" w:w="2340"/>
-            <w:shd w:fill="F8FAFC"/>
-            <w:tcMar>
-              <w:top w:w="100" w:type="dxa"/>
-              <w:bottom w:w="100" w:type="dxa"/>
-              <w:left w:w="140" w:type="dxa"/>
-              <w:right w:w="140" w:type="dxa"/>
-            </w:tcMar>
-          </w:tcPr>
-          <w:p>
-            <w:pPr>
-              <w:spacing w:before="40" w:after="40" w:line="252" w:lineRule="auto"/>
-            </w:pPr>
-            <w:r>
-              <w:rPr>
-                <w:rFonts w:ascii="Calibri" w:hAnsi="Calibri"/>
-                <w:b w:val="0"/>
-                <w:color w:val="282828"/>
-                <w:sz w:val="19"/>
-              </w:rPr>
-              <w:t>Domain Exception</w:t>
-            </w:r>
-          </w:p>
-        </w:tc>
-        <w:tc>
-          <w:tcPr>
-            <w:tcW w:type="dxa" w:w="2340"/>
-            <w:shd w:fill="F8FAFC"/>
-            <w:tcMar>
-              <w:top w:w="100" w:type="dxa"/>
-              <w:bottom w:w="100" w:type="dxa"/>
-              <w:left w:w="140" w:type="dxa"/>
-              <w:right w:w="140" w:type="dxa"/>
-            </w:tcMar>
-          </w:tcPr>
-          <w:p>
-            <w:pPr>
-              <w:spacing w:before="40" w:after="40" w:line="252" w:lineRule="auto"/>
-            </w:pPr>
-            <w:r>
-              <w:rPr>
-                <w:rFonts w:ascii="Calibri" w:hAnsi="Calibri"/>
-                <w:b w:val="0"/>
-                <w:color w:val="282828"/>
-                <w:sz w:val="19"/>
-              </w:rPr>
-              <w:t>Thrown when a duplicate vehicle registration key is detected in the `HashMap`.</w:t>
-            </w:r>
-          </w:p>
-        </w:tc>
-      </w:tr>
-      <w:tr>
-        <w:tc>
-          <w:tcPr>
-            <w:tcW w:type="dxa" w:w="2340"/>
-            <w:shd w:fill="FFFFFF"/>
-            <w:tcMar>
-              <w:top w:w="100" w:type="dxa"/>
-              <w:bottom w:w="100" w:type="dxa"/>
-              <w:left w:w="140" w:type="dxa"/>
-              <w:right w:w="140" w:type="dxa"/>
-            </w:tcMar>
-          </w:tcPr>
-          <w:p>
-            <w:pPr>
-              <w:spacing w:before="40" w:after="40" w:line="252" w:lineRule="auto"/>
-            </w:pPr>
-            <w:r>
-              <w:rPr>
-                <w:rFonts w:ascii="Calibri" w:hAnsi="Calibri"/>
-                <w:b w:val="0"/>
-                <w:color w:val="282828"/>
-                <w:sz w:val="19"/>
-              </w:rPr>
-            </w:r>
-            <w:r>
-              <w:rPr>
-                <w:rFonts w:ascii="Calibri" w:hAnsi="Calibri"/>
-                <w:b/>
-                <w:color w:val="282828"/>
-                <w:sz w:val="19"/>
-              </w:rPr>
-              <w:t>`InvalidMileageException`</w:t>
-            </w:r>
-            <w:r>
-              <w:rPr>
-                <w:rFonts w:ascii="Calibri" w:hAnsi="Calibri"/>
-                <w:b w:val="0"/>
-                <w:color w:val="282828"/>
-                <w:sz w:val="19"/>
-              </w:rPr>
-            </w:r>
-          </w:p>
-        </w:tc>
-        <w:tc>
-          <w:tcPr>
-            <w:tcW w:type="dxa" w:w="2340"/>
-            <w:shd w:fill="FFFFFF"/>
-            <w:tcMar>
-              <w:top w:w="100" w:type="dxa"/>
-              <w:bottom w:w="100" w:type="dxa"/>
-              <w:left w:w="140" w:type="dxa"/>
-              <w:right w:w="140" w:type="dxa"/>
-            </w:tcMar>
-          </w:tcPr>
-          <w:p>
-            <w:pPr>
-              <w:spacing w:before="40" w:after="40" w:line="252" w:lineRule="auto"/>
-            </w:pPr>
-            <w:r>
-              <w:rPr>
-                <w:rFonts w:ascii="Calibri" w:hAnsi="Calibri"/>
-                <w:b w:val="0"/>
-                <w:color w:val="282828"/>
-                <w:sz w:val="19"/>
-              </w:rPr>
-              <w:t>`InvalidMileageException.java`</w:t>
-            </w:r>
-          </w:p>
-        </w:tc>
-        <w:tc>
-          <w:tcPr>
-            <w:tcW w:type="dxa" w:w="2340"/>
-            <w:shd w:fill="FFFFFF"/>
-            <w:tcMar>
-              <w:top w:w="100" w:type="dxa"/>
-              <w:bottom w:w="100" w:type="dxa"/>
-              <w:left w:w="140" w:type="dxa"/>
-              <w:right w:w="140" w:type="dxa"/>
-            </w:tcMar>
-          </w:tcPr>
-          <w:p>
-            <w:pPr>
-              <w:spacing w:before="40" w:after="40" w:line="252" w:lineRule="auto"/>
-            </w:pPr>
-            <w:r>
-              <w:rPr>
-                <w:rFonts w:ascii="Calibri" w:hAnsi="Calibri"/>
-                <w:b w:val="0"/>
-                <w:color w:val="282828"/>
-                <w:sz w:val="19"/>
-              </w:rPr>
-              <w:t>Domain Exception</w:t>
-            </w:r>
-          </w:p>
-        </w:tc>
-        <w:tc>
-          <w:tcPr>
-            <w:tcW w:type="dxa" w:w="2340"/>
-            <w:shd w:fill="FFFFFF"/>
-            <w:tcMar>
-              <w:top w:w="100" w:type="dxa"/>
-              <w:bottom w:w="100" w:type="dxa"/>
-              <w:left w:w="140" w:type="dxa"/>
-              <w:right w:w="140" w:type="dxa"/>
-            </w:tcMar>
-          </w:tcPr>
-          <w:p>
-            <w:pPr>
-              <w:spacing w:before="40" w:after="40" w:line="252" w:lineRule="auto"/>
-            </w:pPr>
-            <w:r>
-              <w:rPr>
-                <w:rFonts w:ascii="Calibri" w:hAnsi="Calibri"/>
-                <w:b w:val="0"/>
-                <w:color w:val="282828"/>
-                <w:sz w:val="19"/>
-              </w:rPr>
-              <w:t>Thrown when a maintenance odometer reading rolls backward.</w:t>
-            </w:r>
-          </w:p>
-        </w:tc>
-      </w:tr>
-      <w:tr>
-        <w:tc>
-          <w:tcPr>
-            <w:tcW w:type="dxa" w:w="2340"/>
-            <w:shd w:fill="F8FAFC"/>
-            <w:tcMar>
-              <w:top w:w="100" w:type="dxa"/>
-              <w:bottom w:w="100" w:type="dxa"/>
-              <w:left w:w="140" w:type="dxa"/>
-              <w:right w:w="140" w:type="dxa"/>
-            </w:tcMar>
-          </w:tcPr>
-          <w:p>
-            <w:pPr>
-              <w:spacing w:before="40" w:after="40" w:line="252" w:lineRule="auto"/>
-            </w:pPr>
-            <w:r>
-              <w:rPr>
-                <w:rFonts w:ascii="Calibri" w:hAnsi="Calibri"/>
-                <w:b w:val="0"/>
-                <w:color w:val="282828"/>
-                <w:sz w:val="19"/>
-              </w:rPr>
-            </w:r>
-            <w:r>
-              <w:rPr>
-                <w:rFonts w:ascii="Calibri" w:hAnsi="Calibri"/>
-                <w:b/>
-                <w:color w:val="282828"/>
-                <w:sz w:val="19"/>
-              </w:rPr>
-              <w:t>`VehicleNotFoundException`</w:t>
-            </w:r>
-            <w:r>
-              <w:rPr>
-                <w:rFonts w:ascii="Calibri" w:hAnsi="Calibri"/>
-                <w:b w:val="0"/>
-                <w:color w:val="282828"/>
-                <w:sz w:val="19"/>
-              </w:rPr>
-            </w:r>
-          </w:p>
-        </w:tc>
-        <w:tc>
-          <w:tcPr>
-            <w:tcW w:type="dxa" w:w="2340"/>
-            <w:shd w:fill="F8FAFC"/>
-            <w:tcMar>
-              <w:top w:w="100" w:type="dxa"/>
-              <w:bottom w:w="100" w:type="dxa"/>
-              <w:left w:w="140" w:type="dxa"/>
-              <w:right w:w="140" w:type="dxa"/>
-            </w:tcMar>
-          </w:tcPr>
-          <w:p>
-            <w:pPr>
-              <w:spacing w:before="40" w:after="40" w:line="252" w:lineRule="auto"/>
-            </w:pPr>
-            <w:r>
-              <w:rPr>
-                <w:rFonts w:ascii="Calibri" w:hAnsi="Calibri"/>
-                <w:b w:val="0"/>
-                <w:color w:val="282828"/>
-                <w:sz w:val="19"/>
-              </w:rPr>
-              <w:t>`VehicleNotFoundException.java`</w:t>
-            </w:r>
-          </w:p>
-        </w:tc>
-        <w:tc>
-          <w:tcPr>
-            <w:tcW w:type="dxa" w:w="2340"/>
-            <w:shd w:fill="F8FAFC"/>
-            <w:tcMar>
-              <w:top w:w="100" w:type="dxa"/>
-              <w:bottom w:w="100" w:type="dxa"/>
-              <w:left w:w="140" w:type="dxa"/>
-              <w:right w:w="140" w:type="dxa"/>
-            </w:tcMar>
-          </w:tcPr>
-          <w:p>
-            <w:pPr>
-              <w:spacing w:before="40" w:after="40" w:line="252" w:lineRule="auto"/>
-            </w:pPr>
-            <w:r>
-              <w:rPr>
-                <w:rFonts w:ascii="Calibri" w:hAnsi="Calibri"/>
-                <w:b w:val="0"/>
-                <w:color w:val="282828"/>
-                <w:sz w:val="19"/>
-              </w:rPr>
-              <w:t>Domain Exception</w:t>
-            </w:r>
-          </w:p>
-        </w:tc>
-        <w:tc>
-          <w:tcPr>
-            <w:tcW w:type="dxa" w:w="2340"/>
-            <w:shd w:fill="F8FAFC"/>
-            <w:tcMar>
-              <w:top w:w="100" w:type="dxa"/>
-              <w:bottom w:w="100" w:type="dxa"/>
-              <w:left w:w="140" w:type="dxa"/>
-              <w:right w:w="140" w:type="dxa"/>
-            </w:tcMar>
-          </w:tcPr>
-          <w:p>
-            <w:pPr>
-              <w:spacing w:before="40" w:after="40" w:line="252" w:lineRule="auto"/>
-            </w:pPr>
-            <w:r>
-              <w:rPr>
-                <w:rFonts w:ascii="Calibri" w:hAnsi="Calibri"/>
-                <w:b w:val="0"/>
-                <w:color w:val="282828"/>
-                <w:sz w:val="19"/>
-              </w:rPr>
-              <w:t>Thrown when a referenced vehicle registration cannot be located in `vehicleMap`.</w:t>
+              <w:t>PASS</w:t>
             </w:r>
           </w:p>
         </w:tc>
       </w:tr>
     </w:tbl>
-    <w:p/>
     <w:p>
       <w:pPr>
-        <w:spacing w:before="120" w:after="120"/>
+        <w:spacing w:before="120"/>
+      </w:pPr>
+    </w:p>
+    <w:p>
+      <w:pPr>
+        <w:spacing w:before="280" w:after="80"/>
       </w:pPr>
       <w:r>
         <w:rPr>
-          <w:color w:val="C8CDD7"/>
+          <w:rFonts w:ascii="Times New Roman" w:hAnsi="Times New Roman"/>
+          <w:b/>
+          <w:color w:val="000000"/>
+          <w:sz w:val="30"/>
         </w:rPr>
-        <w:t>――――――――――――――――――――――――――――――――――――――――――――――――――</w:t>
+        <w:t>7. How to Run the Program</w:t>
+      </w:r>
+    </w:p>
+    <w:p>
+      <w:pPr>
+        <w:spacing w:before="0" w:after="80" w:line="276" w:lineRule="auto"/>
+      </w:pPr>
+      <w:r>
+        <w:rPr>
+          <w:rFonts w:ascii="Times New Roman" w:hAnsi="Times New Roman"/>
+          <w:color w:val="000000"/>
+          <w:sz w:val="22"/>
+        </w:rPr>
+        <w:t>The application can be compiled and executed directly from the terminal:</w:t>
+      </w:r>
+    </w:p>
+    <w:p>
+      <w:pPr>
+        <w:spacing w:before="20" w:after="40" w:line="276" w:lineRule="auto"/>
+        <w:ind w:left="360"/>
+      </w:pPr>
+      <w:r>
+        <w:rPr>
+          <w:rFonts w:ascii="Times New Roman" w:hAnsi="Times New Roman"/>
+          <w:b/>
+          <w:color w:val="000000"/>
+          <w:sz w:val="22"/>
+        </w:rPr>
+        <w:t xml:space="preserve">1. </w:t>
+      </w:r>
+      <w:r>
+        <w:rPr>
+          <w:rFonts w:ascii="Times New Roman" w:hAnsi="Times New Roman"/>
+          <w:color w:val="000000"/>
+          <w:sz w:val="22"/>
+        </w:rPr>
+        <w:t>Open terminal and navigate to the project directory:</w:t>
+      </w:r>
+    </w:p>
+    <w:p>
+      <w:pPr>
+        <w:spacing w:before="0" w:after="80" w:line="276" w:lineRule="auto"/>
+      </w:pPr>
+      <w:r>
+        <w:rPr>
+          <w:rFonts w:ascii="Times New Roman" w:hAnsi="Times New Roman"/>
+          <w:b/>
+          <w:color w:val="000000"/>
+          <w:sz w:val="22"/>
+        </w:rPr>
+        <w:t xml:space="preserve">    Command: </w:t>
+      </w:r>
+      <w:r>
+        <w:rPr>
+          <w:rFonts w:ascii="Times New Roman" w:hAnsi="Times New Roman"/>
+          <w:color w:val="000000"/>
+          <w:sz w:val="22"/>
+        </w:rPr>
+        <w:t>cd "Java Case Study/src"</w:t>
+      </w:r>
+    </w:p>
+    <w:p>
+      <w:pPr>
+        <w:spacing w:before="20" w:after="40" w:line="276" w:lineRule="auto"/>
+        <w:ind w:left="360"/>
+      </w:pPr>
+      <w:r>
+        <w:rPr>
+          <w:rFonts w:ascii="Times New Roman" w:hAnsi="Times New Roman"/>
+          <w:b/>
+          <w:color w:val="000000"/>
+          <w:sz w:val="22"/>
+        </w:rPr>
+        <w:t xml:space="preserve">2. </w:t>
+      </w:r>
+      <w:r>
+        <w:rPr>
+          <w:rFonts w:ascii="Times New Roman" w:hAnsi="Times New Roman"/>
+          <w:color w:val="000000"/>
+          <w:sz w:val="22"/>
+        </w:rPr>
+        <w:t>Compile and launch the main class:</w:t>
+      </w:r>
+    </w:p>
+    <w:p>
+      <w:pPr>
+        <w:spacing w:before="0" w:after="80" w:line="276" w:lineRule="auto"/>
+      </w:pPr>
+      <w:r>
+        <w:rPr>
+          <w:rFonts w:ascii="Times New Roman" w:hAnsi="Times New Roman"/>
+          <w:b/>
+          <w:color w:val="000000"/>
+          <w:sz w:val="22"/>
+        </w:rPr>
+        <w:t xml:space="preserve">    Command: </w:t>
+      </w:r>
+      <w:r>
+        <w:rPr>
+          <w:rFonts w:ascii="Times New Roman" w:hAnsi="Times New Roman"/>
+          <w:color w:val="000000"/>
+          <w:sz w:val="22"/>
+        </w:rPr>
+        <w:t>javac Main.java &amp;&amp; java Main</w:t>
+      </w:r>
+    </w:p>
+    <w:p>
+      <w:pPr>
+        <w:spacing w:before="20" w:after="40" w:line="276" w:lineRule="auto"/>
+        <w:ind w:left="360"/>
+      </w:pPr>
+      <w:r>
+        <w:rPr>
+          <w:rFonts w:ascii="Times New Roman" w:hAnsi="Times New Roman"/>
+          <w:b/>
+          <w:color w:val="000000"/>
+          <w:sz w:val="22"/>
+        </w:rPr>
+        <w:t xml:space="preserve">3. </w:t>
+      </w:r>
+      <w:r>
+        <w:rPr>
+          <w:rFonts w:ascii="Times New Roman" w:hAnsi="Times New Roman"/>
+          <w:color w:val="000000"/>
+          <w:sz w:val="22"/>
+        </w:rPr>
+        <w:t>Alternatively, run the build script from the root folder:</w:t>
+      </w:r>
+    </w:p>
+    <w:p>
+      <w:pPr>
+        <w:spacing w:before="0" w:after="80" w:line="276" w:lineRule="auto"/>
+      </w:pPr>
+      <w:r>
+        <w:rPr>
+          <w:rFonts w:ascii="Times New Roman" w:hAnsi="Times New Roman"/>
+          <w:b/>
+          <w:color w:val="000000"/>
+          <w:sz w:val="22"/>
+        </w:rPr>
+        <w:t xml:space="preserve">    Command: </w:t>
+      </w:r>
+      <w:r>
+        <w:rPr>
+          <w:rFonts w:ascii="Times New Roman" w:hAnsi="Times New Roman"/>
+          <w:color w:val="000000"/>
+          <w:sz w:val="22"/>
+        </w:rPr>
+        <w:t>./build.sh &amp;&amp; java -jar VehicleServiceSystem.jar</w:t>
       </w:r>
     </w:p>
     <w:p>
@@ -3351,1638 +2955,38 @@
       </w:pPr>
       <w:r>
         <w:rPr>
-          <w:rFonts w:ascii="Calibri" w:hAnsi="Calibri"/>
+          <w:rFonts w:ascii="Times New Roman" w:hAnsi="Times New Roman"/>
           <w:b/>
-          <w:color w:val="2B547E"/>
-          <w:sz w:val="32"/>
+          <w:color w:val="000000"/>
+          <w:sz w:val="30"/>
         </w:rPr>
-        <w:t>8. Testing, Edge Cases &amp; Verification</w:t>
+        <w:t>8. Conclusion</w:t>
       </w:r>
     </w:p>
     <w:p>
       <w:pPr>
-        <w:spacing w:before="40" w:after="100" w:line="276" w:lineRule="auto"/>
-      </w:pPr>
-      <w:r>
-        <w:t>The system was subjected to rigorous test cases covering normal workflows and deliberate edge-case violations:</w:t>
-      </w:r>
-    </w:p>
-    <w:tbl>
-      <w:tblPr>
-        <w:tblW w:type="auto" w:w="0"/>
-        <w:jc w:val="center"/>
-        <w:tblLook w:firstColumn="1" w:firstRow="1" w:lastColumn="0" w:lastRow="0" w:noHBand="0" w:noVBand="1" w:val="04A0"/>
-        <w:tblBorders>
-          <w:top w:val="single" w:sz="6" w:space="0" w:color="B0C4DE"/>
-          <w:bottom w:val="single" w:sz="6" w:space="0" w:color="B0C4DE"/>
-          <w:insideH w:val="single" w:sz="6" w:space="0" w:color="B0C4DE"/>
-          <w:insideV w:val="none"/>
-          <w:left w:val="none"/>
-          <w:right w:val="none"/>
-        </w:tblBorders>
-      </w:tblPr>
-      <w:tblGrid>
-        <w:gridCol w:w="1560"/>
-        <w:gridCol w:w="1560"/>
-        <w:gridCol w:w="1560"/>
-        <w:gridCol w:w="1560"/>
-        <w:gridCol w:w="1560"/>
-        <w:gridCol w:w="1560"/>
-      </w:tblGrid>
-      <w:tr>
-        <w:tc>
-          <w:tcPr>
-            <w:tcW w:type="dxa" w:w="1560"/>
-            <w:shd w:fill="1B365D"/>
-            <w:tcMar>
-              <w:top w:w="100" w:type="dxa"/>
-              <w:bottom w:w="100" w:type="dxa"/>
-              <w:left w:w="140" w:type="dxa"/>
-              <w:right w:w="140" w:type="dxa"/>
-            </w:tcMar>
-          </w:tcPr>
-          <w:p>
-            <w:pPr>
-              <w:spacing w:before="40" w:after="40" w:line="252" w:lineRule="auto"/>
-            </w:pPr>
-            <w:r>
-              <w:rPr>
-                <w:rFonts w:ascii="Calibri" w:hAnsi="Calibri"/>
-                <w:b/>
-                <w:color w:val="FFFFFF"/>
-                <w:sz w:val="20"/>
-              </w:rPr>
-              <w:t>Test Case ID</w:t>
-            </w:r>
-          </w:p>
-        </w:tc>
-        <w:tc>
-          <w:tcPr>
-            <w:tcW w:type="dxa" w:w="1560"/>
-            <w:shd w:fill="1B365D"/>
-            <w:tcMar>
-              <w:top w:w="100" w:type="dxa"/>
-              <w:bottom w:w="100" w:type="dxa"/>
-              <w:left w:w="140" w:type="dxa"/>
-              <w:right w:w="140" w:type="dxa"/>
-            </w:tcMar>
-          </w:tcPr>
-          <w:p>
-            <w:pPr>
-              <w:spacing w:before="40" w:after="40" w:line="252" w:lineRule="auto"/>
-            </w:pPr>
-            <w:r>
-              <w:rPr>
-                <w:rFonts w:ascii="Calibri" w:hAnsi="Calibri"/>
-                <w:b/>
-                <w:color w:val="FFFFFF"/>
-                <w:sz w:val="20"/>
-              </w:rPr>
-              <w:t>Test Scenario</w:t>
-            </w:r>
-          </w:p>
-        </w:tc>
-        <w:tc>
-          <w:tcPr>
-            <w:tcW w:type="dxa" w:w="1560"/>
-            <w:shd w:fill="1B365D"/>
-            <w:tcMar>
-              <w:top w:w="100" w:type="dxa"/>
-              <w:bottom w:w="100" w:type="dxa"/>
-              <w:left w:w="140" w:type="dxa"/>
-              <w:right w:w="140" w:type="dxa"/>
-            </w:tcMar>
-          </w:tcPr>
-          <w:p>
-            <w:pPr>
-              <w:spacing w:before="40" w:after="40" w:line="252" w:lineRule="auto"/>
-            </w:pPr>
-            <w:r>
-              <w:rPr>
-                <w:rFonts w:ascii="Calibri" w:hAnsi="Calibri"/>
-                <w:b/>
-                <w:color w:val="FFFFFF"/>
-                <w:sz w:val="20"/>
-              </w:rPr>
-              <w:t>Input Data</w:t>
-            </w:r>
-          </w:p>
-        </w:tc>
-        <w:tc>
-          <w:tcPr>
-            <w:tcW w:type="dxa" w:w="1560"/>
-            <w:shd w:fill="1B365D"/>
-            <w:tcMar>
-              <w:top w:w="100" w:type="dxa"/>
-              <w:bottom w:w="100" w:type="dxa"/>
-              <w:left w:w="140" w:type="dxa"/>
-              <w:right w:w="140" w:type="dxa"/>
-            </w:tcMar>
-          </w:tcPr>
-          <w:p>
-            <w:pPr>
-              <w:spacing w:before="40" w:after="40" w:line="252" w:lineRule="auto"/>
-            </w:pPr>
-            <w:r>
-              <w:rPr>
-                <w:rFonts w:ascii="Calibri" w:hAnsi="Calibri"/>
-                <w:b/>
-                <w:color w:val="FFFFFF"/>
-                <w:sz w:val="20"/>
-              </w:rPr>
-              <w:t>Expected Behavior</w:t>
-            </w:r>
-          </w:p>
-        </w:tc>
-        <w:tc>
-          <w:tcPr>
-            <w:tcW w:type="dxa" w:w="1560"/>
-            <w:shd w:fill="1B365D"/>
-            <w:tcMar>
-              <w:top w:w="100" w:type="dxa"/>
-              <w:bottom w:w="100" w:type="dxa"/>
-              <w:left w:w="140" w:type="dxa"/>
-              <w:right w:w="140" w:type="dxa"/>
-            </w:tcMar>
-          </w:tcPr>
-          <w:p>
-            <w:pPr>
-              <w:spacing w:before="40" w:after="40" w:line="252" w:lineRule="auto"/>
-            </w:pPr>
-            <w:r>
-              <w:rPr>
-                <w:rFonts w:ascii="Calibri" w:hAnsi="Calibri"/>
-                <w:b/>
-                <w:color w:val="FFFFFF"/>
-                <w:sz w:val="20"/>
-              </w:rPr>
-              <w:t>Actual System Output</w:t>
-            </w:r>
-          </w:p>
-        </w:tc>
-        <w:tc>
-          <w:tcPr>
-            <w:tcW w:type="dxa" w:w="1560"/>
-            <w:shd w:fill="1B365D"/>
-            <w:tcMar>
-              <w:top w:w="100" w:type="dxa"/>
-              <w:bottom w:w="100" w:type="dxa"/>
-              <w:left w:w="140" w:type="dxa"/>
-              <w:right w:w="140" w:type="dxa"/>
-            </w:tcMar>
-          </w:tcPr>
-          <w:p>
-            <w:pPr>
-              <w:spacing w:before="40" w:after="40" w:line="252" w:lineRule="auto"/>
-            </w:pPr>
-            <w:r>
-              <w:rPr>
-                <w:rFonts w:ascii="Calibri" w:hAnsi="Calibri"/>
-                <w:b/>
-                <w:color w:val="FFFFFF"/>
-                <w:sz w:val="20"/>
-              </w:rPr>
-              <w:t>Verdict</w:t>
-            </w:r>
-          </w:p>
-        </w:tc>
-      </w:tr>
-      <w:tr>
-        <w:tc>
-          <w:tcPr>
-            <w:tcW w:type="dxa" w:w="1560"/>
-            <w:shd w:fill="F8FAFC"/>
-            <w:tcMar>
-              <w:top w:w="100" w:type="dxa"/>
-              <w:bottom w:w="100" w:type="dxa"/>
-              <w:left w:w="140" w:type="dxa"/>
-              <w:right w:w="140" w:type="dxa"/>
-            </w:tcMar>
-          </w:tcPr>
-          <w:p>
-            <w:pPr>
-              <w:spacing w:before="40" w:after="40" w:line="252" w:lineRule="auto"/>
-            </w:pPr>
-            <w:r>
-              <w:rPr>
-                <w:rFonts w:ascii="Calibri" w:hAnsi="Calibri"/>
-                <w:b w:val="0"/>
-                <w:color w:val="282828"/>
-                <w:sz w:val="19"/>
-              </w:rPr>
-            </w:r>
-            <w:r>
-              <w:rPr>
-                <w:rFonts w:ascii="Calibri" w:hAnsi="Calibri"/>
-                <w:b/>
-                <w:color w:val="282828"/>
-                <w:sz w:val="19"/>
-              </w:rPr>
-              <w:t>TC-01</w:t>
-            </w:r>
-            <w:r>
-              <w:rPr>
-                <w:rFonts w:ascii="Calibri" w:hAnsi="Calibri"/>
-                <w:b w:val="0"/>
-                <w:color w:val="282828"/>
-                <w:sz w:val="19"/>
-              </w:rPr>
-            </w:r>
-          </w:p>
-        </w:tc>
-        <w:tc>
-          <w:tcPr>
-            <w:tcW w:type="dxa" w:w="1560"/>
-            <w:shd w:fill="F8FAFC"/>
-            <w:tcMar>
-              <w:top w:w="100" w:type="dxa"/>
-              <w:bottom w:w="100" w:type="dxa"/>
-              <w:left w:w="140" w:type="dxa"/>
-              <w:right w:w="140" w:type="dxa"/>
-            </w:tcMar>
-          </w:tcPr>
-          <w:p>
-            <w:pPr>
-              <w:spacing w:before="40" w:after="40" w:line="252" w:lineRule="auto"/>
-            </w:pPr>
-            <w:r>
-              <w:rPr>
-                <w:rFonts w:ascii="Calibri" w:hAnsi="Calibri"/>
-                <w:b w:val="0"/>
-                <w:color w:val="282828"/>
-                <w:sz w:val="19"/>
-              </w:rPr>
-              <w:t>Standard Vehicle Registration</w:t>
-            </w:r>
-          </w:p>
-        </w:tc>
-        <w:tc>
-          <w:tcPr>
-            <w:tcW w:type="dxa" w:w="1560"/>
-            <w:shd w:fill="F8FAFC"/>
-            <w:tcMar>
-              <w:top w:w="100" w:type="dxa"/>
-              <w:bottom w:w="100" w:type="dxa"/>
-              <w:left w:w="140" w:type="dxa"/>
-              <w:right w:w="140" w:type="dxa"/>
-            </w:tcMar>
-          </w:tcPr>
-          <w:p>
-            <w:pPr>
-              <w:spacing w:before="40" w:after="40" w:line="252" w:lineRule="auto"/>
-            </w:pPr>
-            <w:r>
-              <w:rPr>
-                <w:rFonts w:ascii="Calibri" w:hAnsi="Calibri"/>
-                <w:b w:val="0"/>
-                <w:color w:val="282828"/>
-                <w:sz w:val="19"/>
-              </w:rPr>
-              <w:t>`TRK-900`, `Volvo`, `FMX`, `2023`, `Truck`, `10000 km`, `15000 km`</w:t>
-            </w:r>
-          </w:p>
-        </w:tc>
-        <w:tc>
-          <w:tcPr>
-            <w:tcW w:type="dxa" w:w="1560"/>
-            <w:shd w:fill="F8FAFC"/>
-            <w:tcMar>
-              <w:top w:w="100" w:type="dxa"/>
-              <w:bottom w:w="100" w:type="dxa"/>
-              <w:left w:w="140" w:type="dxa"/>
-              <w:right w:w="140" w:type="dxa"/>
-            </w:tcMar>
-          </w:tcPr>
-          <w:p>
-            <w:pPr>
-              <w:spacing w:before="40" w:after="40" w:line="252" w:lineRule="auto"/>
-            </w:pPr>
-            <w:r>
-              <w:rPr>
-                <w:rFonts w:ascii="Calibri" w:hAnsi="Calibri"/>
-                <w:b w:val="0"/>
-                <w:color w:val="282828"/>
-                <w:sz w:val="19"/>
-              </w:rPr>
-              <w:t>Vehicle added to `vehicleMap`; auto-logs baseline intake service record.</w:t>
-            </w:r>
-          </w:p>
-        </w:tc>
-        <w:tc>
-          <w:tcPr>
-            <w:tcW w:type="dxa" w:w="1560"/>
-            <w:shd w:fill="F8FAFC"/>
-            <w:tcMar>
-              <w:top w:w="100" w:type="dxa"/>
-              <w:bottom w:w="100" w:type="dxa"/>
-              <w:left w:w="140" w:type="dxa"/>
-              <w:right w:w="140" w:type="dxa"/>
-            </w:tcMar>
-          </w:tcPr>
-          <w:p>
-            <w:pPr>
-              <w:spacing w:before="40" w:after="40" w:line="252" w:lineRule="auto"/>
-            </w:pPr>
-            <w:r>
-              <w:rPr>
-                <w:rFonts w:ascii="Calibri" w:hAnsi="Calibri"/>
-                <w:b w:val="0"/>
-                <w:color w:val="282828"/>
-                <w:sz w:val="19"/>
-              </w:rPr>
-              <w:t>Added successfully; tables updated.</w:t>
-            </w:r>
-          </w:p>
-        </w:tc>
-        <w:tc>
-          <w:tcPr>
-            <w:tcW w:type="dxa" w:w="1560"/>
-            <w:shd w:fill="F8FAFC"/>
-            <w:tcMar>
-              <w:top w:w="100" w:type="dxa"/>
-              <w:bottom w:w="100" w:type="dxa"/>
-              <w:left w:w="140" w:type="dxa"/>
-              <w:right w:w="140" w:type="dxa"/>
-            </w:tcMar>
-          </w:tcPr>
-          <w:p>
-            <w:pPr>
-              <w:spacing w:before="40" w:after="40" w:line="252" w:lineRule="auto"/>
-            </w:pPr>
-            <w:r>
-              <w:rPr>
-                <w:rFonts w:ascii="Calibri" w:hAnsi="Calibri"/>
-                <w:b w:val="0"/>
-                <w:color w:val="282828"/>
-                <w:sz w:val="19"/>
-              </w:rPr>
-            </w:r>
-            <w:r>
-              <w:rPr>
-                <w:rFonts w:ascii="Calibri" w:hAnsi="Calibri"/>
-                <w:b/>
-                <w:color w:val="282828"/>
-                <w:sz w:val="19"/>
-              </w:rPr>
-              <w:t>PASS</w:t>
-            </w:r>
-            <w:r>
-              <w:rPr>
-                <w:rFonts w:ascii="Calibri" w:hAnsi="Calibri"/>
-                <w:b w:val="0"/>
-                <w:color w:val="282828"/>
-                <w:sz w:val="19"/>
-              </w:rPr>
-            </w:r>
-          </w:p>
-        </w:tc>
-      </w:tr>
-      <w:tr>
-        <w:tc>
-          <w:tcPr>
-            <w:tcW w:type="dxa" w:w="1560"/>
-            <w:shd w:fill="FFFFFF"/>
-            <w:tcMar>
-              <w:top w:w="100" w:type="dxa"/>
-              <w:bottom w:w="100" w:type="dxa"/>
-              <w:left w:w="140" w:type="dxa"/>
-              <w:right w:w="140" w:type="dxa"/>
-            </w:tcMar>
-          </w:tcPr>
-          <w:p>
-            <w:pPr>
-              <w:spacing w:before="40" w:after="40" w:line="252" w:lineRule="auto"/>
-            </w:pPr>
-            <w:r>
-              <w:rPr>
-                <w:rFonts w:ascii="Calibri" w:hAnsi="Calibri"/>
-                <w:b w:val="0"/>
-                <w:color w:val="282828"/>
-                <w:sz w:val="19"/>
-              </w:rPr>
-            </w:r>
-            <w:r>
-              <w:rPr>
-                <w:rFonts w:ascii="Calibri" w:hAnsi="Calibri"/>
-                <w:b/>
-                <w:color w:val="282828"/>
-                <w:sz w:val="19"/>
-              </w:rPr>
-              <w:t>TC-02</w:t>
-            </w:r>
-            <w:r>
-              <w:rPr>
-                <w:rFonts w:ascii="Calibri" w:hAnsi="Calibri"/>
-                <w:b w:val="0"/>
-                <w:color w:val="282828"/>
-                <w:sz w:val="19"/>
-              </w:rPr>
-            </w:r>
-          </w:p>
-        </w:tc>
-        <w:tc>
-          <w:tcPr>
-            <w:tcW w:type="dxa" w:w="1560"/>
-            <w:shd w:fill="FFFFFF"/>
-            <w:tcMar>
-              <w:top w:w="100" w:type="dxa"/>
-              <w:bottom w:w="100" w:type="dxa"/>
-              <w:left w:w="140" w:type="dxa"/>
-              <w:right w:w="140" w:type="dxa"/>
-            </w:tcMar>
-          </w:tcPr>
-          <w:p>
-            <w:pPr>
-              <w:spacing w:before="40" w:after="40" w:line="252" w:lineRule="auto"/>
-            </w:pPr>
-            <w:r>
-              <w:rPr>
-                <w:rFonts w:ascii="Calibri" w:hAnsi="Calibri"/>
-                <w:b w:val="0"/>
-                <w:color w:val="282828"/>
-                <w:sz w:val="19"/>
-              </w:rPr>
-              <w:t>Duplicate Registration Detection</w:t>
-            </w:r>
-          </w:p>
-        </w:tc>
-        <w:tc>
-          <w:tcPr>
-            <w:tcW w:type="dxa" w:w="1560"/>
-            <w:shd w:fill="FFFFFF"/>
-            <w:tcMar>
-              <w:top w:w="100" w:type="dxa"/>
-              <w:bottom w:w="100" w:type="dxa"/>
-              <w:left w:w="140" w:type="dxa"/>
-              <w:right w:w="140" w:type="dxa"/>
-            </w:tcMar>
-          </w:tcPr>
-          <w:p>
-            <w:pPr>
-              <w:spacing w:before="40" w:after="40" w:line="252" w:lineRule="auto"/>
-            </w:pPr>
-            <w:r>
-              <w:rPr>
-                <w:rFonts w:ascii="Calibri" w:hAnsi="Calibri"/>
-                <w:b w:val="0"/>
-                <w:color w:val="282828"/>
-                <w:sz w:val="19"/>
-              </w:rPr>
-              <w:t>Attempt to re-register existing `TRK-101`</w:t>
-            </w:r>
-          </w:p>
-        </w:tc>
-        <w:tc>
-          <w:tcPr>
-            <w:tcW w:type="dxa" w:w="1560"/>
-            <w:shd w:fill="FFFFFF"/>
-            <w:tcMar>
-              <w:top w:w="100" w:type="dxa"/>
-              <w:bottom w:w="100" w:type="dxa"/>
-              <w:left w:w="140" w:type="dxa"/>
-              <w:right w:w="140" w:type="dxa"/>
-            </w:tcMar>
-          </w:tcPr>
-          <w:p>
-            <w:pPr>
-              <w:spacing w:before="40" w:after="40" w:line="252" w:lineRule="auto"/>
-            </w:pPr>
-            <w:r>
-              <w:rPr>
-                <w:rFonts w:ascii="Calibri" w:hAnsi="Calibri"/>
-                <w:b w:val="0"/>
-                <w:color w:val="282828"/>
-                <w:sz w:val="19"/>
-              </w:rPr>
-              <w:t>System intercepts duplicate key in `HashMap` and throws `DuplicateVehicleException`.</w:t>
-            </w:r>
-          </w:p>
-        </w:tc>
-        <w:tc>
-          <w:tcPr>
-            <w:tcW w:type="dxa" w:w="1560"/>
-            <w:shd w:fill="FFFFFF"/>
-            <w:tcMar>
-              <w:top w:w="100" w:type="dxa"/>
-              <w:bottom w:w="100" w:type="dxa"/>
-              <w:left w:w="140" w:type="dxa"/>
-              <w:right w:w="140" w:type="dxa"/>
-            </w:tcMar>
-          </w:tcPr>
-          <w:p>
-            <w:pPr>
-              <w:spacing w:before="40" w:after="40" w:line="252" w:lineRule="auto"/>
-            </w:pPr>
-            <w:r>
-              <w:rPr>
-                <w:rFonts w:ascii="Calibri" w:hAnsi="Calibri"/>
-                <w:b w:val="0"/>
-                <w:color w:val="282828"/>
-                <w:sz w:val="19"/>
-              </w:rPr>
-              <w:t>Error dialog displayed: `"Vehicle TRK-101 already registered!"`</w:t>
-            </w:r>
-          </w:p>
-        </w:tc>
-        <w:tc>
-          <w:tcPr>
-            <w:tcW w:type="dxa" w:w="1560"/>
-            <w:shd w:fill="FFFFFF"/>
-            <w:tcMar>
-              <w:top w:w="100" w:type="dxa"/>
-              <w:bottom w:w="100" w:type="dxa"/>
-              <w:left w:w="140" w:type="dxa"/>
-              <w:right w:w="140" w:type="dxa"/>
-            </w:tcMar>
-          </w:tcPr>
-          <w:p>
-            <w:pPr>
-              <w:spacing w:before="40" w:after="40" w:line="252" w:lineRule="auto"/>
-            </w:pPr>
-            <w:r>
-              <w:rPr>
-                <w:rFonts w:ascii="Calibri" w:hAnsi="Calibri"/>
-                <w:b w:val="0"/>
-                <w:color w:val="282828"/>
-                <w:sz w:val="19"/>
-              </w:rPr>
-            </w:r>
-            <w:r>
-              <w:rPr>
-                <w:rFonts w:ascii="Calibri" w:hAnsi="Calibri"/>
-                <w:b/>
-                <w:color w:val="282828"/>
-                <w:sz w:val="19"/>
-              </w:rPr>
-              <w:t>PASS</w:t>
-            </w:r>
-            <w:r>
-              <w:rPr>
-                <w:rFonts w:ascii="Calibri" w:hAnsi="Calibri"/>
-                <w:b w:val="0"/>
-                <w:color w:val="282828"/>
-                <w:sz w:val="19"/>
-              </w:rPr>
-            </w:r>
-          </w:p>
-        </w:tc>
-      </w:tr>
-      <w:tr>
-        <w:tc>
-          <w:tcPr>
-            <w:tcW w:type="dxa" w:w="1560"/>
-            <w:shd w:fill="F8FAFC"/>
-            <w:tcMar>
-              <w:top w:w="100" w:type="dxa"/>
-              <w:bottom w:w="100" w:type="dxa"/>
-              <w:left w:w="140" w:type="dxa"/>
-              <w:right w:w="140" w:type="dxa"/>
-            </w:tcMar>
-          </w:tcPr>
-          <w:p>
-            <w:pPr>
-              <w:spacing w:before="40" w:after="40" w:line="252" w:lineRule="auto"/>
-            </w:pPr>
-            <w:r>
-              <w:rPr>
-                <w:rFonts w:ascii="Calibri" w:hAnsi="Calibri"/>
-                <w:b w:val="0"/>
-                <w:color w:val="282828"/>
-                <w:sz w:val="19"/>
-              </w:rPr>
-            </w:r>
-            <w:r>
-              <w:rPr>
-                <w:rFonts w:ascii="Calibri" w:hAnsi="Calibri"/>
-                <w:b/>
-                <w:color w:val="282828"/>
-                <w:sz w:val="19"/>
-              </w:rPr>
-              <w:t>TC-03</w:t>
-            </w:r>
-            <w:r>
-              <w:rPr>
-                <w:rFonts w:ascii="Calibri" w:hAnsi="Calibri"/>
-                <w:b w:val="0"/>
-                <w:color w:val="282828"/>
-                <w:sz w:val="19"/>
-              </w:rPr>
-            </w:r>
-          </w:p>
-        </w:tc>
-        <w:tc>
-          <w:tcPr>
-            <w:tcW w:type="dxa" w:w="1560"/>
-            <w:shd w:fill="F8FAFC"/>
-            <w:tcMar>
-              <w:top w:w="100" w:type="dxa"/>
-              <w:bottom w:w="100" w:type="dxa"/>
-              <w:left w:w="140" w:type="dxa"/>
-              <w:right w:w="140" w:type="dxa"/>
-            </w:tcMar>
-          </w:tcPr>
-          <w:p>
-            <w:pPr>
-              <w:spacing w:before="40" w:after="40" w:line="252" w:lineRule="auto"/>
-            </w:pPr>
-            <w:r>
-              <w:rPr>
-                <w:rFonts w:ascii="Calibri" w:hAnsi="Calibri"/>
-                <w:b w:val="0"/>
-                <w:color w:val="282828"/>
-                <w:sz w:val="19"/>
-              </w:rPr>
-              <w:t>Odometer Rollback Prevention</w:t>
-            </w:r>
-          </w:p>
-        </w:tc>
-        <w:tc>
-          <w:tcPr>
-            <w:tcW w:type="dxa" w:w="1560"/>
-            <w:shd w:fill="F8FAFC"/>
-            <w:tcMar>
-              <w:top w:w="100" w:type="dxa"/>
-              <w:bottom w:w="100" w:type="dxa"/>
-              <w:left w:w="140" w:type="dxa"/>
-              <w:right w:w="140" w:type="dxa"/>
-            </w:tcMar>
-          </w:tcPr>
-          <w:p>
-            <w:pPr>
-              <w:spacing w:before="40" w:after="40" w:line="252" w:lineRule="auto"/>
-            </w:pPr>
-            <w:r>
-              <w:rPr>
-                <w:rFonts w:ascii="Calibri" w:hAnsi="Calibri"/>
-                <w:b w:val="0"/>
-                <w:color w:val="282828"/>
-                <w:sz w:val="19"/>
-              </w:rPr>
-              <w:t>Vehicle odometer at `82000 km`; service logged at `80000 km`</w:t>
-            </w:r>
-          </w:p>
-        </w:tc>
-        <w:tc>
-          <w:tcPr>
-            <w:tcW w:type="dxa" w:w="1560"/>
-            <w:shd w:fill="F8FAFC"/>
-            <w:tcMar>
-              <w:top w:w="100" w:type="dxa"/>
-              <w:bottom w:w="100" w:type="dxa"/>
-              <w:left w:w="140" w:type="dxa"/>
-              <w:right w:w="140" w:type="dxa"/>
-            </w:tcMar>
-          </w:tcPr>
-          <w:p>
-            <w:pPr>
-              <w:spacing w:before="40" w:after="40" w:line="252" w:lineRule="auto"/>
-            </w:pPr>
-            <w:r>
-              <w:rPr>
-                <w:rFonts w:ascii="Calibri" w:hAnsi="Calibri"/>
-                <w:b w:val="0"/>
-                <w:color w:val="282828"/>
-                <w:sz w:val="19"/>
-              </w:rPr>
-              <w:t>System rejects entry; throws `InvalidMileageException`.</w:t>
-            </w:r>
-          </w:p>
-        </w:tc>
-        <w:tc>
-          <w:tcPr>
-            <w:tcW w:type="dxa" w:w="1560"/>
-            <w:shd w:fill="F8FAFC"/>
-            <w:tcMar>
-              <w:top w:w="100" w:type="dxa"/>
-              <w:bottom w:w="100" w:type="dxa"/>
-              <w:left w:w="140" w:type="dxa"/>
-              <w:right w:w="140" w:type="dxa"/>
-            </w:tcMar>
-          </w:tcPr>
-          <w:p>
-            <w:pPr>
-              <w:spacing w:before="40" w:after="40" w:line="252" w:lineRule="auto"/>
-            </w:pPr>
-            <w:r>
-              <w:rPr>
-                <w:rFonts w:ascii="Calibri" w:hAnsi="Calibri"/>
-                <w:b w:val="0"/>
-                <w:color w:val="282828"/>
-                <w:sz w:val="19"/>
-              </w:rPr>
-              <w:t>Warning dialog displayed: `"Service mileage cannot be lower than current vehicle odometer!"`</w:t>
-            </w:r>
-          </w:p>
-        </w:tc>
-        <w:tc>
-          <w:tcPr>
-            <w:tcW w:type="dxa" w:w="1560"/>
-            <w:shd w:fill="F8FAFC"/>
-            <w:tcMar>
-              <w:top w:w="100" w:type="dxa"/>
-              <w:bottom w:w="100" w:type="dxa"/>
-              <w:left w:w="140" w:type="dxa"/>
-              <w:right w:w="140" w:type="dxa"/>
-            </w:tcMar>
-          </w:tcPr>
-          <w:p>
-            <w:pPr>
-              <w:spacing w:before="40" w:after="40" w:line="252" w:lineRule="auto"/>
-            </w:pPr>
-            <w:r>
-              <w:rPr>
-                <w:rFonts w:ascii="Calibri" w:hAnsi="Calibri"/>
-                <w:b w:val="0"/>
-                <w:color w:val="282828"/>
-                <w:sz w:val="19"/>
-              </w:rPr>
-            </w:r>
-            <w:r>
-              <w:rPr>
-                <w:rFonts w:ascii="Calibri" w:hAnsi="Calibri"/>
-                <w:b/>
-                <w:color w:val="282828"/>
-                <w:sz w:val="19"/>
-              </w:rPr>
-              <w:t>PASS</w:t>
-            </w:r>
-            <w:r>
-              <w:rPr>
-                <w:rFonts w:ascii="Calibri" w:hAnsi="Calibri"/>
-                <w:b w:val="0"/>
-                <w:color w:val="282828"/>
-                <w:sz w:val="19"/>
-              </w:rPr>
-            </w:r>
-          </w:p>
-        </w:tc>
-      </w:tr>
-      <w:tr>
-        <w:tc>
-          <w:tcPr>
-            <w:tcW w:type="dxa" w:w="1560"/>
-            <w:shd w:fill="FFFFFF"/>
-            <w:tcMar>
-              <w:top w:w="100" w:type="dxa"/>
-              <w:bottom w:w="100" w:type="dxa"/>
-              <w:left w:w="140" w:type="dxa"/>
-              <w:right w:w="140" w:type="dxa"/>
-            </w:tcMar>
-          </w:tcPr>
-          <w:p>
-            <w:pPr>
-              <w:spacing w:before="40" w:after="40" w:line="252" w:lineRule="auto"/>
-            </w:pPr>
-            <w:r>
-              <w:rPr>
-                <w:rFonts w:ascii="Calibri" w:hAnsi="Calibri"/>
-                <w:b w:val="0"/>
-                <w:color w:val="282828"/>
-                <w:sz w:val="19"/>
-              </w:rPr>
-            </w:r>
-            <w:r>
-              <w:rPr>
-                <w:rFonts w:ascii="Calibri" w:hAnsi="Calibri"/>
-                <w:b/>
-                <w:color w:val="282828"/>
-                <w:sz w:val="19"/>
-              </w:rPr>
-              <w:t>TC-04</w:t>
-            </w:r>
-            <w:r>
-              <w:rPr>
-                <w:rFonts w:ascii="Calibri" w:hAnsi="Calibri"/>
-                <w:b w:val="0"/>
-                <w:color w:val="282828"/>
-                <w:sz w:val="19"/>
-              </w:rPr>
-            </w:r>
-          </w:p>
-        </w:tc>
-        <w:tc>
-          <w:tcPr>
-            <w:tcW w:type="dxa" w:w="1560"/>
-            <w:shd w:fill="FFFFFF"/>
-            <w:tcMar>
-              <w:top w:w="100" w:type="dxa"/>
-              <w:bottom w:w="100" w:type="dxa"/>
-              <w:left w:w="140" w:type="dxa"/>
-              <w:right w:w="140" w:type="dxa"/>
-            </w:tcMar>
-          </w:tcPr>
-          <w:p>
-            <w:pPr>
-              <w:spacing w:before="40" w:after="40" w:line="252" w:lineRule="auto"/>
-            </w:pPr>
-            <w:r>
-              <w:rPr>
-                <w:rFonts w:ascii="Calibri" w:hAnsi="Calibri"/>
-                <w:b w:val="0"/>
-                <w:color w:val="282828"/>
-                <w:sz w:val="19"/>
-              </w:rPr>
-              <w:t>Service on Nonexistent Vehicle</w:t>
-            </w:r>
-          </w:p>
-        </w:tc>
-        <w:tc>
-          <w:tcPr>
-            <w:tcW w:type="dxa" w:w="1560"/>
-            <w:shd w:fill="FFFFFF"/>
-            <w:tcMar>
-              <w:top w:w="100" w:type="dxa"/>
-              <w:bottom w:w="100" w:type="dxa"/>
-              <w:left w:w="140" w:type="dxa"/>
-              <w:right w:w="140" w:type="dxa"/>
-            </w:tcMar>
-          </w:tcPr>
-          <w:p>
-            <w:pPr>
-              <w:spacing w:before="40" w:after="40" w:line="252" w:lineRule="auto"/>
-            </w:pPr>
-            <w:r>
-              <w:rPr>
-                <w:rFonts w:ascii="Calibri" w:hAnsi="Calibri"/>
-                <w:b w:val="0"/>
-                <w:color w:val="282828"/>
-                <w:sz w:val="19"/>
-              </w:rPr>
-              <w:t>Registration `XYZ-999` (unregistered)</w:t>
-            </w:r>
-          </w:p>
-        </w:tc>
-        <w:tc>
-          <w:tcPr>
-            <w:tcW w:type="dxa" w:w="1560"/>
-            <w:shd w:fill="FFFFFF"/>
-            <w:tcMar>
-              <w:top w:w="100" w:type="dxa"/>
-              <w:bottom w:w="100" w:type="dxa"/>
-              <w:left w:w="140" w:type="dxa"/>
-              <w:right w:w="140" w:type="dxa"/>
-            </w:tcMar>
-          </w:tcPr>
-          <w:p>
-            <w:pPr>
-              <w:spacing w:before="40" w:after="40" w:line="252" w:lineRule="auto"/>
-            </w:pPr>
-            <w:r>
-              <w:rPr>
-                <w:rFonts w:ascii="Calibri" w:hAnsi="Calibri"/>
-                <w:b w:val="0"/>
-                <w:color w:val="282828"/>
-                <w:sz w:val="19"/>
-              </w:rPr>
-              <w:t>System throws `VehicleNotFoundException`.</w:t>
-            </w:r>
-          </w:p>
-        </w:tc>
-        <w:tc>
-          <w:tcPr>
-            <w:tcW w:type="dxa" w:w="1560"/>
-            <w:shd w:fill="FFFFFF"/>
-            <w:tcMar>
-              <w:top w:w="100" w:type="dxa"/>
-              <w:bottom w:w="100" w:type="dxa"/>
-              <w:left w:w="140" w:type="dxa"/>
-              <w:right w:w="140" w:type="dxa"/>
-            </w:tcMar>
-          </w:tcPr>
-          <w:p>
-            <w:pPr>
-              <w:spacing w:before="40" w:after="40" w:line="252" w:lineRule="auto"/>
-            </w:pPr>
-            <w:r>
-              <w:rPr>
-                <w:rFonts w:ascii="Calibri" w:hAnsi="Calibri"/>
-                <w:b w:val="0"/>
-                <w:color w:val="282828"/>
-                <w:sz w:val="19"/>
-              </w:rPr>
-              <w:t>Error dialog displayed: `"Vehicle not found with Registration Number: XYZ-999"`.</w:t>
-            </w:r>
-          </w:p>
-        </w:tc>
-        <w:tc>
-          <w:tcPr>
-            <w:tcW w:type="dxa" w:w="1560"/>
-            <w:shd w:fill="FFFFFF"/>
-            <w:tcMar>
-              <w:top w:w="100" w:type="dxa"/>
-              <w:bottom w:w="100" w:type="dxa"/>
-              <w:left w:w="140" w:type="dxa"/>
-              <w:right w:w="140" w:type="dxa"/>
-            </w:tcMar>
-          </w:tcPr>
-          <w:p>
-            <w:pPr>
-              <w:spacing w:before="40" w:after="40" w:line="252" w:lineRule="auto"/>
-            </w:pPr>
-            <w:r>
-              <w:rPr>
-                <w:rFonts w:ascii="Calibri" w:hAnsi="Calibri"/>
-                <w:b w:val="0"/>
-                <w:color w:val="282828"/>
-                <w:sz w:val="19"/>
-              </w:rPr>
-            </w:r>
-            <w:r>
-              <w:rPr>
-                <w:rFonts w:ascii="Calibri" w:hAnsi="Calibri"/>
-                <w:b/>
-                <w:color w:val="282828"/>
-                <w:sz w:val="19"/>
-              </w:rPr>
-              <w:t>PASS</w:t>
-            </w:r>
-            <w:r>
-              <w:rPr>
-                <w:rFonts w:ascii="Calibri" w:hAnsi="Calibri"/>
-                <w:b w:val="0"/>
-                <w:color w:val="282828"/>
-                <w:sz w:val="19"/>
-              </w:rPr>
-            </w:r>
-          </w:p>
-        </w:tc>
-      </w:tr>
-      <w:tr>
-        <w:tc>
-          <w:tcPr>
-            <w:tcW w:type="dxa" w:w="1560"/>
-            <w:shd w:fill="F8FAFC"/>
-            <w:tcMar>
-              <w:top w:w="100" w:type="dxa"/>
-              <w:bottom w:w="100" w:type="dxa"/>
-              <w:left w:w="140" w:type="dxa"/>
-              <w:right w:w="140" w:type="dxa"/>
-            </w:tcMar>
-          </w:tcPr>
-          <w:p>
-            <w:pPr>
-              <w:spacing w:before="40" w:after="40" w:line="252" w:lineRule="auto"/>
-            </w:pPr>
-            <w:r>
-              <w:rPr>
-                <w:rFonts w:ascii="Calibri" w:hAnsi="Calibri"/>
-                <w:b w:val="0"/>
-                <w:color w:val="282828"/>
-                <w:sz w:val="19"/>
-              </w:rPr>
-            </w:r>
-            <w:r>
-              <w:rPr>
-                <w:rFonts w:ascii="Calibri" w:hAnsi="Calibri"/>
-                <w:b/>
-                <w:color w:val="282828"/>
-                <w:sz w:val="19"/>
-              </w:rPr>
-              <w:t>TC-05</w:t>
-            </w:r>
-            <w:r>
-              <w:rPr>
-                <w:rFonts w:ascii="Calibri" w:hAnsi="Calibri"/>
-                <w:b w:val="0"/>
-                <w:color w:val="282828"/>
-                <w:sz w:val="19"/>
-              </w:rPr>
-            </w:r>
-          </w:p>
-        </w:tc>
-        <w:tc>
-          <w:tcPr>
-            <w:tcW w:type="dxa" w:w="1560"/>
-            <w:shd w:fill="F8FAFC"/>
-            <w:tcMar>
-              <w:top w:w="100" w:type="dxa"/>
-              <w:bottom w:w="100" w:type="dxa"/>
-              <w:left w:w="140" w:type="dxa"/>
-              <w:right w:w="140" w:type="dxa"/>
-            </w:tcMar>
-          </w:tcPr>
-          <w:p>
-            <w:pPr>
-              <w:spacing w:before="40" w:after="40" w:line="252" w:lineRule="auto"/>
-            </w:pPr>
-            <w:r>
-              <w:rPr>
-                <w:rFonts w:ascii="Calibri" w:hAnsi="Calibri"/>
-                <w:b w:val="0"/>
-                <w:color w:val="282828"/>
-                <w:sz w:val="19"/>
-              </w:rPr>
-              <w:t>Case &amp; Whitespace Normalization</w:t>
-            </w:r>
-          </w:p>
-        </w:tc>
-        <w:tc>
-          <w:tcPr>
-            <w:tcW w:type="dxa" w:w="1560"/>
-            <w:shd w:fill="F8FAFC"/>
-            <w:tcMar>
-              <w:top w:w="100" w:type="dxa"/>
-              <w:bottom w:w="100" w:type="dxa"/>
-              <w:left w:w="140" w:type="dxa"/>
-              <w:right w:w="140" w:type="dxa"/>
-            </w:tcMar>
-          </w:tcPr>
-          <w:p>
-            <w:pPr>
-              <w:spacing w:before="40" w:after="40" w:line="252" w:lineRule="auto"/>
-            </w:pPr>
-            <w:r>
-              <w:rPr>
-                <w:rFonts w:ascii="Calibri" w:hAnsi="Calibri"/>
-                <w:b w:val="0"/>
-                <w:color w:val="282828"/>
-                <w:sz w:val="19"/>
-              </w:rPr>
-              <w:t>Search for `"  trk-101  "` in Fleet Reports</w:t>
-            </w:r>
-          </w:p>
-        </w:tc>
-        <w:tc>
-          <w:tcPr>
-            <w:tcW w:type="dxa" w:w="1560"/>
-            <w:shd w:fill="F8FAFC"/>
-            <w:tcMar>
-              <w:top w:w="100" w:type="dxa"/>
-              <w:bottom w:w="100" w:type="dxa"/>
-              <w:left w:w="140" w:type="dxa"/>
-              <w:right w:w="140" w:type="dxa"/>
-            </w:tcMar>
-          </w:tcPr>
-          <w:p>
-            <w:pPr>
-              <w:spacing w:before="40" w:after="40" w:line="252" w:lineRule="auto"/>
-            </w:pPr>
-            <w:r>
-              <w:rPr>
-                <w:rFonts w:ascii="Calibri" w:hAnsi="Calibri"/>
-                <w:b w:val="0"/>
-                <w:color w:val="282828"/>
-                <w:sz w:val="19"/>
-              </w:rPr>
-              <w:t>Input trimmed and uppercased to `"TRK-101"`; history dossier returned.</w:t>
-            </w:r>
-          </w:p>
-        </w:tc>
-        <w:tc>
-          <w:tcPr>
-            <w:tcW w:type="dxa" w:w="1560"/>
-            <w:shd w:fill="F8FAFC"/>
-            <w:tcMar>
-              <w:top w:w="100" w:type="dxa"/>
-              <w:bottom w:w="100" w:type="dxa"/>
-              <w:left w:w="140" w:type="dxa"/>
-              <w:right w:w="140" w:type="dxa"/>
-            </w:tcMar>
-          </w:tcPr>
-          <w:p>
-            <w:pPr>
-              <w:spacing w:before="40" w:after="40" w:line="252" w:lineRule="auto"/>
-            </w:pPr>
-            <w:r>
-              <w:rPr>
-                <w:rFonts w:ascii="Calibri" w:hAnsi="Calibri"/>
-                <w:b w:val="0"/>
-                <w:color w:val="282828"/>
-                <w:sz w:val="19"/>
-              </w:rPr>
-              <w:t>Correct history dossier displayed with full maintenance records.</w:t>
-            </w:r>
-          </w:p>
-        </w:tc>
-        <w:tc>
-          <w:tcPr>
-            <w:tcW w:type="dxa" w:w="1560"/>
-            <w:shd w:fill="F8FAFC"/>
-            <w:tcMar>
-              <w:top w:w="100" w:type="dxa"/>
-              <w:bottom w:w="100" w:type="dxa"/>
-              <w:left w:w="140" w:type="dxa"/>
-              <w:right w:w="140" w:type="dxa"/>
-            </w:tcMar>
-          </w:tcPr>
-          <w:p>
-            <w:pPr>
-              <w:spacing w:before="40" w:after="40" w:line="252" w:lineRule="auto"/>
-            </w:pPr>
-            <w:r>
-              <w:rPr>
-                <w:rFonts w:ascii="Calibri" w:hAnsi="Calibri"/>
-                <w:b w:val="0"/>
-                <w:color w:val="282828"/>
-                <w:sz w:val="19"/>
-              </w:rPr>
-            </w:r>
-            <w:r>
-              <w:rPr>
-                <w:rFonts w:ascii="Calibri" w:hAnsi="Calibri"/>
-                <w:b/>
-                <w:color w:val="282828"/>
-                <w:sz w:val="19"/>
-              </w:rPr>
-              <w:t>PASS</w:t>
-            </w:r>
-            <w:r>
-              <w:rPr>
-                <w:rFonts w:ascii="Calibri" w:hAnsi="Calibri"/>
-                <w:b w:val="0"/>
-                <w:color w:val="282828"/>
-                <w:sz w:val="19"/>
-              </w:rPr>
-            </w:r>
-          </w:p>
-        </w:tc>
-      </w:tr>
-      <w:tr>
-        <w:tc>
-          <w:tcPr>
-            <w:tcW w:type="dxa" w:w="1560"/>
-            <w:shd w:fill="FFFFFF"/>
-            <w:tcMar>
-              <w:top w:w="100" w:type="dxa"/>
-              <w:bottom w:w="100" w:type="dxa"/>
-              <w:left w:w="140" w:type="dxa"/>
-              <w:right w:w="140" w:type="dxa"/>
-            </w:tcMar>
-          </w:tcPr>
-          <w:p>
-            <w:pPr>
-              <w:spacing w:before="40" w:after="40" w:line="252" w:lineRule="auto"/>
-            </w:pPr>
-            <w:r>
-              <w:rPr>
-                <w:rFonts w:ascii="Calibri" w:hAnsi="Calibri"/>
-                <w:b w:val="0"/>
-                <w:color w:val="282828"/>
-                <w:sz w:val="19"/>
-              </w:rPr>
-            </w:r>
-            <w:r>
-              <w:rPr>
-                <w:rFonts w:ascii="Calibri" w:hAnsi="Calibri"/>
-                <w:b/>
-                <w:color w:val="282828"/>
-                <w:sz w:val="19"/>
-              </w:rPr>
-              <w:t>TC-06</w:t>
-            </w:r>
-            <w:r>
-              <w:rPr>
-                <w:rFonts w:ascii="Calibri" w:hAnsi="Calibri"/>
-                <w:b w:val="0"/>
-                <w:color w:val="282828"/>
-                <w:sz w:val="19"/>
-              </w:rPr>
-            </w:r>
-          </w:p>
-        </w:tc>
-        <w:tc>
-          <w:tcPr>
-            <w:tcW w:type="dxa" w:w="1560"/>
-            <w:shd w:fill="FFFFFF"/>
-            <w:tcMar>
-              <w:top w:w="100" w:type="dxa"/>
-              <w:bottom w:w="100" w:type="dxa"/>
-              <w:left w:w="140" w:type="dxa"/>
-              <w:right w:w="140" w:type="dxa"/>
-            </w:tcMar>
-          </w:tcPr>
-          <w:p>
-            <w:pPr>
-              <w:spacing w:before="40" w:after="40" w:line="252" w:lineRule="auto"/>
-            </w:pPr>
-            <w:r>
-              <w:rPr>
-                <w:rFonts w:ascii="Calibri" w:hAnsi="Calibri"/>
-                <w:b w:val="0"/>
-                <w:color w:val="282828"/>
-                <w:sz w:val="19"/>
-              </w:rPr>
-              <w:t>Financial Precision Summation</w:t>
-            </w:r>
-          </w:p>
-        </w:tc>
-        <w:tc>
-          <w:tcPr>
-            <w:tcW w:type="dxa" w:w="1560"/>
-            <w:shd w:fill="FFFFFF"/>
-            <w:tcMar>
-              <w:top w:w="100" w:type="dxa"/>
-              <w:bottom w:w="100" w:type="dxa"/>
-              <w:left w:w="140" w:type="dxa"/>
-              <w:right w:w="140" w:type="dxa"/>
-            </w:tcMar>
-          </w:tcPr>
-          <w:p>
-            <w:pPr>
-              <w:spacing w:before="40" w:after="40" w:line="252" w:lineRule="auto"/>
-            </w:pPr>
-            <w:r>
-              <w:rPr>
-                <w:rFonts w:ascii="Calibri" w:hAnsi="Calibri"/>
-                <w:b w:val="0"/>
-                <w:color w:val="282828"/>
-                <w:sz w:val="19"/>
-              </w:rPr>
-              <w:t>Labor `$150.00` + Parts `$80.00`</w:t>
-            </w:r>
-          </w:p>
-        </w:tc>
-        <w:tc>
-          <w:tcPr>
-            <w:tcW w:type="dxa" w:w="1560"/>
-            <w:shd w:fill="FFFFFF"/>
-            <w:tcMar>
-              <w:top w:w="100" w:type="dxa"/>
-              <w:bottom w:w="100" w:type="dxa"/>
-              <w:left w:w="140" w:type="dxa"/>
-              <w:right w:w="140" w:type="dxa"/>
-            </w:tcMar>
-          </w:tcPr>
-          <w:p>
-            <w:pPr>
-              <w:spacing w:before="40" w:after="40" w:line="252" w:lineRule="auto"/>
-            </w:pPr>
-            <w:r>
-              <w:rPr>
-                <w:rFonts w:ascii="Calibri" w:hAnsi="Calibri"/>
-                <w:b w:val="0"/>
-                <w:color w:val="282828"/>
-                <w:sz w:val="19"/>
-              </w:rPr>
-              <w:t>Exact `$230.00` computed via `BigDecimal`.</w:t>
-            </w:r>
-          </w:p>
-        </w:tc>
-        <w:tc>
-          <w:tcPr>
-            <w:tcW w:type="dxa" w:w="1560"/>
-            <w:shd w:fill="FFFFFF"/>
-            <w:tcMar>
-              <w:top w:w="100" w:type="dxa"/>
-              <w:bottom w:w="100" w:type="dxa"/>
-              <w:left w:w="140" w:type="dxa"/>
-              <w:right w:w="140" w:type="dxa"/>
-            </w:tcMar>
-          </w:tcPr>
-          <w:p>
-            <w:pPr>
-              <w:spacing w:before="40" w:after="40" w:line="252" w:lineRule="auto"/>
-            </w:pPr>
-            <w:r>
-              <w:rPr>
-                <w:rFonts w:ascii="Calibri" w:hAnsi="Calibri"/>
-                <w:b w:val="0"/>
-                <w:color w:val="282828"/>
-                <w:sz w:val="19"/>
-              </w:rPr>
-              <w:t>Exactly `$230.00` rendered with no rounding leakage.</w:t>
-            </w:r>
-          </w:p>
-        </w:tc>
-        <w:tc>
-          <w:tcPr>
-            <w:tcW w:type="dxa" w:w="1560"/>
-            <w:shd w:fill="FFFFFF"/>
-            <w:tcMar>
-              <w:top w:w="100" w:type="dxa"/>
-              <w:bottom w:w="100" w:type="dxa"/>
-              <w:left w:w="140" w:type="dxa"/>
-              <w:right w:w="140" w:type="dxa"/>
-            </w:tcMar>
-          </w:tcPr>
-          <w:p>
-            <w:pPr>
-              <w:spacing w:before="40" w:after="40" w:line="252" w:lineRule="auto"/>
-            </w:pPr>
-            <w:r>
-              <w:rPr>
-                <w:rFonts w:ascii="Calibri" w:hAnsi="Calibri"/>
-                <w:b w:val="0"/>
-                <w:color w:val="282828"/>
-                <w:sz w:val="19"/>
-              </w:rPr>
-            </w:r>
-            <w:r>
-              <w:rPr>
-                <w:rFonts w:ascii="Calibri" w:hAnsi="Calibri"/>
-                <w:b/>
-                <w:color w:val="282828"/>
-                <w:sz w:val="19"/>
-              </w:rPr>
-              <w:t>PASS</w:t>
-            </w:r>
-            <w:r>
-              <w:rPr>
-                <w:rFonts w:ascii="Calibri" w:hAnsi="Calibri"/>
-                <w:b w:val="0"/>
-                <w:color w:val="282828"/>
-                <w:sz w:val="19"/>
-              </w:rPr>
-            </w:r>
-          </w:p>
-        </w:tc>
-      </w:tr>
-    </w:tbl>
-    <w:p/>
-    <w:p>
-      <w:pPr>
-        <w:spacing w:before="120" w:after="120"/>
+        <w:spacing w:before="0" w:after="80" w:line="276" w:lineRule="auto"/>
       </w:pPr>
       <w:r>
         <w:rPr>
-          <w:color w:val="C8CDD7"/>
+          <w:rFonts w:ascii="Times New Roman" w:hAnsi="Times New Roman"/>
+          <w:color w:val="000000"/>
+          <w:sz w:val="22"/>
         </w:rPr>
-        <w:t>――――――――――――――――――――――――――――――――――――――――――――――――――</w:t>
+        <w:t>This project helped me understand how core Java concepts come together to build a complete desktop application. Using HashMap allowed instant vehicle searches and duplicate prevention, LinkedList preserved the exact chronological order of service jobs, BigDecimal ensured financial accuracy without floating-point errors, and Custom Exceptions made the application robust against bad user inputs.</w:t>
       </w:r>
     </w:p>
     <w:p>
       <w:pPr>
-        <w:spacing w:before="280" w:after="80"/>
+        <w:spacing w:before="0" w:after="80" w:line="276" w:lineRule="auto"/>
       </w:pPr>
       <w:r>
         <w:rPr>
-          <w:rFonts w:ascii="Calibri" w:hAnsi="Calibri"/>
-          <w:b/>
-          <w:color w:val="2B547E"/>
-          <w:sz w:val="32"/>
+          <w:rFonts w:ascii="Times New Roman" w:hAnsi="Times New Roman"/>
+          <w:color w:val="000000"/>
+          <w:sz w:val="22"/>
         </w:rPr>
-        <w:t>9. Conclusion &amp; Future Enhancements</w:t>
-      </w:r>
-    </w:p>
-    <w:p>
-      <w:pPr>
-        <w:spacing w:before="200" w:after="60"/>
-      </w:pPr>
-      <w:r>
-        <w:rPr>
-          <w:rFonts w:ascii="Calibri" w:hAnsi="Calibri"/>
-          <w:b/>
-          <w:color w:val="3B6998"/>
-          <w:sz w:val="26"/>
-        </w:rPr>
-        <w:t>Conclusion</w:t>
-      </w:r>
-    </w:p>
-    <w:p>
-      <w:pPr>
-        <w:spacing w:before="40" w:after="100" w:line="276" w:lineRule="auto"/>
-      </w:pPr>
-      <w:r>
-        <w:t xml:space="preserve">The </w:t>
-      </w:r>
-      <w:r>
-        <w:rPr>
-          <w:b/>
-        </w:rPr>
-        <w:t>Vehicle Service &amp; Fleet Maintenance System</w:t>
-      </w:r>
-      <w:r>
-        <w:t xml:space="preserve"> successfully satisfies all case study requirements for </w:t>
-      </w:r>
-      <w:r>
-        <w:rPr>
-          <w:b/>
-        </w:rPr>
-        <w:t>B.Tech CSE Semester III</w:t>
-      </w:r>
-      <w:r>
-        <w:t xml:space="preserve">. By centralizing business logic in </w:t>
-      </w:r>
-      <w:r>
-        <w:rPr>
-          <w:rFonts w:ascii="Consolas" w:hAnsi="Consolas"/>
-          <w:color w:val="A02828"/>
-          <w:sz w:val="20"/>
-        </w:rPr>
-        <w:t>VehicleServiceManager.java</w:t>
-      </w:r>
-      <w:r>
-        <w:t xml:space="preserve">, pairing </w:t>
-      </w:r>
-      <w:r>
-        <w:t>$O(1)$</w:t>
-      </w:r>
-      <w:r>
-        <w:t xml:space="preserve"> </w:t>
-      </w:r>
-      <w:r>
-        <w:rPr>
-          <w:rFonts w:ascii="Consolas" w:hAnsi="Consolas"/>
-          <w:color w:val="A02828"/>
-          <w:sz w:val="20"/>
-        </w:rPr>
-        <w:t>HashMap</w:t>
-      </w:r>
-      <w:r>
-        <w:t xml:space="preserve"> lookups with chronological </w:t>
-      </w:r>
-      <w:r>
-        <w:rPr>
-          <w:rFonts w:ascii="Consolas" w:hAnsi="Consolas"/>
-          <w:color w:val="A02828"/>
-          <w:sz w:val="20"/>
-        </w:rPr>
-        <w:t>LinkedList</w:t>
-      </w:r>
-      <w:r>
-        <w:t xml:space="preserve"> logs, guaranteeing financial accuracy with </w:t>
-      </w:r>
-      <w:r>
-        <w:rPr>
-          <w:rFonts w:ascii="Consolas" w:hAnsi="Consolas"/>
-          <w:color w:val="A02828"/>
-          <w:sz w:val="20"/>
-        </w:rPr>
-        <w:t>BigDecimal</w:t>
-      </w:r>
-      <w:r>
-        <w:t>, and shielding the core with Custom Exceptions, the application demonstrates robust, maintainable, and industry-standard Java software design.</w:t>
-      </w:r>
-    </w:p>
-    <w:p>
-      <w:pPr>
-        <w:spacing w:before="200" w:after="60"/>
-      </w:pPr>
-      <w:r>
-        <w:rPr>
-          <w:rFonts w:ascii="Calibri" w:hAnsi="Calibri"/>
-          <w:b/>
-          <w:color w:val="3B6998"/>
-          <w:sz w:val="26"/>
-        </w:rPr>
-        <w:t>Future Scope &amp; Enhancements</w:t>
-      </w:r>
-    </w:p>
-    <w:p>
-      <w:pPr>
-        <w:pStyle w:val="ListNumber"/>
-        <w:spacing w:before="20" w:after="40" w:line="276" w:lineRule="auto"/>
-      </w:pPr>
-      <w:r/>
-      <w:r>
-        <w:rPr>
-          <w:b/>
-        </w:rPr>
-        <w:t>Relational Database Connectivity (JDBC):</w:t>
-      </w:r>
-      <w:r>
-        <w:t xml:space="preserve"> Replace in-memory collections with persistent storage using PostgreSQL or MySQL.</w:t>
-      </w:r>
-    </w:p>
-    <w:p>
-      <w:pPr>
-        <w:pStyle w:val="ListNumber"/>
-        <w:spacing w:before="20" w:after="40" w:line="276" w:lineRule="auto"/>
-      </w:pPr>
-      <w:r/>
-      <w:r>
-        <w:rPr>
-          <w:b/>
-        </w:rPr>
-        <w:t>Automated PDF Invoice Export:</w:t>
-      </w:r>
-      <w:r>
-        <w:t xml:space="preserve"> Integrate Apache PDFBox or iText to export printable maintenance invoices and work orders.</w:t>
-      </w:r>
-    </w:p>
-    <w:p>
-      <w:pPr>
-        <w:pStyle w:val="ListNumber"/>
-        <w:spacing w:before="20" w:after="40" w:line="276" w:lineRule="auto"/>
-      </w:pPr>
-      <w:r/>
-      <w:r>
-        <w:rPr>
-          <w:b/>
-        </w:rPr>
-        <w:t>Telematics &amp; IoT Integration:</w:t>
-      </w:r>
-      <w:r>
-        <w:t xml:space="preserve"> Connect real-time GPS and OBD-II vehicle telematics to automatically update odometer readings without manual driver entry.</w:t>
-      </w:r>
-    </w:p>
-    <w:p>
-      <w:pPr>
-        <w:pStyle w:val="ListNumber"/>
-        <w:spacing w:before="20" w:after="40" w:line="276" w:lineRule="auto"/>
-      </w:pPr>
-      <w:r/>
-      <w:r>
-        <w:rPr>
-          <w:b/>
-        </w:rPr>
-        <w:t>Role-Based Access Control (RBAC):</w:t>
-      </w:r>
-      <w:r>
-        <w:t xml:space="preserve"> Provide differentiated login portals for Workshop Mechanics (service logging only) vs Fleet Managers (financial and fleet reports).</w:t>
-      </w:r>
-    </w:p>
-    <w:p>
-      <w:pPr>
-        <w:spacing w:before="120" w:after="120"/>
-      </w:pPr>
-      <w:r>
-        <w:rPr>
-          <w:color w:val="C8CDD7"/>
-        </w:rPr>
-        <w:t>――――――――――――――――――――――――――――――――――――――――――――――――――</w:t>
-      </w:r>
-    </w:p>
-    <w:p>
-      <w:pPr>
-        <w:spacing w:before="280" w:after="80"/>
-      </w:pPr>
-      <w:r>
-        <w:rPr>
-          <w:rFonts w:ascii="Calibri" w:hAnsi="Calibri"/>
-          <w:b/>
-          <w:color w:val="2B547E"/>
-          <w:sz w:val="32"/>
-        </w:rPr>
-        <w:t>10. References</w:t>
-      </w:r>
-    </w:p>
-    <w:p>
-      <w:pPr>
-        <w:pStyle w:val="ListNumber"/>
-        <w:spacing w:before="20" w:after="40" w:line="276" w:lineRule="auto"/>
-      </w:pPr>
-      <w:r>
-        <w:t xml:space="preserve">Oracle Corporation. *Java™ Platform, Standard Edition 17 API Specification*. </w:t>
-      </w:r>
-      <w:r>
-        <w:rPr>
-          <w:rFonts w:ascii="Consolas" w:hAnsi="Consolas"/>
-          <w:color w:val="A02828"/>
-          <w:sz w:val="20"/>
-        </w:rPr>
-        <w:t>java.util.HashMap</w:t>
-      </w:r>
-      <w:r>
-        <w:t xml:space="preserve">, </w:t>
-      </w:r>
-      <w:r>
-        <w:rPr>
-          <w:rFonts w:ascii="Consolas" w:hAnsi="Consolas"/>
-          <w:color w:val="A02828"/>
-          <w:sz w:val="20"/>
-        </w:rPr>
-        <w:t>java.util.LinkedList</w:t>
-      </w:r>
-      <w:r>
-        <w:t xml:space="preserve">, </w:t>
-      </w:r>
-      <w:r>
-        <w:rPr>
-          <w:rFonts w:ascii="Consolas" w:hAnsi="Consolas"/>
-          <w:color w:val="A02828"/>
-          <w:sz w:val="20"/>
-        </w:rPr>
-        <w:t>java.math.BigDecimal</w:t>
-      </w:r>
-      <w:r>
-        <w:t>.</w:t>
-      </w:r>
-    </w:p>
-    <w:p>
-      <w:pPr>
-        <w:pStyle w:val="ListNumber"/>
-        <w:spacing w:before="20" w:after="40" w:line="276" w:lineRule="auto"/>
-      </w:pPr>
-      <w:r>
-        <w:t>Schildt, Herbert. *Java: The Complete Reference*, 12th Edition. McGraw-Hill Education.</w:t>
-      </w:r>
-    </w:p>
-    <w:p>
-      <w:pPr>
-        <w:pStyle w:val="ListNumber"/>
-        <w:spacing w:before="20" w:after="40" w:line="276" w:lineRule="auto"/>
-      </w:pPr>
-      <w:r>
-        <w:t>Bloch, Joshua. *Effective Java*, 3rd Edition. Addison-Wesley Professional.</w:t>
-      </w:r>
-    </w:p>
-    <w:p>
-      <w:pPr>
-        <w:pStyle w:val="ListNumber"/>
-        <w:spacing w:before="20" w:after="40" w:line="276" w:lineRule="auto"/>
-      </w:pPr>
-      <w:r>
-        <w:t>Eckel, Bruce. *Thinking in Java*, 4th Edition. Prentice Hall.</w:t>
-      </w:r>
-    </w:p>
-    <w:p>
-      <w:pPr>
-        <w:pStyle w:val="ListNumber"/>
-        <w:spacing w:before="20" w:after="40" w:line="276" w:lineRule="auto"/>
-      </w:pPr>
-      <w:r>
-        <w:t>Gamma, Helm, Johnson, Vlissides. *Design Patterns: Elements of Reusable Object-Oriented Software*. Addison-Wesley.</w:t>
+        <w:t>In the future, this project can be expanded by connecting to a MySQL/PostgreSQL database using JDBC for permanent storage, and adding an export feature to save invoices as PDF files.</w:t>
       </w:r>
     </w:p>
     <w:sectPr>
@@ -5362,8 +3366,8 @@
       <w:spacing w:line="276" w:lineRule="auto" w:after="80"/>
     </w:pPr>
     <w:rPr>
-      <w:rFonts w:ascii="Calibri" w:hAnsi="Calibri"/>
-      <w:color w:val="282828"/>
+      <w:rFonts w:ascii="Times New Roman" w:hAnsi="Times New Roman"/>
+      <w:color w:val="000000"/>
       <w:sz w:val="22"/>
     </w:rPr>
   </w:style>
